--- a/Разработка и анализ требований проектирования ПО/Документ о концепции и границах проекта.docx
+++ b/Разработка и анализ требований проектирования ПО/Документ о концепции и границах проекта.docx
@@ -54,7 +54,32 @@
           <w:sz w:val="28"/>
           <w:szCs w:val="28"/>
         </w:rPr>
-        <w:t>“</w:t>
+        <w:t>Б</w:t>
+      </w:r>
+      <w:r>
+        <w:rPr>
+          <w:rFonts w:ascii="Times New Roman" w:hAnsi="Times New Roman" w:cs="Times New Roman"/>
+          <w:sz w:val="28"/>
+          <w:szCs w:val="28"/>
+        </w:rPr>
+        <w:t>от, отслеживающий вакансии разработчиков</w:t>
+      </w:r>
+    </w:p>
+    <w:p>
+      <w:pPr>
+        <w:rPr>
+          <w:rFonts w:ascii="Times New Roman" w:hAnsi="Times New Roman" w:cs="Times New Roman"/>
+          <w:sz w:val="28"/>
+          <w:szCs w:val="28"/>
+        </w:rPr>
+      </w:pPr>
+      <w:r>
+        <w:rPr>
+          <w:rFonts w:ascii="Times New Roman" w:hAnsi="Times New Roman" w:cs="Times New Roman"/>
+          <w:sz w:val="28"/>
+          <w:szCs w:val="28"/>
+        </w:rPr>
+        <w:t xml:space="preserve">Описание: бот мониторит сайты с вакансиями (hh.ru, </w:t>
       </w:r>
       <w:proofErr w:type="spellStart"/>
       <w:r>
@@ -63,7 +88,7 @@
           <w:sz w:val="28"/>
           <w:szCs w:val="28"/>
         </w:rPr>
-        <w:t>GameMarket</w:t>
+        <w:t>Indeed</w:t>
       </w:r>
       <w:proofErr w:type="spellEnd"/>
       <w:r>
@@ -72,7 +97,7 @@
           <w:sz w:val="28"/>
           <w:szCs w:val="28"/>
         </w:rPr>
-        <w:t xml:space="preserve"> T</w:t>
+        <w:t xml:space="preserve"> API, </w:t>
       </w:r>
       <w:proofErr w:type="spellStart"/>
       <w:r>
@@ -81,7 +106,7 @@
           <w:sz w:val="28"/>
           <w:szCs w:val="28"/>
         </w:rPr>
-        <w:t>racker</w:t>
+        <w:t>RemoteOK</w:t>
       </w:r>
       <w:proofErr w:type="spellEnd"/>
       <w:r>
@@ -90,7 +115,7 @@
           <w:sz w:val="28"/>
           <w:szCs w:val="28"/>
         </w:rPr>
-        <w:t>” — бот для отслеживания скидок на игры</w:t>
+        <w:t>) и уведомляет, если появилась подходящая по фильтрам.</w:t>
       </w:r>
     </w:p>
     <w:p>
@@ -112,72 +137,334 @@
           <w:sz w:val="28"/>
           <w:szCs w:val="28"/>
         </w:rPr>
-        <w:t>Б</w:t>
-      </w:r>
-      <w:r>
-        <w:rPr>
-          <w:rFonts w:ascii="Times New Roman" w:hAnsi="Times New Roman" w:cs="Times New Roman"/>
-          <w:sz w:val="28"/>
-          <w:szCs w:val="28"/>
-        </w:rPr>
-        <w:t>от, отслеживающий вакансии разработчиков</w:t>
+        <w:t>Положение о концепции проекта</w:t>
       </w:r>
     </w:p>
     <w:p>
       <w:pPr>
-        <w:rPr>
-          <w:rFonts w:ascii="Times New Roman" w:hAnsi="Times New Roman" w:cs="Times New Roman"/>
-          <w:sz w:val="28"/>
-          <w:szCs w:val="28"/>
-        </w:rPr>
-      </w:pPr>
-      <w:r>
-        <w:rPr>
-          <w:rFonts w:ascii="Times New Roman" w:hAnsi="Times New Roman" w:cs="Times New Roman"/>
-          <w:sz w:val="28"/>
-          <w:szCs w:val="28"/>
-        </w:rPr>
-        <w:t xml:space="preserve">Описание: бот мониторит сайты с вакансиями (hh.ru, </w:t>
-      </w:r>
-      <w:proofErr w:type="spellStart"/>
-      <w:r>
-        <w:rPr>
-          <w:rFonts w:ascii="Times New Roman" w:hAnsi="Times New Roman" w:cs="Times New Roman"/>
-          <w:sz w:val="28"/>
-          <w:szCs w:val="28"/>
-        </w:rPr>
-        <w:t>Indeed</w:t>
-      </w:r>
-      <w:proofErr w:type="spellEnd"/>
-      <w:r>
-        <w:rPr>
-          <w:rFonts w:ascii="Times New Roman" w:hAnsi="Times New Roman" w:cs="Times New Roman"/>
-          <w:sz w:val="28"/>
-          <w:szCs w:val="28"/>
-        </w:rPr>
-        <w:t xml:space="preserve"> API, </w:t>
-      </w:r>
-      <w:proofErr w:type="spellStart"/>
-      <w:r>
-        <w:rPr>
-          <w:rFonts w:ascii="Times New Roman" w:hAnsi="Times New Roman" w:cs="Times New Roman"/>
-          <w:sz w:val="28"/>
-          <w:szCs w:val="28"/>
-        </w:rPr>
-        <w:t>RemoteOK</w:t>
-      </w:r>
-      <w:proofErr w:type="spellEnd"/>
-      <w:r>
-        <w:rPr>
-          <w:rFonts w:ascii="Times New Roman" w:hAnsi="Times New Roman" w:cs="Times New Roman"/>
-          <w:sz w:val="28"/>
-          <w:szCs w:val="28"/>
-        </w:rPr>
-        <w:t>) и уведомляет, если появилась подходящая по фильтрам.</w:t>
+        <w:pStyle w:val="a3"/>
+        <w:numPr>
+          <w:ilvl w:val="0"/>
+          <w:numId w:val="2"/>
+        </w:numPr>
+        <w:rPr>
+          <w:rFonts w:ascii="Times New Roman" w:hAnsi="Times New Roman" w:cs="Times New Roman"/>
+          <w:sz w:val="28"/>
+          <w:szCs w:val="28"/>
+        </w:rPr>
+      </w:pPr>
+      <w:r>
+        <w:rPr>
+          <w:rFonts w:ascii="Times New Roman" w:hAnsi="Times New Roman" w:cs="Times New Roman"/>
+          <w:sz w:val="28"/>
+          <w:szCs w:val="28"/>
+        </w:rPr>
+        <w:t>Для</w:t>
+      </w:r>
+      <w:r>
+        <w:rPr>
+          <w:rFonts w:ascii="Times New Roman" w:hAnsi="Times New Roman" w:cs="Times New Roman"/>
+          <w:sz w:val="28"/>
+          <w:szCs w:val="28"/>
+        </w:rPr>
+        <w:t xml:space="preserve">: </w:t>
+      </w:r>
+      <w:r>
+        <w:rPr>
+          <w:rFonts w:ascii="Times New Roman" w:hAnsi="Times New Roman" w:cs="Times New Roman"/>
+          <w:sz w:val="28"/>
+          <w:szCs w:val="28"/>
+        </w:rPr>
+        <w:t>студентов и всех остальных кто ищет работу</w:t>
       </w:r>
     </w:p>
     <w:p>
       <w:pPr>
+        <w:pStyle w:val="a3"/>
+        <w:numPr>
+          <w:ilvl w:val="0"/>
+          <w:numId w:val="2"/>
+        </w:numPr>
+        <w:rPr>
+          <w:rFonts w:ascii="Times New Roman" w:hAnsi="Times New Roman" w:cs="Times New Roman"/>
+          <w:sz w:val="28"/>
+          <w:szCs w:val="28"/>
+        </w:rPr>
+      </w:pPr>
+      <w:r>
+        <w:rPr>
+          <w:rFonts w:ascii="Times New Roman" w:hAnsi="Times New Roman" w:cs="Times New Roman"/>
+          <w:sz w:val="28"/>
+          <w:szCs w:val="28"/>
+        </w:rPr>
+        <w:t>Который</w:t>
+      </w:r>
+      <w:r>
+        <w:rPr>
+          <w:rFonts w:ascii="Times New Roman" w:hAnsi="Times New Roman" w:cs="Times New Roman"/>
+          <w:sz w:val="28"/>
+          <w:szCs w:val="28"/>
+        </w:rPr>
+        <w:t xml:space="preserve">: </w:t>
+      </w:r>
+      <w:r>
+        <w:rPr>
+          <w:rFonts w:ascii="Times New Roman" w:hAnsi="Times New Roman" w:cs="Times New Roman"/>
+          <w:sz w:val="28"/>
+          <w:szCs w:val="28"/>
+        </w:rPr>
+        <w:t>занимается поиском вакансий со всех ресурсов</w:t>
+      </w:r>
+    </w:p>
+    <w:p>
+      <w:pPr>
+        <w:pStyle w:val="a3"/>
+        <w:numPr>
+          <w:ilvl w:val="0"/>
+          <w:numId w:val="2"/>
+        </w:numPr>
+        <w:rPr>
+          <w:rFonts w:ascii="Times New Roman" w:hAnsi="Times New Roman" w:cs="Times New Roman"/>
+          <w:sz w:val="28"/>
+          <w:szCs w:val="28"/>
+        </w:rPr>
+      </w:pPr>
+      <w:r>
+        <w:rPr>
+          <w:rFonts w:ascii="Times New Roman" w:hAnsi="Times New Roman" w:cs="Times New Roman"/>
+          <w:sz w:val="28"/>
+          <w:szCs w:val="28"/>
+        </w:rPr>
+        <w:t>Этот</w:t>
+      </w:r>
+      <w:r>
+        <w:rPr>
+          <w:rFonts w:ascii="Times New Roman" w:hAnsi="Times New Roman" w:cs="Times New Roman"/>
+          <w:sz w:val="28"/>
+          <w:szCs w:val="28"/>
+          <w:lang w:val="en-US"/>
+        </w:rPr>
+        <w:t xml:space="preserve">: </w:t>
+      </w:r>
+      <w:proofErr w:type="spellStart"/>
+      <w:r>
+        <w:rPr>
+          <w:rFonts w:ascii="Times New Roman" w:hAnsi="Times New Roman" w:cs="Times New Roman"/>
+          <w:sz w:val="28"/>
+          <w:szCs w:val="28"/>
+          <w:lang w:val="en-US"/>
+        </w:rPr>
+        <w:t>SearchAllJob</w:t>
+      </w:r>
+      <w:proofErr w:type="spellEnd"/>
+    </w:p>
+    <w:p>
+      <w:pPr>
+        <w:pStyle w:val="a3"/>
+        <w:numPr>
+          <w:ilvl w:val="0"/>
+          <w:numId w:val="2"/>
+        </w:numPr>
+        <w:rPr>
+          <w:rFonts w:ascii="Times New Roman" w:hAnsi="Times New Roman" w:cs="Times New Roman"/>
+          <w:sz w:val="28"/>
+          <w:szCs w:val="28"/>
+        </w:rPr>
+      </w:pPr>
+      <w:r>
+        <w:rPr>
+          <w:rFonts w:ascii="Times New Roman" w:hAnsi="Times New Roman" w:cs="Times New Roman"/>
+          <w:sz w:val="28"/>
+          <w:szCs w:val="28"/>
+        </w:rPr>
+        <w:t>Является</w:t>
+      </w:r>
+      <w:r>
+        <w:rPr>
+          <w:rFonts w:ascii="Times New Roman" w:hAnsi="Times New Roman" w:cs="Times New Roman"/>
+          <w:sz w:val="28"/>
+          <w:szCs w:val="28"/>
+          <w:lang w:val="en-US"/>
+        </w:rPr>
+        <w:t xml:space="preserve">: </w:t>
+      </w:r>
+      <w:r>
+        <w:rPr>
+          <w:rFonts w:ascii="Times New Roman" w:hAnsi="Times New Roman" w:cs="Times New Roman"/>
+          <w:sz w:val="28"/>
+          <w:szCs w:val="28"/>
+        </w:rPr>
+        <w:t>Бот-агрегатор</w:t>
+      </w:r>
+    </w:p>
+    <w:p>
+      <w:pPr>
+        <w:pStyle w:val="a3"/>
+        <w:numPr>
+          <w:ilvl w:val="0"/>
+          <w:numId w:val="2"/>
+        </w:numPr>
+        <w:rPr>
+          <w:rFonts w:ascii="Times New Roman" w:hAnsi="Times New Roman" w:cs="Times New Roman"/>
+          <w:sz w:val="28"/>
+          <w:szCs w:val="28"/>
+        </w:rPr>
+      </w:pPr>
+      <w:r>
+        <w:rPr>
+          <w:rFonts w:ascii="Times New Roman" w:hAnsi="Times New Roman" w:cs="Times New Roman"/>
+          <w:sz w:val="28"/>
+          <w:szCs w:val="28"/>
+        </w:rPr>
+        <w:t>Который</w:t>
+      </w:r>
+      <w:proofErr w:type="gramStart"/>
+      <w:r>
+        <w:rPr>
+          <w:rFonts w:ascii="Times New Roman" w:hAnsi="Times New Roman" w:cs="Times New Roman"/>
+          <w:sz w:val="28"/>
+          <w:szCs w:val="28"/>
+        </w:rPr>
+        <w:t xml:space="preserve">: </w:t>
+      </w:r>
+      <w:r>
+        <w:rPr>
+          <w:rFonts w:ascii="Times New Roman" w:hAnsi="Times New Roman" w:cs="Times New Roman"/>
+          <w:sz w:val="28"/>
+          <w:szCs w:val="28"/>
+        </w:rPr>
+        <w:t>Будет</w:t>
+      </w:r>
+      <w:proofErr w:type="gramEnd"/>
+      <w:r>
+        <w:rPr>
+          <w:rFonts w:ascii="Times New Roman" w:hAnsi="Times New Roman" w:cs="Times New Roman"/>
+          <w:sz w:val="28"/>
+          <w:szCs w:val="28"/>
+        </w:rPr>
+        <w:t xml:space="preserve"> искать вакансии по заданным параметрам со всех ресурсов которые доступны</w:t>
+      </w:r>
+      <w:r>
+        <w:rPr>
+          <w:rFonts w:ascii="Times New Roman" w:hAnsi="Times New Roman" w:cs="Times New Roman"/>
+          <w:sz w:val="28"/>
+          <w:szCs w:val="28"/>
+        </w:rPr>
+        <w:t>, упорядочивать и предоставлять пользователю.</w:t>
+      </w:r>
+    </w:p>
+    <w:p>
+      <w:pPr>
+        <w:pStyle w:val="a3"/>
+        <w:numPr>
+          <w:ilvl w:val="0"/>
+          <w:numId w:val="2"/>
+        </w:numPr>
+        <w:rPr>
+          <w:rFonts w:ascii="Times New Roman" w:hAnsi="Times New Roman" w:cs="Times New Roman"/>
+          <w:sz w:val="28"/>
+          <w:szCs w:val="28"/>
+        </w:rPr>
+      </w:pPr>
+      <w:r>
+        <w:rPr>
+          <w:rFonts w:ascii="Times New Roman" w:hAnsi="Times New Roman" w:cs="Times New Roman"/>
+          <w:sz w:val="28"/>
+          <w:szCs w:val="28"/>
+        </w:rPr>
+        <w:t xml:space="preserve">В отличие от: </w:t>
+      </w:r>
+      <w:proofErr w:type="spellStart"/>
+      <w:r>
+        <w:rPr>
+          <w:rFonts w:ascii="Times New Roman" w:hAnsi="Times New Roman" w:cs="Times New Roman"/>
+          <w:sz w:val="28"/>
+          <w:szCs w:val="28"/>
+          <w:lang w:val="en-US"/>
+        </w:rPr>
+        <w:t>GorodRabot</w:t>
+      </w:r>
+      <w:proofErr w:type="spellEnd"/>
+      <w:r>
+        <w:rPr>
+          <w:rFonts w:ascii="Times New Roman" w:hAnsi="Times New Roman" w:cs="Times New Roman"/>
+          <w:sz w:val="28"/>
+          <w:szCs w:val="28"/>
+        </w:rPr>
+        <w:t>.</w:t>
+      </w:r>
+      <w:proofErr w:type="spellStart"/>
+      <w:r>
+        <w:rPr>
+          <w:rFonts w:ascii="Times New Roman" w:hAnsi="Times New Roman" w:cs="Times New Roman"/>
+          <w:sz w:val="28"/>
+          <w:szCs w:val="28"/>
+          <w:lang w:val="en-US"/>
+        </w:rPr>
+        <w:t>ru</w:t>
+      </w:r>
+      <w:proofErr w:type="spellEnd"/>
+    </w:p>
+    <w:p>
+      <w:pPr>
+        <w:pStyle w:val="a3"/>
+        <w:numPr>
+          <w:ilvl w:val="0"/>
+          <w:numId w:val="2"/>
+        </w:numPr>
+        <w:rPr>
+          <w:rFonts w:ascii="Times New Roman" w:hAnsi="Times New Roman" w:cs="Times New Roman"/>
+          <w:sz w:val="28"/>
+          <w:szCs w:val="28"/>
+        </w:rPr>
+      </w:pPr>
+      <w:r>
+        <w:rPr>
+          <w:rFonts w:ascii="Times New Roman" w:hAnsi="Times New Roman" w:cs="Times New Roman"/>
+          <w:sz w:val="28"/>
+          <w:szCs w:val="28"/>
+        </w:rPr>
+        <w:t>Мой продукт</w:t>
+      </w:r>
+      <w:proofErr w:type="gramStart"/>
+      <w:r>
+        <w:rPr>
+          <w:rFonts w:ascii="Times New Roman" w:hAnsi="Times New Roman" w:cs="Times New Roman"/>
+          <w:sz w:val="28"/>
+          <w:szCs w:val="28"/>
+        </w:rPr>
+        <w:t>: Б</w:t>
+      </w:r>
+      <w:r>
+        <w:rPr>
+          <w:rFonts w:ascii="Times New Roman" w:hAnsi="Times New Roman" w:cs="Times New Roman"/>
+          <w:sz w:val="28"/>
+          <w:szCs w:val="28"/>
+        </w:rPr>
+        <w:t>удет</w:t>
+      </w:r>
+      <w:proofErr w:type="gramEnd"/>
+      <w:r>
+        <w:rPr>
+          <w:rFonts w:ascii="Times New Roman" w:hAnsi="Times New Roman" w:cs="Times New Roman"/>
+          <w:sz w:val="28"/>
+          <w:szCs w:val="28"/>
+        </w:rPr>
+        <w:t xml:space="preserve"> охватывать большее количество ресурсов</w:t>
+      </w:r>
+      <w:r>
+        <w:rPr>
+          <w:rFonts w:ascii="Times New Roman" w:hAnsi="Times New Roman" w:cs="Times New Roman"/>
+          <w:sz w:val="28"/>
+          <w:szCs w:val="28"/>
+        </w:rPr>
+        <w:t xml:space="preserve"> и оповещать пользователя о появлениях новых вакансий через мессенджер телеграмм</w:t>
+      </w:r>
+    </w:p>
+    <w:p>
+      <w:pPr>
+        <w:pStyle w:val="a3"/>
+        <w:ind w:left="1440"/>
         <w:rPr>
           <w:rFonts w:ascii="Times New Roman" w:hAnsi="Times New Roman" w:cs="Times New Roman"/>
           <w:sz w:val="28"/>
@@ -286,8 +573,124 @@
       </w:pPr>
     </w:lvl>
   </w:abstractNum>
+  <w:abstractNum w:abstractNumId="1" w15:restartNumberingAfterBreak="0">
+    <w:nsid w:val="77DE50B8"/>
+    <w:multiLevelType w:val="hybridMultilevel"/>
+    <w:tmpl w:val="F00CAF60"/>
+    <w:lvl w:ilvl="0" w:tplc="04190001">
+      <w:start w:val="1"/>
+      <w:numFmt w:val="bullet"/>
+      <w:lvlText w:val=""/>
+      <w:lvlJc w:val="left"/>
+      <w:pPr>
+        <w:ind w:left="1440" w:hanging="360"/>
+      </w:pPr>
+      <w:rPr>
+        <w:rFonts w:ascii="Symbol" w:hAnsi="Symbol" w:hint="default"/>
+      </w:rPr>
+    </w:lvl>
+    <w:lvl w:ilvl="1" w:tplc="04190003" w:tentative="1">
+      <w:start w:val="1"/>
+      <w:numFmt w:val="bullet"/>
+      <w:lvlText w:val="o"/>
+      <w:lvlJc w:val="left"/>
+      <w:pPr>
+        <w:ind w:left="2160" w:hanging="360"/>
+      </w:pPr>
+      <w:rPr>
+        <w:rFonts w:ascii="Courier New" w:hAnsi="Courier New" w:cs="Courier New" w:hint="default"/>
+      </w:rPr>
+    </w:lvl>
+    <w:lvl w:ilvl="2" w:tplc="04190005" w:tentative="1">
+      <w:start w:val="1"/>
+      <w:numFmt w:val="bullet"/>
+      <w:lvlText w:val=""/>
+      <w:lvlJc w:val="left"/>
+      <w:pPr>
+        <w:ind w:left="2880" w:hanging="360"/>
+      </w:pPr>
+      <w:rPr>
+        <w:rFonts w:ascii="Wingdings" w:hAnsi="Wingdings" w:hint="default"/>
+      </w:rPr>
+    </w:lvl>
+    <w:lvl w:ilvl="3" w:tplc="04190001" w:tentative="1">
+      <w:start w:val="1"/>
+      <w:numFmt w:val="bullet"/>
+      <w:lvlText w:val=""/>
+      <w:lvlJc w:val="left"/>
+      <w:pPr>
+        <w:ind w:left="3600" w:hanging="360"/>
+      </w:pPr>
+      <w:rPr>
+        <w:rFonts w:ascii="Symbol" w:hAnsi="Symbol" w:hint="default"/>
+      </w:rPr>
+    </w:lvl>
+    <w:lvl w:ilvl="4" w:tplc="04190003" w:tentative="1">
+      <w:start w:val="1"/>
+      <w:numFmt w:val="bullet"/>
+      <w:lvlText w:val="o"/>
+      <w:lvlJc w:val="left"/>
+      <w:pPr>
+        <w:ind w:left="4320" w:hanging="360"/>
+      </w:pPr>
+      <w:rPr>
+        <w:rFonts w:ascii="Courier New" w:hAnsi="Courier New" w:cs="Courier New" w:hint="default"/>
+      </w:rPr>
+    </w:lvl>
+    <w:lvl w:ilvl="5" w:tplc="04190005" w:tentative="1">
+      <w:start w:val="1"/>
+      <w:numFmt w:val="bullet"/>
+      <w:lvlText w:val=""/>
+      <w:lvlJc w:val="left"/>
+      <w:pPr>
+        <w:ind w:left="5040" w:hanging="360"/>
+      </w:pPr>
+      <w:rPr>
+        <w:rFonts w:ascii="Wingdings" w:hAnsi="Wingdings" w:hint="default"/>
+      </w:rPr>
+    </w:lvl>
+    <w:lvl w:ilvl="6" w:tplc="04190001" w:tentative="1">
+      <w:start w:val="1"/>
+      <w:numFmt w:val="bullet"/>
+      <w:lvlText w:val=""/>
+      <w:lvlJc w:val="left"/>
+      <w:pPr>
+        <w:ind w:left="5760" w:hanging="360"/>
+      </w:pPr>
+      <w:rPr>
+        <w:rFonts w:ascii="Symbol" w:hAnsi="Symbol" w:hint="default"/>
+      </w:rPr>
+    </w:lvl>
+    <w:lvl w:ilvl="7" w:tplc="04190003" w:tentative="1">
+      <w:start w:val="1"/>
+      <w:numFmt w:val="bullet"/>
+      <w:lvlText w:val="o"/>
+      <w:lvlJc w:val="left"/>
+      <w:pPr>
+        <w:ind w:left="6480" w:hanging="360"/>
+      </w:pPr>
+      <w:rPr>
+        <w:rFonts w:ascii="Courier New" w:hAnsi="Courier New" w:cs="Courier New" w:hint="default"/>
+      </w:rPr>
+    </w:lvl>
+    <w:lvl w:ilvl="8" w:tplc="04190005" w:tentative="1">
+      <w:start w:val="1"/>
+      <w:numFmt w:val="bullet"/>
+      <w:lvlText w:val=""/>
+      <w:lvlJc w:val="left"/>
+      <w:pPr>
+        <w:ind w:left="7200" w:hanging="360"/>
+      </w:pPr>
+      <w:rPr>
+        <w:rFonts w:ascii="Wingdings" w:hAnsi="Wingdings" w:hint="default"/>
+      </w:rPr>
+    </w:lvl>
+  </w:abstractNum>
   <w:num w:numId="1">
     <w:abstractNumId w:val="0"/>
+  </w:num>
+  <w:num w:numId="2">
+    <w:abstractNumId w:val="1"/>
   </w:num>
 </w:numbering>
 </file>
@@ -792,6 +1195,18 @@
       <w:lang w:eastAsia="ru-RU"/>
     </w:rPr>
   </w:style>
+  <w:style w:type="character" w:styleId="a6">
+    <w:name w:val="Hyperlink"/>
+    <w:basedOn w:val="a0"/>
+    <w:uiPriority w:val="99"/>
+    <w:semiHidden/>
+    <w:unhideWhenUsed/>
+    <w:rsid w:val="005842F5"/>
+    <w:rPr>
+      <w:color w:val="0000FF"/>
+      <w:u w:val="single"/>
+    </w:rPr>
+  </w:style>
 </w:styles>
 </file>
 

--- a/Разработка и анализ требований проектирования ПО/Документ о концепции и границах проекта.docx
+++ b/Разработка и анализ требований проектирования ПО/Документ о концепции и границах проекта.docx
@@ -4,7 +4,82 @@
   <w:body>
     <w:p>
       <w:pPr>
+        <w:ind w:firstLine="142"/>
         <w:jc w:val="center"/>
+        <w:rPr>
+          <w:rFonts w:ascii="Times New Roman" w:hAnsi="Times New Roman" w:cs="Times New Roman"/>
+          <w:b/>
+          <w:bCs/>
+          <w:sz w:val="36"/>
+          <w:szCs w:val="36"/>
+        </w:rPr>
+      </w:pPr>
+      <w:r>
+        <w:rPr>
+          <w:rFonts w:ascii="Times New Roman" w:hAnsi="Times New Roman" w:cs="Times New Roman"/>
+          <w:b/>
+          <w:bCs/>
+          <w:sz w:val="36"/>
+          <w:szCs w:val="36"/>
+        </w:rPr>
+        <w:t>Документ о концепции и границах проекта</w:t>
+      </w:r>
+    </w:p>
+    <w:p>
+      <w:pPr>
+        <w:ind w:firstLine="142"/>
+        <w:rPr>
+          <w:rFonts w:ascii="Times New Roman" w:hAnsi="Times New Roman" w:cs="Times New Roman"/>
+          <w:sz w:val="28"/>
+          <w:szCs w:val="28"/>
+        </w:rPr>
+      </w:pPr>
+      <w:r>
+        <w:rPr>
+          <w:rFonts w:ascii="Times New Roman" w:hAnsi="Times New Roman" w:cs="Times New Roman"/>
+          <w:sz w:val="28"/>
+          <w:szCs w:val="28"/>
+        </w:rPr>
+        <w:t>(</w:t>
+      </w:r>
+      <w:r>
+        <w:rPr>
+          <w:rFonts w:ascii="Times New Roman" w:hAnsi="Times New Roman" w:cs="Times New Roman"/>
+          <w:sz w:val="28"/>
+          <w:szCs w:val="28"/>
+        </w:rPr>
+        <w:t>Бот, отслеживающий вакансии разработчиков</w:t>
+      </w:r>
+    </w:p>
+    <w:p>
+      <w:pPr>
+        <w:ind w:firstLine="142"/>
+        <w:rPr>
+          <w:rFonts w:ascii="Times New Roman" w:hAnsi="Times New Roman" w:cs="Times New Roman"/>
+          <w:sz w:val="28"/>
+          <w:szCs w:val="28"/>
+        </w:rPr>
+      </w:pPr>
+      <w:r>
+        <w:rPr>
+          <w:rFonts w:ascii="Times New Roman" w:hAnsi="Times New Roman" w:cs="Times New Roman"/>
+          <w:sz w:val="28"/>
+          <w:szCs w:val="28"/>
+        </w:rPr>
+        <w:t>Описание: бот мониторит сайты с вакансиями и уведомляет, если появилась подходящая по фильтрам.</w:t>
+      </w:r>
+      <w:r>
+        <w:rPr>
+          <w:rFonts w:ascii="Times New Roman" w:hAnsi="Times New Roman" w:cs="Times New Roman"/>
+          <w:sz w:val="28"/>
+          <w:szCs w:val="28"/>
+        </w:rPr>
+        <w:t>)</w:t>
+      </w:r>
+    </w:p>
+    <w:p>
+      <w:pPr>
+        <w:ind w:firstLine="142"/>
         <w:rPr>
           <w:rFonts w:ascii="Times New Roman" w:hAnsi="Times New Roman" w:cs="Times New Roman"/>
           <w:b/>
@@ -21,140 +96,1015 @@
           <w:sz w:val="32"/>
           <w:szCs w:val="32"/>
         </w:rPr>
-        <w:t>Документ о концепции и границах проекта</w:t>
-      </w:r>
-    </w:p>
-    <w:p>
-      <w:pPr>
-        <w:pStyle w:val="a3"/>
-        <w:jc w:val="both"/>
-        <w:rPr>
-          <w:rFonts w:ascii="Times New Roman" w:hAnsi="Times New Roman" w:cs="Times New Roman"/>
-          <w:sz w:val="28"/>
-          <w:szCs w:val="28"/>
-        </w:rPr>
-      </w:pPr>
-    </w:p>
-    <w:p>
-      <w:pPr>
-        <w:pStyle w:val="a3"/>
+        <w:t>Бизнес-требования</w:t>
+      </w:r>
+    </w:p>
+    <w:p>
+      <w:pPr>
+        <w:ind w:firstLine="142"/>
+        <w:rPr>
+          <w:rFonts w:ascii="Times New Roman" w:hAnsi="Times New Roman" w:cs="Times New Roman"/>
+          <w:b/>
+          <w:bCs/>
+          <w:sz w:val="28"/>
+          <w:szCs w:val="28"/>
+        </w:rPr>
+      </w:pPr>
+      <w:r>
+        <w:rPr>
+          <w:rFonts w:ascii="Times New Roman" w:hAnsi="Times New Roman" w:cs="Times New Roman"/>
+          <w:b/>
+          <w:bCs/>
+          <w:sz w:val="28"/>
+          <w:szCs w:val="28"/>
+        </w:rPr>
+        <w:t>Исходные данные</w:t>
+      </w:r>
+    </w:p>
+    <w:p>
+      <w:pPr>
+        <w:spacing w:before="100" w:beforeAutospacing="1" w:after="100" w:afterAutospacing="1" w:line="240" w:lineRule="auto"/>
+        <w:ind w:firstLine="142"/>
+        <w:rPr>
+          <w:rFonts w:ascii="Times New Roman" w:eastAsia="Times New Roman" w:hAnsi="Times New Roman" w:cs="Times New Roman"/>
+          <w:sz w:val="28"/>
+          <w:szCs w:val="28"/>
+          <w:lang w:eastAsia="ru-RU"/>
+        </w:rPr>
+      </w:pPr>
+      <w:r>
+        <w:rPr>
+          <w:rFonts w:ascii="Times New Roman" w:eastAsia="Times New Roman" w:hAnsi="Times New Roman" w:cs="Times New Roman"/>
+          <w:sz w:val="28"/>
+          <w:szCs w:val="28"/>
+          <w:lang w:eastAsia="ru-RU"/>
+        </w:rPr>
+        <w:t xml:space="preserve">Поиск работы в IT-сфере сегодня </w:t>
+      </w:r>
+      <w:r>
+        <w:rPr>
+          <w:rFonts w:ascii="Times New Roman" w:eastAsia="Times New Roman" w:hAnsi="Times New Roman" w:cs="Times New Roman"/>
+          <w:sz w:val="28"/>
+          <w:szCs w:val="28"/>
+          <w:lang w:eastAsia="ru-RU"/>
+        </w:rPr>
+        <w:t>есть на множестве</w:t>
+      </w:r>
+      <w:r>
+        <w:rPr>
+          <w:rFonts w:ascii="Times New Roman" w:eastAsia="Times New Roman" w:hAnsi="Times New Roman" w:cs="Times New Roman"/>
+          <w:sz w:val="28"/>
+          <w:szCs w:val="28"/>
+          <w:lang w:eastAsia="ru-RU"/>
+        </w:rPr>
+        <w:t xml:space="preserve"> сайтов: hh.ru, </w:t>
+      </w:r>
+      <w:proofErr w:type="spellStart"/>
+      <w:r>
+        <w:rPr>
+          <w:rFonts w:ascii="Times New Roman" w:eastAsia="Times New Roman" w:hAnsi="Times New Roman" w:cs="Times New Roman"/>
+          <w:sz w:val="28"/>
+          <w:szCs w:val="28"/>
+          <w:lang w:val="en-US" w:eastAsia="ru-RU"/>
+        </w:rPr>
+        <w:t>GorodRabot</w:t>
+      </w:r>
+      <w:proofErr w:type="spellEnd"/>
+      <w:r>
+        <w:rPr>
+          <w:rFonts w:ascii="Times New Roman" w:eastAsia="Times New Roman" w:hAnsi="Times New Roman" w:cs="Times New Roman"/>
+          <w:sz w:val="28"/>
+          <w:szCs w:val="28"/>
+          <w:lang w:eastAsia="ru-RU"/>
+        </w:rPr>
+        <w:t>.</w:t>
+      </w:r>
+      <w:proofErr w:type="spellStart"/>
+      <w:r>
+        <w:rPr>
+          <w:rFonts w:ascii="Times New Roman" w:eastAsia="Times New Roman" w:hAnsi="Times New Roman" w:cs="Times New Roman"/>
+          <w:sz w:val="28"/>
+          <w:szCs w:val="28"/>
+          <w:lang w:val="en-US" w:eastAsia="ru-RU"/>
+        </w:rPr>
+        <w:t>ru</w:t>
+      </w:r>
+      <w:proofErr w:type="spellEnd"/>
+      <w:r>
+        <w:rPr>
+          <w:rFonts w:ascii="Times New Roman" w:eastAsia="Times New Roman" w:hAnsi="Times New Roman" w:cs="Times New Roman"/>
+          <w:sz w:val="28"/>
+          <w:szCs w:val="28"/>
+          <w:lang w:eastAsia="ru-RU"/>
+        </w:rPr>
+        <w:t xml:space="preserve">, </w:t>
+      </w:r>
+      <w:proofErr w:type="spellStart"/>
+      <w:r>
+        <w:rPr>
+          <w:rFonts w:ascii="Times New Roman" w:eastAsia="Times New Roman" w:hAnsi="Times New Roman" w:cs="Times New Roman"/>
+          <w:sz w:val="28"/>
+          <w:szCs w:val="28"/>
+          <w:lang w:eastAsia="ru-RU"/>
+        </w:rPr>
+        <w:t>Авито</w:t>
+      </w:r>
+      <w:proofErr w:type="spellEnd"/>
+      <w:r>
+        <w:rPr>
+          <w:rFonts w:ascii="Times New Roman" w:eastAsia="Times New Roman" w:hAnsi="Times New Roman" w:cs="Times New Roman"/>
+          <w:sz w:val="28"/>
+          <w:szCs w:val="28"/>
+          <w:lang w:eastAsia="ru-RU"/>
+        </w:rPr>
+        <w:t xml:space="preserve"> работа</w:t>
+      </w:r>
+      <w:r>
+        <w:rPr>
+          <w:rFonts w:ascii="Times New Roman" w:eastAsia="Times New Roman" w:hAnsi="Times New Roman" w:cs="Times New Roman"/>
+          <w:sz w:val="28"/>
+          <w:szCs w:val="28"/>
+          <w:lang w:eastAsia="ru-RU"/>
+        </w:rPr>
+        <w:t xml:space="preserve">, </w:t>
+      </w:r>
+      <w:r>
+        <w:rPr>
+          <w:rFonts w:ascii="Times New Roman" w:eastAsia="Times New Roman" w:hAnsi="Times New Roman" w:cs="Times New Roman"/>
+          <w:sz w:val="28"/>
+          <w:szCs w:val="28"/>
+          <w:lang w:val="en-US" w:eastAsia="ru-RU"/>
+        </w:rPr>
+        <w:t>FL</w:t>
+      </w:r>
+      <w:r>
+        <w:rPr>
+          <w:rFonts w:ascii="Times New Roman" w:eastAsia="Times New Roman" w:hAnsi="Times New Roman" w:cs="Times New Roman"/>
+          <w:sz w:val="28"/>
+          <w:szCs w:val="28"/>
+          <w:lang w:eastAsia="ru-RU"/>
+        </w:rPr>
+        <w:t>.</w:t>
+      </w:r>
+      <w:proofErr w:type="spellStart"/>
+      <w:r>
+        <w:rPr>
+          <w:rFonts w:ascii="Times New Roman" w:eastAsia="Times New Roman" w:hAnsi="Times New Roman" w:cs="Times New Roman"/>
+          <w:sz w:val="28"/>
+          <w:szCs w:val="28"/>
+          <w:lang w:val="en-US" w:eastAsia="ru-RU"/>
+        </w:rPr>
+        <w:t>ru</w:t>
+      </w:r>
+      <w:proofErr w:type="spellEnd"/>
+      <w:r>
+        <w:rPr>
+          <w:rFonts w:ascii="Times New Roman" w:eastAsia="Times New Roman" w:hAnsi="Times New Roman" w:cs="Times New Roman"/>
+          <w:sz w:val="28"/>
+          <w:szCs w:val="28"/>
+          <w:lang w:eastAsia="ru-RU"/>
+        </w:rPr>
+        <w:t xml:space="preserve"> и другими. Пользователи тратят значительное время на ручную проверку нескольких ресурсов, сталкиваются с дублированием вакансий, неполными фильтрами, отсутствием удобных уведомлений и медленным обновлением информации.</w:t>
+      </w:r>
+      <w:r>
+        <w:rPr>
+          <w:rFonts w:ascii="Times New Roman" w:eastAsia="Times New Roman" w:hAnsi="Times New Roman" w:cs="Times New Roman"/>
+          <w:sz w:val="28"/>
+          <w:szCs w:val="28"/>
+          <w:lang w:eastAsia="ru-RU"/>
+        </w:rPr>
+        <w:t xml:space="preserve"> </w:t>
+      </w:r>
+      <w:r>
+        <w:rPr>
+          <w:rFonts w:ascii="Times New Roman" w:eastAsia="Times New Roman" w:hAnsi="Times New Roman" w:cs="Times New Roman"/>
+          <w:sz w:val="28"/>
+          <w:szCs w:val="28"/>
+          <w:lang w:eastAsia="ru-RU"/>
+        </w:rPr>
+        <w:t>Студенты и начинающие специалисты требуют инструмента, который избавляет от рутинного поиска и оперативно сообщает о появлении подходящих вакансий. Работодатели публикуют предложения с разной скоростью на разных платформах, создавая дополнительные сложности соискателям.</w:t>
+      </w:r>
+      <w:r>
+        <w:rPr>
+          <w:rFonts w:ascii="Times New Roman" w:eastAsia="Times New Roman" w:hAnsi="Times New Roman" w:cs="Times New Roman"/>
+          <w:sz w:val="28"/>
+          <w:szCs w:val="28"/>
+          <w:lang w:eastAsia="ru-RU"/>
+        </w:rPr>
+        <w:t xml:space="preserve"> </w:t>
+      </w:r>
+      <w:proofErr w:type="spellStart"/>
+      <w:r>
+        <w:rPr>
+          <w:rFonts w:ascii="Times New Roman" w:eastAsia="Times New Roman" w:hAnsi="Times New Roman" w:cs="Times New Roman"/>
+          <w:sz w:val="28"/>
+          <w:szCs w:val="28"/>
+          <w:lang w:eastAsia="ru-RU"/>
+        </w:rPr>
+        <w:t>SearchAllJob</w:t>
+      </w:r>
+      <w:proofErr w:type="spellEnd"/>
+      <w:r>
+        <w:rPr>
+          <w:rFonts w:ascii="Times New Roman" w:eastAsia="Times New Roman" w:hAnsi="Times New Roman" w:cs="Times New Roman"/>
+          <w:sz w:val="28"/>
+          <w:szCs w:val="28"/>
+          <w:lang w:eastAsia="ru-RU"/>
+        </w:rPr>
+        <w:t xml:space="preserve"> призван автоматизировать мониторинг всех доступных источников вакансий и предоставлять релевантные уведомления пользователю в едином удобном формате — через Telegram.</w:t>
+      </w:r>
+    </w:p>
+    <w:p>
+      <w:pPr>
+        <w:ind w:firstLine="142"/>
+        <w:rPr>
+          <w:rFonts w:ascii="Times New Roman" w:hAnsi="Times New Roman" w:cs="Times New Roman"/>
+          <w:b/>
+          <w:bCs/>
+          <w:sz w:val="28"/>
+          <w:szCs w:val="28"/>
+        </w:rPr>
+      </w:pPr>
+      <w:r>
+        <w:rPr>
+          <w:rFonts w:ascii="Times New Roman" w:hAnsi="Times New Roman" w:cs="Times New Roman"/>
+          <w:b/>
+          <w:bCs/>
+          <w:sz w:val="28"/>
+          <w:szCs w:val="28"/>
+        </w:rPr>
+        <w:t>Возможности бизнеса</w:t>
+      </w:r>
+    </w:p>
+    <w:p>
+      <w:pPr>
+        <w:pStyle w:val="a5"/>
+        <w:spacing w:before="0" w:beforeAutospacing="0" w:after="0" w:afterAutospacing="0"/>
+        <w:rPr>
+          <w:sz w:val="28"/>
+          <w:szCs w:val="28"/>
+        </w:rPr>
+      </w:pPr>
+      <w:r>
+        <w:rPr>
+          <w:sz w:val="28"/>
+          <w:szCs w:val="28"/>
+        </w:rPr>
+        <w:t xml:space="preserve">Пользователи часто просят создать единый сервис, который будет собирать вакансии со всех профессиональных площадок в одном месте. </w:t>
+      </w:r>
+      <w:proofErr w:type="spellStart"/>
+      <w:r>
+        <w:rPr>
+          <w:sz w:val="28"/>
+          <w:szCs w:val="28"/>
+        </w:rPr>
+        <w:t>SearchAllJob</w:t>
+      </w:r>
+      <w:proofErr w:type="spellEnd"/>
+      <w:r>
+        <w:rPr>
+          <w:sz w:val="28"/>
+          <w:szCs w:val="28"/>
+        </w:rPr>
+        <w:t xml:space="preserve"> предоставляет такую возможность, интегрируясь с API и страницами сайтов вакансий.</w:t>
+      </w:r>
+    </w:p>
+    <w:p>
+      <w:pPr>
+        <w:pStyle w:val="a5"/>
+        <w:spacing w:before="0" w:beforeAutospacing="0" w:after="0" w:afterAutospacing="0"/>
+        <w:rPr>
+          <w:sz w:val="28"/>
+          <w:szCs w:val="28"/>
+        </w:rPr>
+      </w:pPr>
+      <w:r>
+        <w:rPr>
+          <w:sz w:val="28"/>
+          <w:szCs w:val="28"/>
+        </w:rPr>
+        <w:t>Платформа:</w:t>
+      </w:r>
+    </w:p>
+    <w:p>
+      <w:pPr>
+        <w:pStyle w:val="a5"/>
         <w:numPr>
           <w:ilvl w:val="0"/>
-          <w:numId w:val="1"/>
+          <w:numId w:val="3"/>
         </w:numPr>
-        <w:rPr>
-          <w:rFonts w:ascii="Times New Roman" w:hAnsi="Times New Roman" w:cs="Times New Roman"/>
-          <w:sz w:val="28"/>
-          <w:szCs w:val="28"/>
-        </w:rPr>
-      </w:pPr>
-      <w:r>
-        <w:rPr>
-          <w:rFonts w:ascii="Times New Roman" w:hAnsi="Times New Roman" w:cs="Times New Roman"/>
-          <w:sz w:val="28"/>
-          <w:szCs w:val="28"/>
-        </w:rPr>
-        <w:t>Б</w:t>
-      </w:r>
-      <w:r>
-        <w:rPr>
-          <w:rFonts w:ascii="Times New Roman" w:hAnsi="Times New Roman" w:cs="Times New Roman"/>
-          <w:sz w:val="28"/>
-          <w:szCs w:val="28"/>
-        </w:rPr>
-        <w:t>от, отслеживающий вакансии разработчиков</w:t>
-      </w:r>
-    </w:p>
-    <w:p>
-      <w:pPr>
-        <w:rPr>
-          <w:rFonts w:ascii="Times New Roman" w:hAnsi="Times New Roman" w:cs="Times New Roman"/>
-          <w:sz w:val="28"/>
-          <w:szCs w:val="28"/>
-        </w:rPr>
-      </w:pPr>
-      <w:r>
-        <w:rPr>
-          <w:rFonts w:ascii="Times New Roman" w:hAnsi="Times New Roman" w:cs="Times New Roman"/>
-          <w:sz w:val="28"/>
-          <w:szCs w:val="28"/>
-        </w:rPr>
-        <w:t xml:space="preserve">Описание: бот мониторит сайты с вакансиями (hh.ru, </w:t>
-      </w:r>
-      <w:proofErr w:type="spellStart"/>
-      <w:r>
-        <w:rPr>
-          <w:rFonts w:ascii="Times New Roman" w:hAnsi="Times New Roman" w:cs="Times New Roman"/>
-          <w:sz w:val="28"/>
-          <w:szCs w:val="28"/>
-        </w:rPr>
-        <w:t>Indeed</w:t>
-      </w:r>
-      <w:proofErr w:type="spellEnd"/>
-      <w:r>
-        <w:rPr>
-          <w:rFonts w:ascii="Times New Roman" w:hAnsi="Times New Roman" w:cs="Times New Roman"/>
-          <w:sz w:val="28"/>
-          <w:szCs w:val="28"/>
-        </w:rPr>
-        <w:t xml:space="preserve"> API, </w:t>
-      </w:r>
-      <w:proofErr w:type="spellStart"/>
-      <w:r>
-        <w:rPr>
-          <w:rFonts w:ascii="Times New Roman" w:hAnsi="Times New Roman" w:cs="Times New Roman"/>
-          <w:sz w:val="28"/>
-          <w:szCs w:val="28"/>
-        </w:rPr>
-        <w:t>RemoteOK</w:t>
-      </w:r>
-      <w:proofErr w:type="spellEnd"/>
-      <w:r>
-        <w:rPr>
-          <w:rFonts w:ascii="Times New Roman" w:hAnsi="Times New Roman" w:cs="Times New Roman"/>
-          <w:sz w:val="28"/>
-          <w:szCs w:val="28"/>
-        </w:rPr>
-        <w:t>) и уведомляет, если появилась подходящая по фильтрам.</w:t>
-      </w:r>
-    </w:p>
-    <w:p>
-      <w:pPr>
-        <w:pStyle w:val="a3"/>
+        <w:spacing w:before="0" w:beforeAutospacing="0" w:after="0" w:afterAutospacing="0"/>
+        <w:rPr>
+          <w:sz w:val="28"/>
+          <w:szCs w:val="28"/>
+        </w:rPr>
+      </w:pPr>
+      <w:r>
+        <w:rPr>
+          <w:sz w:val="28"/>
+          <w:szCs w:val="28"/>
+        </w:rPr>
+        <w:t>собирает вакансии по заданным параметрам (стек технологий, зарплата, формат работы, опыт);</w:t>
+      </w:r>
+    </w:p>
+    <w:p>
+      <w:pPr>
+        <w:pStyle w:val="a5"/>
         <w:numPr>
           <w:ilvl w:val="0"/>
-          <w:numId w:val="1"/>
+          <w:numId w:val="3"/>
         </w:numPr>
-        <w:rPr>
-          <w:rFonts w:ascii="Times New Roman" w:hAnsi="Times New Roman" w:cs="Times New Roman"/>
-          <w:sz w:val="28"/>
-          <w:szCs w:val="28"/>
-        </w:rPr>
-      </w:pPr>
-      <w:r>
-        <w:rPr>
-          <w:rFonts w:ascii="Times New Roman" w:hAnsi="Times New Roman" w:cs="Times New Roman"/>
-          <w:sz w:val="28"/>
-          <w:szCs w:val="28"/>
-        </w:rPr>
-        <w:t>Положение о концепции проекта</w:t>
-      </w:r>
-    </w:p>
-    <w:p>
-      <w:pPr>
-        <w:pStyle w:val="a3"/>
+        <w:spacing w:before="0" w:beforeAutospacing="0" w:after="0" w:afterAutospacing="0"/>
+        <w:rPr>
+          <w:sz w:val="28"/>
+          <w:szCs w:val="28"/>
+        </w:rPr>
+      </w:pPr>
+      <w:r>
+        <w:rPr>
+          <w:sz w:val="28"/>
+          <w:szCs w:val="28"/>
+        </w:rPr>
+        <w:t>агрегирует данные из нескольких источников одновременно;</w:t>
+      </w:r>
+    </w:p>
+    <w:p>
+      <w:pPr>
+        <w:pStyle w:val="a5"/>
         <w:numPr>
           <w:ilvl w:val="0"/>
-          <w:numId w:val="2"/>
+          <w:numId w:val="3"/>
         </w:numPr>
-        <w:rPr>
-          <w:rFonts w:ascii="Times New Roman" w:hAnsi="Times New Roman" w:cs="Times New Roman"/>
-          <w:sz w:val="28"/>
-          <w:szCs w:val="28"/>
-        </w:rPr>
-      </w:pPr>
-      <w:r>
-        <w:rPr>
+        <w:spacing w:before="0" w:beforeAutospacing="0" w:after="0" w:afterAutospacing="0"/>
+        <w:rPr>
+          <w:sz w:val="28"/>
+          <w:szCs w:val="28"/>
+        </w:rPr>
+      </w:pPr>
+      <w:r>
+        <w:rPr>
+          <w:sz w:val="28"/>
+          <w:szCs w:val="28"/>
+        </w:rPr>
+        <w:t>уведомляет о новых вакансиях через Telegram в течение минут.</w:t>
+      </w:r>
+    </w:p>
+    <w:p>
+      <w:pPr>
+        <w:pStyle w:val="a5"/>
+        <w:spacing w:before="0" w:beforeAutospacing="0" w:after="0" w:afterAutospacing="0"/>
+        <w:rPr>
+          <w:sz w:val="28"/>
+          <w:szCs w:val="28"/>
+        </w:rPr>
+      </w:pPr>
+      <w:r>
+        <w:rPr>
+          <w:sz w:val="28"/>
+          <w:szCs w:val="28"/>
+        </w:rPr>
+        <w:t xml:space="preserve">Это позволяет пользователям экономить время и быстрее реагировать на новые предложения. </w:t>
+      </w:r>
+    </w:p>
+    <w:p>
+      <w:pPr>
+        <w:pStyle w:val="a5"/>
+        <w:spacing w:before="0" w:beforeAutospacing="0" w:after="0" w:afterAutospacing="0"/>
+        <w:rPr>
+          <w:sz w:val="28"/>
+          <w:szCs w:val="28"/>
+        </w:rPr>
+      </w:pPr>
+      <w:r>
+        <w:rPr>
+          <w:sz w:val="28"/>
+          <w:szCs w:val="28"/>
+        </w:rPr>
+        <w:t>В перспективе система может расшириться до полноценного рекрутингового инструмента с аналитикой, рекомендациями и прогнозом развития рынка труда в IT.</w:t>
+      </w:r>
+    </w:p>
+    <w:p>
+      <w:pPr>
+        <w:pStyle w:val="a5"/>
+        <w:spacing w:before="0" w:beforeAutospacing="0" w:after="0" w:afterAutospacing="0"/>
+        <w:rPr>
+          <w:sz w:val="28"/>
+          <w:szCs w:val="28"/>
+        </w:rPr>
+      </w:pPr>
+    </w:p>
+    <w:p>
+      <w:pPr>
+        <w:rPr>
+          <w:rFonts w:ascii="Times New Roman" w:eastAsia="Times New Roman" w:hAnsi="Times New Roman" w:cs="Times New Roman"/>
+          <w:b/>
+          <w:bCs/>
+          <w:sz w:val="28"/>
+          <w:szCs w:val="28"/>
+          <w:lang w:eastAsia="ru-RU"/>
+        </w:rPr>
+      </w:pPr>
+      <w:r>
+        <w:rPr>
+          <w:b/>
+          <w:bCs/>
+          <w:sz w:val="28"/>
+          <w:szCs w:val="28"/>
+        </w:rPr>
+        <w:br w:type="page"/>
+      </w:r>
+    </w:p>
+    <w:p>
+      <w:pPr>
+        <w:pStyle w:val="a5"/>
+        <w:spacing w:before="0" w:beforeAutospacing="0" w:after="0" w:afterAutospacing="0"/>
+        <w:ind w:firstLine="142"/>
+        <w:rPr>
+          <w:b/>
+          <w:bCs/>
+          <w:sz w:val="28"/>
+          <w:szCs w:val="28"/>
+        </w:rPr>
+      </w:pPr>
+      <w:r>
+        <w:rPr>
+          <w:b/>
+          <w:bCs/>
+          <w:sz w:val="28"/>
+          <w:szCs w:val="28"/>
+        </w:rPr>
+        <w:lastRenderedPageBreak/>
+        <w:t>Бизнес-цели</w:t>
+      </w:r>
+    </w:p>
+    <w:p>
+      <w:pPr>
+        <w:spacing w:after="0"/>
+        <w:ind w:firstLine="142"/>
+        <w:rPr>
+          <w:rFonts w:ascii="Times New Roman" w:hAnsi="Times New Roman" w:cs="Times New Roman"/>
+          <w:sz w:val="28"/>
+          <w:szCs w:val="28"/>
+        </w:rPr>
+      </w:pPr>
+      <w:r>
+        <w:rPr>
+          <w:rFonts w:ascii="Times New Roman" w:hAnsi="Times New Roman" w:cs="Times New Roman"/>
+          <w:b/>
+          <w:bCs/>
+          <w:sz w:val="28"/>
+          <w:szCs w:val="28"/>
+        </w:rPr>
+        <w:t>Бизнес-цель-1:</w:t>
+      </w:r>
+    </w:p>
+    <w:p>
+      <w:pPr>
+        <w:spacing w:after="0"/>
+        <w:ind w:firstLine="142"/>
+        <w:rPr>
+          <w:rFonts w:ascii="Times New Roman" w:hAnsi="Times New Roman" w:cs="Times New Roman"/>
+          <w:sz w:val="28"/>
+          <w:szCs w:val="28"/>
+        </w:rPr>
+      </w:pPr>
+      <w:r>
+        <w:rPr>
+          <w:rFonts w:ascii="Times New Roman" w:hAnsi="Times New Roman" w:cs="Times New Roman"/>
+          <w:sz w:val="28"/>
+          <w:szCs w:val="28"/>
+        </w:rPr>
+        <w:t>Сократить среднее время поиска подходящей вакансии пользователем минимум на 70% в течение 6 месяцев после первого выпуска системы.</w:t>
+      </w:r>
+      <w:r>
+        <w:rPr>
+          <w:rFonts w:ascii="Times New Roman" w:hAnsi="Times New Roman" w:cs="Times New Roman"/>
+          <w:sz w:val="28"/>
+          <w:szCs w:val="28"/>
+        </w:rPr>
+        <w:br/>
+      </w:r>
+      <w:r>
+        <w:rPr>
+          <w:rFonts w:ascii="Times New Roman" w:hAnsi="Times New Roman" w:cs="Times New Roman"/>
+          <w:sz w:val="28"/>
+          <w:szCs w:val="28"/>
+        </w:rPr>
+        <w:t>Работа с пользователями</w:t>
+      </w:r>
+      <w:r>
+        <w:rPr>
+          <w:rFonts w:ascii="Times New Roman" w:hAnsi="Times New Roman" w:cs="Times New Roman"/>
+          <w:sz w:val="28"/>
+          <w:szCs w:val="28"/>
+        </w:rPr>
+        <w:t>: опрос пользователей и отслеживание активности в боте.</w:t>
+      </w:r>
+      <w:r>
+        <w:rPr>
+          <w:rFonts w:ascii="Times New Roman" w:hAnsi="Times New Roman" w:cs="Times New Roman"/>
+          <w:sz w:val="28"/>
+          <w:szCs w:val="28"/>
+        </w:rPr>
+        <w:br/>
+        <w:t>Показатель: не более 10 минут на получение релевантного предложения.</w:t>
+      </w:r>
+    </w:p>
+    <w:p>
+      <w:pPr>
+        <w:spacing w:after="0"/>
+        <w:ind w:firstLine="142"/>
+        <w:rPr>
+          <w:rFonts w:ascii="Times New Roman" w:hAnsi="Times New Roman" w:cs="Times New Roman"/>
+          <w:sz w:val="28"/>
+          <w:szCs w:val="28"/>
+        </w:rPr>
+      </w:pPr>
+      <w:r>
+        <w:rPr>
+          <w:rFonts w:ascii="Times New Roman" w:hAnsi="Times New Roman" w:cs="Times New Roman"/>
+          <w:b/>
+          <w:bCs/>
+          <w:sz w:val="28"/>
+          <w:szCs w:val="28"/>
+        </w:rPr>
+        <w:t>Бизнес-цель-2:</w:t>
+      </w:r>
+    </w:p>
+    <w:p>
+      <w:pPr>
+        <w:spacing w:after="0"/>
+        <w:ind w:firstLine="142"/>
+        <w:rPr>
+          <w:rFonts w:ascii="Times New Roman" w:hAnsi="Times New Roman" w:cs="Times New Roman"/>
+          <w:sz w:val="28"/>
+          <w:szCs w:val="28"/>
+        </w:rPr>
+      </w:pPr>
+      <w:r>
+        <w:rPr>
+          <w:rFonts w:ascii="Times New Roman" w:hAnsi="Times New Roman" w:cs="Times New Roman"/>
+          <w:sz w:val="28"/>
+          <w:szCs w:val="28"/>
+        </w:rPr>
+        <w:t>Увеличить охват рынка вакансий минимум в 3 раза благодаря автоматизации сбора с множества ресурсов.</w:t>
+      </w:r>
+      <w:r>
+        <w:rPr>
+          <w:rFonts w:ascii="Times New Roman" w:hAnsi="Times New Roman" w:cs="Times New Roman"/>
+          <w:sz w:val="28"/>
+          <w:szCs w:val="28"/>
+        </w:rPr>
+        <w:br/>
+        <w:t>Метрика: количество обработанных вакансий в сутки.</w:t>
+      </w:r>
+    </w:p>
+    <w:p>
+      <w:pPr>
+        <w:spacing w:after="0"/>
+        <w:ind w:firstLine="142"/>
+        <w:rPr>
+          <w:rFonts w:ascii="Times New Roman" w:hAnsi="Times New Roman" w:cs="Times New Roman"/>
+          <w:sz w:val="28"/>
+          <w:szCs w:val="28"/>
+        </w:rPr>
+      </w:pPr>
+      <w:r>
+        <w:rPr>
+          <w:rFonts w:ascii="Times New Roman" w:hAnsi="Times New Roman" w:cs="Times New Roman"/>
+          <w:b/>
+          <w:bCs/>
+          <w:sz w:val="28"/>
+          <w:szCs w:val="28"/>
+        </w:rPr>
+        <w:t>Бизнес-цель-3:</w:t>
+      </w:r>
+    </w:p>
+    <w:p>
+      <w:pPr>
+        <w:spacing w:after="0"/>
+        <w:ind w:firstLine="142"/>
+        <w:rPr>
+          <w:rFonts w:ascii="Times New Roman" w:hAnsi="Times New Roman" w:cs="Times New Roman"/>
+          <w:sz w:val="28"/>
+          <w:szCs w:val="28"/>
+        </w:rPr>
+      </w:pPr>
+      <w:r>
+        <w:rPr>
+          <w:rFonts w:ascii="Times New Roman" w:hAnsi="Times New Roman" w:cs="Times New Roman"/>
+          <w:sz w:val="28"/>
+          <w:szCs w:val="28"/>
+        </w:rPr>
+        <w:t>Достичь 1000 активных пользователей в течение 6 месяцев и 5000 в течение 12 месяцев.</w:t>
+      </w:r>
+    </w:p>
+    <w:p>
+      <w:pPr>
+        <w:spacing w:after="0"/>
+        <w:ind w:firstLine="142"/>
+        <w:rPr>
+          <w:rFonts w:ascii="Times New Roman" w:hAnsi="Times New Roman" w:cs="Times New Roman"/>
+          <w:sz w:val="28"/>
+          <w:szCs w:val="28"/>
+        </w:rPr>
+      </w:pPr>
+      <w:r>
+        <w:rPr>
+          <w:rFonts w:ascii="Times New Roman" w:hAnsi="Times New Roman" w:cs="Times New Roman"/>
+          <w:b/>
+          <w:bCs/>
+          <w:sz w:val="28"/>
+          <w:szCs w:val="28"/>
+        </w:rPr>
+        <w:t>Бизнес-цель-4:</w:t>
+      </w:r>
+    </w:p>
+    <w:p>
+      <w:pPr>
+        <w:spacing w:after="0"/>
+        <w:ind w:firstLine="142"/>
+        <w:rPr>
+          <w:rFonts w:ascii="Times New Roman" w:hAnsi="Times New Roman" w:cs="Times New Roman"/>
+          <w:sz w:val="28"/>
+          <w:szCs w:val="28"/>
+        </w:rPr>
+      </w:pPr>
+      <w:r>
+        <w:rPr>
+          <w:rFonts w:ascii="Times New Roman" w:hAnsi="Times New Roman" w:cs="Times New Roman"/>
+          <w:sz w:val="28"/>
+          <w:szCs w:val="28"/>
+        </w:rPr>
+        <w:t>Повысить вероятность успешного трудоустройства пользователей минимум на 20% (по самооценке и статистике откликов).</w:t>
+      </w:r>
+    </w:p>
+    <w:p>
+      <w:pPr>
+        <w:rPr>
+          <w:rFonts w:ascii="Times New Roman" w:hAnsi="Times New Roman" w:cs="Times New Roman"/>
+          <w:sz w:val="28"/>
+          <w:szCs w:val="28"/>
+        </w:rPr>
+      </w:pPr>
+    </w:p>
+    <w:p>
+      <w:pPr>
+        <w:rPr>
+          <w:rFonts w:ascii="Times New Roman" w:hAnsi="Times New Roman" w:cs="Times New Roman"/>
+          <w:b/>
+          <w:bCs/>
+          <w:sz w:val="28"/>
+          <w:szCs w:val="28"/>
+        </w:rPr>
+      </w:pPr>
+      <w:r>
+        <w:rPr>
+          <w:rFonts w:ascii="Times New Roman" w:hAnsi="Times New Roman" w:cs="Times New Roman"/>
+          <w:b/>
+          <w:bCs/>
+          <w:sz w:val="28"/>
+          <w:szCs w:val="28"/>
+        </w:rPr>
+        <w:t>Критерии успеха</w:t>
+      </w:r>
+    </w:p>
+    <w:p>
+      <w:pPr>
+        <w:spacing w:after="0"/>
+        <w:ind w:firstLine="142"/>
+        <w:rPr>
+          <w:rFonts w:ascii="Times New Roman" w:hAnsi="Times New Roman" w:cs="Times New Roman"/>
+          <w:sz w:val="28"/>
+          <w:szCs w:val="28"/>
+        </w:rPr>
+      </w:pPr>
+      <w:r>
+        <w:rPr>
+          <w:rFonts w:ascii="Times New Roman" w:hAnsi="Times New Roman" w:cs="Times New Roman"/>
+          <w:b/>
+          <w:bCs/>
+          <w:sz w:val="28"/>
+          <w:szCs w:val="28"/>
+        </w:rPr>
+        <w:t>Критерий-1:</w:t>
+      </w:r>
+    </w:p>
+    <w:p>
+      <w:pPr>
+        <w:spacing w:after="0"/>
+        <w:ind w:firstLine="142"/>
+        <w:rPr>
+          <w:rFonts w:ascii="Times New Roman" w:hAnsi="Times New Roman" w:cs="Times New Roman"/>
+          <w:sz w:val="28"/>
+          <w:szCs w:val="28"/>
+        </w:rPr>
+      </w:pPr>
+      <w:r>
+        <w:rPr>
+          <w:rFonts w:ascii="Times New Roman" w:hAnsi="Times New Roman" w:cs="Times New Roman"/>
+          <w:sz w:val="28"/>
+          <w:szCs w:val="28"/>
+        </w:rPr>
+        <w:t>80</w:t>
+      </w:r>
+      <w:r>
+        <w:rPr>
+          <w:rFonts w:ascii="Times New Roman" w:hAnsi="Times New Roman" w:cs="Times New Roman"/>
+          <w:sz w:val="28"/>
+          <w:szCs w:val="28"/>
+        </w:rPr>
+        <w:t xml:space="preserve">% вакансий должны быть доставлены пользователю менее чем через </w:t>
+      </w:r>
+      <w:r>
+        <w:rPr>
+          <w:rFonts w:ascii="Times New Roman" w:hAnsi="Times New Roman" w:cs="Times New Roman"/>
+          <w:sz w:val="28"/>
+          <w:szCs w:val="28"/>
+        </w:rPr>
+        <w:t>10</w:t>
+      </w:r>
+      <w:r>
+        <w:rPr>
+          <w:rFonts w:ascii="Times New Roman" w:hAnsi="Times New Roman" w:cs="Times New Roman"/>
+          <w:sz w:val="28"/>
+          <w:szCs w:val="28"/>
+        </w:rPr>
+        <w:t xml:space="preserve"> минут после их появления на сайте-источнике.</w:t>
+      </w:r>
+    </w:p>
+    <w:p>
+      <w:pPr>
+        <w:spacing w:after="0"/>
+        <w:ind w:firstLine="142"/>
+        <w:rPr>
+          <w:rFonts w:ascii="Times New Roman" w:hAnsi="Times New Roman" w:cs="Times New Roman"/>
+          <w:sz w:val="28"/>
+          <w:szCs w:val="28"/>
+        </w:rPr>
+      </w:pPr>
+      <w:r>
+        <w:rPr>
+          <w:rFonts w:ascii="Times New Roman" w:hAnsi="Times New Roman" w:cs="Times New Roman"/>
+          <w:b/>
+          <w:bCs/>
+          <w:sz w:val="28"/>
+          <w:szCs w:val="28"/>
+        </w:rPr>
+        <w:t>Критерий-2:</w:t>
+      </w:r>
+    </w:p>
+    <w:p>
+      <w:pPr>
+        <w:spacing w:after="0"/>
+        <w:ind w:firstLine="142"/>
+        <w:rPr>
+          <w:rFonts w:ascii="Times New Roman" w:hAnsi="Times New Roman" w:cs="Times New Roman"/>
+          <w:sz w:val="28"/>
+          <w:szCs w:val="28"/>
+          <w:u w:val="single"/>
+        </w:rPr>
+      </w:pPr>
+      <w:r>
+        <w:rPr>
+          <w:rFonts w:ascii="Times New Roman" w:hAnsi="Times New Roman" w:cs="Times New Roman"/>
+          <w:sz w:val="28"/>
+          <w:szCs w:val="28"/>
+          <w:u w:val="single"/>
+        </w:rPr>
+        <w:t>Удовлетворённость пользователей — не менее 4,5 из 5 через 6 месяцев после запуска.</w:t>
+      </w:r>
+    </w:p>
+    <w:p>
+      <w:pPr>
+        <w:spacing w:after="0"/>
+        <w:ind w:firstLine="142"/>
+        <w:rPr>
+          <w:rFonts w:ascii="Times New Roman" w:hAnsi="Times New Roman" w:cs="Times New Roman"/>
+          <w:sz w:val="28"/>
+          <w:szCs w:val="28"/>
+        </w:rPr>
+      </w:pPr>
+      <w:r>
+        <w:rPr>
+          <w:rFonts w:ascii="Times New Roman" w:hAnsi="Times New Roman" w:cs="Times New Roman"/>
+          <w:b/>
+          <w:bCs/>
+          <w:sz w:val="28"/>
+          <w:szCs w:val="28"/>
+        </w:rPr>
+        <w:t>Критерий-3:</w:t>
+      </w:r>
+    </w:p>
+    <w:p>
+      <w:pPr>
+        <w:spacing w:after="0"/>
+        <w:ind w:firstLine="142"/>
+        <w:rPr>
+          <w:rFonts w:ascii="Times New Roman" w:hAnsi="Times New Roman" w:cs="Times New Roman"/>
+          <w:sz w:val="28"/>
+          <w:szCs w:val="28"/>
+        </w:rPr>
+      </w:pPr>
+      <w:r>
+        <w:rPr>
+          <w:rFonts w:ascii="Times New Roman" w:hAnsi="Times New Roman" w:cs="Times New Roman"/>
+          <w:sz w:val="28"/>
+          <w:szCs w:val="28"/>
+        </w:rPr>
+        <w:t xml:space="preserve">Не менее </w:t>
+      </w:r>
+      <w:r>
+        <w:rPr>
+          <w:rFonts w:ascii="Times New Roman" w:hAnsi="Times New Roman" w:cs="Times New Roman"/>
+          <w:sz w:val="28"/>
+          <w:szCs w:val="28"/>
+        </w:rPr>
+        <w:t>6</w:t>
+      </w:r>
+      <w:r>
+        <w:rPr>
+          <w:rFonts w:ascii="Times New Roman" w:hAnsi="Times New Roman" w:cs="Times New Roman"/>
+          <w:sz w:val="28"/>
+          <w:szCs w:val="28"/>
+        </w:rPr>
+        <w:t xml:space="preserve">0% пользователей, использующих сервис более месяца, </w:t>
+      </w:r>
+      <w:r>
+        <w:rPr>
+          <w:rFonts w:ascii="Times New Roman" w:hAnsi="Times New Roman" w:cs="Times New Roman"/>
+          <w:sz w:val="28"/>
+          <w:szCs w:val="28"/>
+        </w:rPr>
+        <w:t xml:space="preserve">будут </w:t>
+      </w:r>
+      <w:r>
+        <w:rPr>
+          <w:rFonts w:ascii="Times New Roman" w:hAnsi="Times New Roman" w:cs="Times New Roman"/>
+          <w:sz w:val="28"/>
+          <w:szCs w:val="28"/>
+        </w:rPr>
+        <w:t>продолжа</w:t>
+      </w:r>
+      <w:r>
+        <w:rPr>
+          <w:rFonts w:ascii="Times New Roman" w:hAnsi="Times New Roman" w:cs="Times New Roman"/>
+          <w:sz w:val="28"/>
+          <w:szCs w:val="28"/>
+        </w:rPr>
+        <w:t>ть</w:t>
+      </w:r>
+      <w:r>
+        <w:rPr>
+          <w:rFonts w:ascii="Times New Roman" w:hAnsi="Times New Roman" w:cs="Times New Roman"/>
+          <w:sz w:val="28"/>
+          <w:szCs w:val="28"/>
+        </w:rPr>
+        <w:t xml:space="preserve"> пользоваться им регулярно.</w:t>
+      </w:r>
+    </w:p>
+    <w:p>
+      <w:pPr>
+        <w:spacing w:after="0"/>
+        <w:ind w:firstLine="142"/>
+        <w:rPr>
+          <w:rFonts w:ascii="Times New Roman" w:hAnsi="Times New Roman" w:cs="Times New Roman"/>
+          <w:sz w:val="28"/>
+          <w:szCs w:val="28"/>
+        </w:rPr>
+      </w:pPr>
+      <w:r>
+        <w:rPr>
+          <w:rFonts w:ascii="Times New Roman" w:hAnsi="Times New Roman" w:cs="Times New Roman"/>
+          <w:b/>
+          <w:bCs/>
+          <w:sz w:val="28"/>
+          <w:szCs w:val="28"/>
+        </w:rPr>
+        <w:t>Критерий-4:</w:t>
+      </w:r>
+    </w:p>
+    <w:p>
+      <w:pPr>
+        <w:spacing w:after="0"/>
+        <w:ind w:firstLine="142"/>
+        <w:rPr>
+          <w:rFonts w:ascii="Times New Roman" w:hAnsi="Times New Roman" w:cs="Times New Roman"/>
+          <w:sz w:val="28"/>
+          <w:szCs w:val="28"/>
+        </w:rPr>
+      </w:pPr>
+      <w:r>
+        <w:rPr>
+          <w:rFonts w:ascii="Times New Roman" w:hAnsi="Times New Roman" w:cs="Times New Roman"/>
+          <w:sz w:val="28"/>
+          <w:szCs w:val="28"/>
+        </w:rPr>
+        <w:t xml:space="preserve">Минимум </w:t>
+      </w:r>
+      <w:r>
+        <w:rPr>
+          <w:rFonts w:ascii="Times New Roman" w:hAnsi="Times New Roman" w:cs="Times New Roman"/>
+          <w:sz w:val="28"/>
+          <w:szCs w:val="28"/>
+        </w:rPr>
+        <w:t>4</w:t>
+      </w:r>
+      <w:r>
+        <w:rPr>
+          <w:rFonts w:ascii="Times New Roman" w:hAnsi="Times New Roman" w:cs="Times New Roman"/>
+          <w:sz w:val="28"/>
+          <w:szCs w:val="28"/>
+        </w:rPr>
+        <w:t xml:space="preserve">0% пользователей, которые ранее обходили сайты вручную, полностью переходят на </w:t>
+      </w:r>
+      <w:proofErr w:type="spellStart"/>
+      <w:r>
+        <w:rPr>
+          <w:rFonts w:ascii="Times New Roman" w:hAnsi="Times New Roman" w:cs="Times New Roman"/>
+          <w:sz w:val="28"/>
+          <w:szCs w:val="28"/>
+        </w:rPr>
+        <w:t>SearchAllJob</w:t>
+      </w:r>
+      <w:proofErr w:type="spellEnd"/>
+      <w:r>
+        <w:rPr>
+          <w:rFonts w:ascii="Times New Roman" w:hAnsi="Times New Roman" w:cs="Times New Roman"/>
+          <w:sz w:val="28"/>
+          <w:szCs w:val="28"/>
+        </w:rPr>
+        <w:t>.</w:t>
+      </w:r>
+    </w:p>
+    <w:p>
+      <w:pPr>
+        <w:rPr>
+          <w:rFonts w:ascii="Times New Roman" w:hAnsi="Times New Roman" w:cs="Times New Roman"/>
+          <w:b/>
+          <w:bCs/>
+          <w:sz w:val="28"/>
+          <w:szCs w:val="28"/>
+        </w:rPr>
+      </w:pPr>
+    </w:p>
+    <w:p>
+      <w:pPr>
+        <w:rPr>
+          <w:rFonts w:ascii="Times New Roman" w:hAnsi="Times New Roman" w:cs="Times New Roman"/>
+          <w:b/>
+          <w:bCs/>
+          <w:sz w:val="28"/>
+          <w:szCs w:val="28"/>
+        </w:rPr>
+      </w:pPr>
+      <w:r>
+        <w:rPr>
+          <w:rFonts w:ascii="Times New Roman" w:hAnsi="Times New Roman" w:cs="Times New Roman"/>
+          <w:b/>
+          <w:bCs/>
+          <w:sz w:val="28"/>
+          <w:szCs w:val="28"/>
+        </w:rPr>
+        <w:br w:type="page"/>
+      </w:r>
+    </w:p>
+    <w:p>
+      <w:pPr>
+        <w:ind w:firstLine="142"/>
+        <w:rPr>
+          <w:rFonts w:ascii="Times New Roman" w:hAnsi="Times New Roman" w:cs="Times New Roman"/>
+          <w:b/>
+          <w:bCs/>
+          <w:sz w:val="28"/>
+          <w:szCs w:val="28"/>
+        </w:rPr>
+      </w:pPr>
+      <w:r>
+        <w:rPr>
+          <w:rFonts w:ascii="Times New Roman" w:hAnsi="Times New Roman" w:cs="Times New Roman"/>
+          <w:b/>
+          <w:bCs/>
+          <w:sz w:val="28"/>
+          <w:szCs w:val="28"/>
+        </w:rPr>
+        <w:lastRenderedPageBreak/>
+        <w:t>Положение о концепции проекта</w:t>
+      </w:r>
+    </w:p>
+    <w:p>
+      <w:pPr>
+        <w:pStyle w:val="a3"/>
+        <w:ind w:left="142" w:firstLine="142"/>
+        <w:rPr>
+          <w:rFonts w:ascii="Times New Roman" w:hAnsi="Times New Roman" w:cs="Times New Roman"/>
+          <w:sz w:val="28"/>
+          <w:szCs w:val="28"/>
+        </w:rPr>
+      </w:pPr>
+      <w:r>
+        <w:rPr>
+          <w:rStyle w:val="a4"/>
           <w:rFonts w:ascii="Times New Roman" w:hAnsi="Times New Roman" w:cs="Times New Roman"/>
           <w:sz w:val="28"/>
           <w:szCs w:val="28"/>
@@ -167,212 +1117,229 @@
           <w:sz w:val="28"/>
           <w:szCs w:val="28"/>
         </w:rPr>
-        <w:t xml:space="preserve">: </w:t>
-      </w:r>
-      <w:r>
-        <w:rPr>
-          <w:rFonts w:ascii="Times New Roman" w:hAnsi="Times New Roman" w:cs="Times New Roman"/>
-          <w:sz w:val="28"/>
-          <w:szCs w:val="28"/>
-        </w:rPr>
-        <w:t>студентов и всех остальных кто ищет работу</w:t>
-      </w:r>
-    </w:p>
-    <w:p>
-      <w:pPr>
-        <w:pStyle w:val="a3"/>
-        <w:numPr>
-          <w:ilvl w:val="0"/>
-          <w:numId w:val="2"/>
-        </w:numPr>
-        <w:rPr>
-          <w:rFonts w:ascii="Times New Roman" w:hAnsi="Times New Roman" w:cs="Times New Roman"/>
-          <w:sz w:val="28"/>
-          <w:szCs w:val="28"/>
-        </w:rPr>
-      </w:pPr>
-      <w:r>
-        <w:rPr>
-          <w:rFonts w:ascii="Times New Roman" w:hAnsi="Times New Roman" w:cs="Times New Roman"/>
-          <w:sz w:val="28"/>
-          <w:szCs w:val="28"/>
-        </w:rPr>
-        <w:t>Который</w:t>
-      </w:r>
-      <w:r>
-        <w:rPr>
-          <w:rFonts w:ascii="Times New Roman" w:hAnsi="Times New Roman" w:cs="Times New Roman"/>
-          <w:sz w:val="28"/>
-          <w:szCs w:val="28"/>
-        </w:rPr>
-        <w:t xml:space="preserve">: </w:t>
-      </w:r>
-      <w:r>
-        <w:rPr>
-          <w:rFonts w:ascii="Times New Roman" w:hAnsi="Times New Roman" w:cs="Times New Roman"/>
-          <w:sz w:val="28"/>
-          <w:szCs w:val="28"/>
-        </w:rPr>
-        <w:t>занимается поиском вакансий со всех ресурсов</w:t>
-      </w:r>
-    </w:p>
-    <w:p>
-      <w:pPr>
-        <w:pStyle w:val="a3"/>
-        <w:numPr>
-          <w:ilvl w:val="0"/>
-          <w:numId w:val="2"/>
-        </w:numPr>
-        <w:rPr>
-          <w:rFonts w:ascii="Times New Roman" w:hAnsi="Times New Roman" w:cs="Times New Roman"/>
-          <w:sz w:val="28"/>
-          <w:szCs w:val="28"/>
-        </w:rPr>
-      </w:pPr>
-      <w:r>
-        <w:rPr>
-          <w:rFonts w:ascii="Times New Roman" w:hAnsi="Times New Roman" w:cs="Times New Roman"/>
-          <w:sz w:val="28"/>
-          <w:szCs w:val="28"/>
-        </w:rPr>
-        <w:t>Этот</w:t>
-      </w:r>
-      <w:r>
-        <w:rPr>
-          <w:rFonts w:ascii="Times New Roman" w:hAnsi="Times New Roman" w:cs="Times New Roman"/>
-          <w:sz w:val="28"/>
-          <w:szCs w:val="28"/>
-          <w:lang w:val="en-US"/>
-        </w:rPr>
-        <w:t xml:space="preserve">: </w:t>
+        <w:t xml:space="preserve"> студентов, начинающих специалистов и опытных разработчиков, ищущих работу на множестве профессиональных площадок,</w:t>
+      </w:r>
+      <w:r>
+        <w:rPr>
+          <w:rFonts w:ascii="Times New Roman" w:hAnsi="Times New Roman" w:cs="Times New Roman"/>
+          <w:sz w:val="28"/>
+          <w:szCs w:val="28"/>
+        </w:rPr>
+        <w:t xml:space="preserve"> </w:t>
+      </w:r>
+      <w:r>
+        <w:rPr>
+          <w:rStyle w:val="a4"/>
+          <w:rFonts w:ascii="Times New Roman" w:hAnsi="Times New Roman" w:cs="Times New Roman"/>
+          <w:sz w:val="28"/>
+          <w:szCs w:val="28"/>
+        </w:rPr>
+        <w:t>которые</w:t>
+      </w:r>
+      <w:r>
+        <w:rPr>
+          <w:rFonts w:ascii="Times New Roman" w:hAnsi="Times New Roman" w:cs="Times New Roman"/>
+          <w:sz w:val="28"/>
+          <w:szCs w:val="28"/>
+        </w:rPr>
+        <w:t xml:space="preserve"> хотят получать свежие и релевантные вакансии без ручного мониторинга десятков сайтов,</w:t>
+      </w:r>
+      <w:r>
+        <w:rPr>
+          <w:rFonts w:ascii="Times New Roman" w:hAnsi="Times New Roman" w:cs="Times New Roman"/>
+          <w:sz w:val="28"/>
+          <w:szCs w:val="28"/>
+        </w:rPr>
+        <w:t xml:space="preserve"> </w:t>
       </w:r>
       <w:proofErr w:type="spellStart"/>
       <w:r>
         <w:rPr>
-          <w:rFonts w:ascii="Times New Roman" w:hAnsi="Times New Roman" w:cs="Times New Roman"/>
-          <w:sz w:val="28"/>
-          <w:szCs w:val="28"/>
-          <w:lang w:val="en-US"/>
+          <w:rStyle w:val="a4"/>
+          <w:rFonts w:ascii="Times New Roman" w:hAnsi="Times New Roman" w:cs="Times New Roman"/>
+          <w:sz w:val="28"/>
+          <w:szCs w:val="28"/>
         </w:rPr>
         <w:t>SearchAllJob</w:t>
       </w:r>
       <w:proofErr w:type="spellEnd"/>
-    </w:p>
-    <w:p>
-      <w:pPr>
-        <w:pStyle w:val="a3"/>
-        <w:numPr>
-          <w:ilvl w:val="0"/>
-          <w:numId w:val="2"/>
-        </w:numPr>
-        <w:rPr>
-          <w:rFonts w:ascii="Times New Roman" w:hAnsi="Times New Roman" w:cs="Times New Roman"/>
-          <w:sz w:val="28"/>
-          <w:szCs w:val="28"/>
-        </w:rPr>
-      </w:pPr>
-      <w:r>
-        <w:rPr>
-          <w:rFonts w:ascii="Times New Roman" w:hAnsi="Times New Roman" w:cs="Times New Roman"/>
-          <w:sz w:val="28"/>
-          <w:szCs w:val="28"/>
-        </w:rPr>
-        <w:t>Является</w:t>
-      </w:r>
-      <w:r>
-        <w:rPr>
-          <w:rFonts w:ascii="Times New Roman" w:hAnsi="Times New Roman" w:cs="Times New Roman"/>
-          <w:sz w:val="28"/>
-          <w:szCs w:val="28"/>
-          <w:lang w:val="en-US"/>
-        </w:rPr>
-        <w:t xml:space="preserve">: </w:t>
-      </w:r>
-      <w:r>
-        <w:rPr>
-          <w:rFonts w:ascii="Times New Roman" w:hAnsi="Times New Roman" w:cs="Times New Roman"/>
-          <w:sz w:val="28"/>
-          <w:szCs w:val="28"/>
-        </w:rPr>
-        <w:t>Бот-агрегатор</w:t>
-      </w:r>
-    </w:p>
-    <w:p>
-      <w:pPr>
-        <w:pStyle w:val="a3"/>
-        <w:numPr>
-          <w:ilvl w:val="0"/>
-          <w:numId w:val="2"/>
-        </w:numPr>
-        <w:rPr>
-          <w:rFonts w:ascii="Times New Roman" w:hAnsi="Times New Roman" w:cs="Times New Roman"/>
-          <w:sz w:val="28"/>
-          <w:szCs w:val="28"/>
-        </w:rPr>
-      </w:pPr>
-      <w:r>
-        <w:rPr>
-          <w:rFonts w:ascii="Times New Roman" w:hAnsi="Times New Roman" w:cs="Times New Roman"/>
-          <w:sz w:val="28"/>
-          <w:szCs w:val="28"/>
-        </w:rPr>
-        <w:t>Который</w:t>
-      </w:r>
-      <w:proofErr w:type="gramStart"/>
-      <w:r>
-        <w:rPr>
-          <w:rFonts w:ascii="Times New Roman" w:hAnsi="Times New Roman" w:cs="Times New Roman"/>
-          <w:sz w:val="28"/>
-          <w:szCs w:val="28"/>
-        </w:rPr>
-        <w:t xml:space="preserve">: </w:t>
-      </w:r>
-      <w:r>
-        <w:rPr>
-          <w:rFonts w:ascii="Times New Roman" w:hAnsi="Times New Roman" w:cs="Times New Roman"/>
-          <w:sz w:val="28"/>
-          <w:szCs w:val="28"/>
-        </w:rPr>
-        <w:t>Будет</w:t>
-      </w:r>
-      <w:proofErr w:type="gramEnd"/>
-      <w:r>
-        <w:rPr>
-          <w:rFonts w:ascii="Times New Roman" w:hAnsi="Times New Roman" w:cs="Times New Roman"/>
-          <w:sz w:val="28"/>
-          <w:szCs w:val="28"/>
-        </w:rPr>
-        <w:t xml:space="preserve"> искать вакансии по заданным параметрам со всех ресурсов которые доступны</w:t>
-      </w:r>
-      <w:r>
-        <w:rPr>
-          <w:rFonts w:ascii="Times New Roman" w:hAnsi="Times New Roman" w:cs="Times New Roman"/>
-          <w:sz w:val="28"/>
-          <w:szCs w:val="28"/>
-        </w:rPr>
-        <w:t>, упорядочивать и предоставлять пользователю.</w:t>
-      </w:r>
-    </w:p>
-    <w:p>
-      <w:pPr>
-        <w:pStyle w:val="a3"/>
-        <w:numPr>
-          <w:ilvl w:val="0"/>
-          <w:numId w:val="2"/>
-        </w:numPr>
-        <w:rPr>
-          <w:rFonts w:ascii="Times New Roman" w:hAnsi="Times New Roman" w:cs="Times New Roman"/>
-          <w:sz w:val="28"/>
-          <w:szCs w:val="28"/>
-        </w:rPr>
-      </w:pPr>
-      <w:r>
-        <w:rPr>
-          <w:rFonts w:ascii="Times New Roman" w:hAnsi="Times New Roman" w:cs="Times New Roman"/>
-          <w:sz w:val="28"/>
-          <w:szCs w:val="28"/>
-        </w:rPr>
-        <w:t xml:space="preserve">В отличие от: </w:t>
+      <w:r>
+        <w:rPr>
+          <w:rFonts w:ascii="Times New Roman" w:hAnsi="Times New Roman" w:cs="Times New Roman"/>
+          <w:sz w:val="28"/>
+          <w:szCs w:val="28"/>
+        </w:rPr>
+        <w:t xml:space="preserve"> — это бот-агрегатор вакансий,</w:t>
+      </w:r>
+      <w:r>
+        <w:rPr>
+          <w:rFonts w:ascii="Times New Roman" w:hAnsi="Times New Roman" w:cs="Times New Roman"/>
+          <w:sz w:val="28"/>
+          <w:szCs w:val="28"/>
+        </w:rPr>
+        <w:t xml:space="preserve"> </w:t>
+      </w:r>
+      <w:r>
+        <w:rPr>
+          <w:rStyle w:val="a4"/>
+          <w:rFonts w:ascii="Times New Roman" w:hAnsi="Times New Roman" w:cs="Times New Roman"/>
+          <w:sz w:val="28"/>
+          <w:szCs w:val="28"/>
+        </w:rPr>
+        <w:t>который</w:t>
+      </w:r>
+      <w:r>
+        <w:rPr>
+          <w:rFonts w:ascii="Times New Roman" w:hAnsi="Times New Roman" w:cs="Times New Roman"/>
+          <w:sz w:val="28"/>
+          <w:szCs w:val="28"/>
+        </w:rPr>
+        <w:t xml:space="preserve"> собирает предложения со всех доступных ресурсов, фильтрует их по заданным параметрам и оперативно отправляет пользователю в Telegram.</w:t>
+      </w:r>
+      <w:r>
+        <w:rPr>
+          <w:rFonts w:ascii="Times New Roman" w:hAnsi="Times New Roman" w:cs="Times New Roman"/>
+          <w:sz w:val="28"/>
+          <w:szCs w:val="28"/>
+        </w:rPr>
+        <w:t xml:space="preserve"> </w:t>
+      </w:r>
+      <w:r>
+        <w:rPr>
+          <w:rStyle w:val="a4"/>
+          <w:rFonts w:ascii="Times New Roman" w:hAnsi="Times New Roman" w:cs="Times New Roman"/>
+          <w:sz w:val="28"/>
+          <w:szCs w:val="28"/>
+        </w:rPr>
+        <w:t>В отличие от</w:t>
+      </w:r>
+      <w:r>
+        <w:rPr>
+          <w:rFonts w:ascii="Times New Roman" w:hAnsi="Times New Roman" w:cs="Times New Roman"/>
+          <w:sz w:val="28"/>
+          <w:szCs w:val="28"/>
+        </w:rPr>
+        <w:t xml:space="preserve"> </w:t>
+      </w:r>
+      <w:r>
+        <w:rPr>
+          <w:rFonts w:ascii="Times New Roman" w:hAnsi="Times New Roman" w:cs="Times New Roman"/>
+          <w:sz w:val="28"/>
+          <w:szCs w:val="28"/>
+          <w:u w:val="single"/>
+        </w:rPr>
+        <w:t>ограниченных агрегаторов вроде GorodRabot.</w:t>
+      </w:r>
+      <w:r>
+        <w:rPr>
+          <w:rFonts w:ascii="Times New Roman" w:hAnsi="Times New Roman" w:cs="Times New Roman"/>
+          <w:sz w:val="28"/>
+          <w:szCs w:val="28"/>
+        </w:rPr>
+        <w:t xml:space="preserve">ru </w:t>
+      </w:r>
+      <w:r>
+        <w:rPr>
+          <w:rFonts w:ascii="Times New Roman" w:hAnsi="Times New Roman" w:cs="Times New Roman"/>
+          <w:sz w:val="28"/>
+          <w:szCs w:val="28"/>
+          <w:u w:val="single"/>
+        </w:rPr>
+        <w:t>или отдельной подписки на hh.ru</w:t>
+      </w:r>
+      <w:r>
+        <w:rPr>
+          <w:rFonts w:ascii="Times New Roman" w:hAnsi="Times New Roman" w:cs="Times New Roman"/>
+          <w:sz w:val="28"/>
+          <w:szCs w:val="28"/>
+        </w:rPr>
+        <w:t>,</w:t>
+      </w:r>
+      <w:r>
+        <w:rPr>
+          <w:rFonts w:ascii="Times New Roman" w:hAnsi="Times New Roman" w:cs="Times New Roman"/>
+          <w:sz w:val="28"/>
+          <w:szCs w:val="28"/>
+        </w:rPr>
+        <w:t xml:space="preserve"> </w:t>
+      </w:r>
+      <w:r>
+        <w:rPr>
+          <w:rStyle w:val="a4"/>
+          <w:rFonts w:ascii="Times New Roman" w:hAnsi="Times New Roman" w:cs="Times New Roman"/>
+          <w:sz w:val="28"/>
+          <w:szCs w:val="28"/>
+        </w:rPr>
+        <w:t>наш продукт</w:t>
+      </w:r>
+      <w:r>
+        <w:rPr>
+          <w:rFonts w:ascii="Times New Roman" w:hAnsi="Times New Roman" w:cs="Times New Roman"/>
+          <w:sz w:val="28"/>
+          <w:szCs w:val="28"/>
+        </w:rPr>
+        <w:t xml:space="preserve"> охватывает большее число площадок, предоставляет гибкую фильтрацию, мгновенные уведомления и единую точку доступа ко всем вакансиям.</w:t>
+      </w:r>
+    </w:p>
+    <w:p>
+      <w:pPr>
+        <w:ind w:firstLine="142"/>
+        <w:rPr>
+          <w:rFonts w:ascii="Times New Roman" w:hAnsi="Times New Roman" w:cs="Times New Roman"/>
+          <w:b/>
+          <w:bCs/>
+          <w:sz w:val="28"/>
+          <w:szCs w:val="28"/>
+        </w:rPr>
+      </w:pPr>
+      <w:r>
+        <w:rPr>
+          <w:rFonts w:ascii="Times New Roman" w:hAnsi="Times New Roman" w:cs="Times New Roman"/>
+          <w:b/>
+          <w:bCs/>
+          <w:sz w:val="28"/>
+          <w:szCs w:val="28"/>
+        </w:rPr>
+        <w:t>Биз</w:t>
+      </w:r>
+      <w:r>
+        <w:rPr>
+          <w:rFonts w:ascii="Times New Roman" w:hAnsi="Times New Roman" w:cs="Times New Roman"/>
+          <w:b/>
+          <w:bCs/>
+          <w:sz w:val="28"/>
+          <w:szCs w:val="28"/>
+        </w:rPr>
+        <w:t>нес-риски</w:t>
+      </w:r>
+    </w:p>
+    <w:p>
+      <w:pPr>
+        <w:spacing w:after="0"/>
+        <w:ind w:firstLine="142"/>
+        <w:rPr>
+          <w:rFonts w:ascii="Times New Roman" w:hAnsi="Times New Roman" w:cs="Times New Roman"/>
+          <w:sz w:val="28"/>
+          <w:szCs w:val="28"/>
+        </w:rPr>
+      </w:pPr>
+      <w:r>
+        <w:rPr>
+          <w:rFonts w:ascii="Times New Roman" w:hAnsi="Times New Roman" w:cs="Times New Roman"/>
+          <w:b/>
+          <w:bCs/>
+          <w:sz w:val="28"/>
+          <w:szCs w:val="28"/>
+        </w:rPr>
+        <w:t>Риск-1:</w:t>
+      </w:r>
+      <w:r>
+        <w:rPr>
+          <w:rFonts w:ascii="Times New Roman" w:hAnsi="Times New Roman" w:cs="Times New Roman"/>
+          <w:sz w:val="28"/>
+          <w:szCs w:val="28"/>
+        </w:rPr>
+        <w:t xml:space="preserve"> Ограничение доступа к API крупных платформ или блокировка </w:t>
       </w:r>
       <w:proofErr w:type="spellStart"/>
       <w:r>
@@ -380,9 +1347,8 @@
           <w:rFonts w:ascii="Times New Roman" w:hAnsi="Times New Roman" w:cs="Times New Roman"/>
           <w:sz w:val="28"/>
           <w:szCs w:val="28"/>
-          <w:lang w:val="en-US"/>
-        </w:rPr>
-        <w:t>GorodRabot</w:t>
+        </w:rPr>
+        <w:t>парсинга</w:t>
       </w:r>
       <w:proofErr w:type="spellEnd"/>
       <w:r>
@@ -391,86 +1357,335 @@
           <w:sz w:val="28"/>
           <w:szCs w:val="28"/>
         </w:rPr>
-        <w:t>.</w:t>
-      </w:r>
-      <w:proofErr w:type="spellStart"/>
-      <w:r>
-        <w:rPr>
-          <w:rFonts w:ascii="Times New Roman" w:hAnsi="Times New Roman" w:cs="Times New Roman"/>
-          <w:sz w:val="28"/>
-          <w:szCs w:val="28"/>
-          <w:lang w:val="en-US"/>
-        </w:rPr>
-        <w:t>ru</w:t>
-      </w:r>
-      <w:proofErr w:type="spellEnd"/>
-    </w:p>
-    <w:p>
-      <w:pPr>
-        <w:pStyle w:val="a3"/>
-        <w:numPr>
-          <w:ilvl w:val="0"/>
-          <w:numId w:val="2"/>
-        </w:numPr>
-        <w:rPr>
-          <w:rFonts w:ascii="Times New Roman" w:hAnsi="Times New Roman" w:cs="Times New Roman"/>
-          <w:sz w:val="28"/>
-          <w:szCs w:val="28"/>
-        </w:rPr>
-      </w:pPr>
-      <w:r>
-        <w:rPr>
-          <w:rFonts w:ascii="Times New Roman" w:hAnsi="Times New Roman" w:cs="Times New Roman"/>
-          <w:sz w:val="28"/>
-          <w:szCs w:val="28"/>
-        </w:rPr>
-        <w:t>Мой продукт</w:t>
-      </w:r>
-      <w:proofErr w:type="gramStart"/>
-      <w:r>
-        <w:rPr>
-          <w:rFonts w:ascii="Times New Roman" w:hAnsi="Times New Roman" w:cs="Times New Roman"/>
-          <w:sz w:val="28"/>
-          <w:szCs w:val="28"/>
-        </w:rPr>
-        <w:t>: Б</w:t>
-      </w:r>
-      <w:r>
-        <w:rPr>
-          <w:rFonts w:ascii="Times New Roman" w:hAnsi="Times New Roman" w:cs="Times New Roman"/>
-          <w:sz w:val="28"/>
-          <w:szCs w:val="28"/>
-        </w:rPr>
-        <w:t>удет</w:t>
-      </w:r>
-      <w:proofErr w:type="gramEnd"/>
-      <w:r>
-        <w:rPr>
-          <w:rFonts w:ascii="Times New Roman" w:hAnsi="Times New Roman" w:cs="Times New Roman"/>
-          <w:sz w:val="28"/>
-          <w:szCs w:val="28"/>
-        </w:rPr>
-        <w:t xml:space="preserve"> охватывать большее количество ресурсов</w:t>
-      </w:r>
-      <w:r>
-        <w:rPr>
-          <w:rFonts w:ascii="Times New Roman" w:hAnsi="Times New Roman" w:cs="Times New Roman"/>
-          <w:sz w:val="28"/>
-          <w:szCs w:val="28"/>
-        </w:rPr>
-        <w:t xml:space="preserve"> и оповещать пользователя о появлениях новых вакансий через мессенджер телеграмм</w:t>
-      </w:r>
-    </w:p>
-    <w:p>
-      <w:pPr>
-        <w:pStyle w:val="a3"/>
-        <w:ind w:left="1440"/>
-        <w:rPr>
-          <w:rFonts w:ascii="Times New Roman" w:hAnsi="Times New Roman" w:cs="Times New Roman"/>
-          <w:sz w:val="28"/>
-          <w:szCs w:val="28"/>
-        </w:rPr>
-      </w:pPr>
+        <w:t xml:space="preserve"> (Вероятность = 0,5; ущерб = 8).</w:t>
+      </w:r>
+    </w:p>
+    <w:p>
+      <w:pPr>
+        <w:spacing w:after="0"/>
+        <w:ind w:firstLine="142"/>
+        <w:rPr>
+          <w:rFonts w:ascii="Times New Roman" w:hAnsi="Times New Roman" w:cs="Times New Roman"/>
+          <w:sz w:val="28"/>
+          <w:szCs w:val="28"/>
+        </w:rPr>
+      </w:pPr>
+      <w:r>
+        <w:rPr>
+          <w:rFonts w:ascii="Times New Roman" w:hAnsi="Times New Roman" w:cs="Times New Roman"/>
+          <w:b/>
+          <w:bCs/>
+          <w:sz w:val="28"/>
+          <w:szCs w:val="28"/>
+        </w:rPr>
+        <w:t>Риск-2:</w:t>
+      </w:r>
+      <w:r>
+        <w:rPr>
+          <w:rFonts w:ascii="Times New Roman" w:hAnsi="Times New Roman" w:cs="Times New Roman"/>
+          <w:sz w:val="28"/>
+          <w:szCs w:val="28"/>
+        </w:rPr>
+        <w:t xml:space="preserve"> Недостаточная популярность среди пользователей из-за слабого маркетинга (Вероятность = 0,4; ущерб = 6).</w:t>
+      </w:r>
+    </w:p>
+    <w:p>
+      <w:pPr>
+        <w:spacing w:after="0"/>
+        <w:ind w:firstLine="142"/>
+        <w:rPr>
+          <w:rFonts w:ascii="Times New Roman" w:hAnsi="Times New Roman" w:cs="Times New Roman"/>
+          <w:sz w:val="28"/>
+          <w:szCs w:val="28"/>
+        </w:rPr>
+      </w:pPr>
+      <w:r>
+        <w:rPr>
+          <w:rFonts w:ascii="Times New Roman" w:hAnsi="Times New Roman" w:cs="Times New Roman"/>
+          <w:b/>
+          <w:bCs/>
+          <w:sz w:val="28"/>
+          <w:szCs w:val="28"/>
+        </w:rPr>
+        <w:t>Риск-3:</w:t>
+      </w:r>
+      <w:r>
+        <w:rPr>
+          <w:rFonts w:ascii="Times New Roman" w:hAnsi="Times New Roman" w:cs="Times New Roman"/>
+          <w:sz w:val="28"/>
+          <w:szCs w:val="28"/>
+        </w:rPr>
+        <w:t xml:space="preserve"> Рост конкуренции со стороны крупных игроков или запуск аналогичного сервиса (Вероятность = 0,</w:t>
+      </w:r>
+      <w:r>
+        <w:rPr>
+          <w:rFonts w:ascii="Times New Roman" w:hAnsi="Times New Roman" w:cs="Times New Roman"/>
+          <w:sz w:val="28"/>
+          <w:szCs w:val="28"/>
+        </w:rPr>
+        <w:t>2</w:t>
+      </w:r>
+      <w:r>
+        <w:rPr>
+          <w:rFonts w:ascii="Times New Roman" w:hAnsi="Times New Roman" w:cs="Times New Roman"/>
+          <w:sz w:val="28"/>
+          <w:szCs w:val="28"/>
+        </w:rPr>
+        <w:t>; ущерб = 7).</w:t>
+      </w:r>
+    </w:p>
+    <w:p>
+      <w:pPr>
+        <w:spacing w:after="0"/>
+        <w:ind w:firstLine="142"/>
+        <w:rPr>
+          <w:rFonts w:ascii="Times New Roman" w:hAnsi="Times New Roman" w:cs="Times New Roman"/>
+          <w:sz w:val="28"/>
+          <w:szCs w:val="28"/>
+        </w:rPr>
+      </w:pPr>
+      <w:r>
+        <w:rPr>
+          <w:rFonts w:ascii="Times New Roman" w:hAnsi="Times New Roman" w:cs="Times New Roman"/>
+          <w:b/>
+          <w:bCs/>
+          <w:sz w:val="28"/>
+          <w:szCs w:val="28"/>
+        </w:rPr>
+        <w:t xml:space="preserve">Риск-4: </w:t>
+      </w:r>
+      <w:r>
+        <w:rPr>
+          <w:rFonts w:ascii="Times New Roman" w:hAnsi="Times New Roman" w:cs="Times New Roman"/>
+          <w:sz w:val="28"/>
+          <w:szCs w:val="28"/>
+        </w:rPr>
+        <w:t>Ошибочная фильтрация или нерелевантные вакансии могут снизить доверие пользователей (Вероятность = 0,5; ущерб = 5).</w:t>
+      </w:r>
+    </w:p>
+    <w:p>
+      <w:pPr>
+        <w:spacing w:after="0"/>
+        <w:ind w:firstLine="142"/>
+        <w:rPr>
+          <w:rFonts w:ascii="Times New Roman" w:hAnsi="Times New Roman" w:cs="Times New Roman"/>
+          <w:sz w:val="28"/>
+          <w:szCs w:val="28"/>
+        </w:rPr>
+      </w:pPr>
+      <w:r>
+        <w:rPr>
+          <w:rFonts w:ascii="Times New Roman" w:hAnsi="Times New Roman" w:cs="Times New Roman"/>
+          <w:b/>
+          <w:bCs/>
+          <w:sz w:val="28"/>
+          <w:szCs w:val="28"/>
+        </w:rPr>
+        <w:t>Риск-5:</w:t>
+      </w:r>
+      <w:r>
+        <w:rPr>
+          <w:rFonts w:ascii="Times New Roman" w:hAnsi="Times New Roman" w:cs="Times New Roman"/>
+          <w:sz w:val="28"/>
+          <w:szCs w:val="28"/>
+        </w:rPr>
+        <w:t xml:space="preserve"> Технические ограничения скорости сканирования сайтов (Вероятность = 0,3; ущерб = 6).</w:t>
+      </w:r>
+    </w:p>
+    <w:p>
+      <w:pPr>
+        <w:spacing w:after="0"/>
+        <w:ind w:firstLine="142"/>
+        <w:rPr>
+          <w:rFonts w:ascii="Times New Roman" w:hAnsi="Times New Roman" w:cs="Times New Roman"/>
+          <w:sz w:val="28"/>
+          <w:szCs w:val="28"/>
+        </w:rPr>
+      </w:pPr>
+    </w:p>
+    <w:p>
+      <w:pPr>
+        <w:spacing w:after="0"/>
+        <w:ind w:firstLine="142"/>
+        <w:rPr>
+          <w:rFonts w:ascii="Times New Roman" w:hAnsi="Times New Roman" w:cs="Times New Roman"/>
+          <w:b/>
+          <w:bCs/>
+          <w:sz w:val="28"/>
+          <w:szCs w:val="28"/>
+        </w:rPr>
+      </w:pPr>
+      <w:r>
+        <w:rPr>
+          <w:rFonts w:ascii="Times New Roman" w:hAnsi="Times New Roman" w:cs="Times New Roman"/>
+          <w:b/>
+          <w:bCs/>
+          <w:sz w:val="28"/>
+          <w:szCs w:val="28"/>
+        </w:rPr>
+        <w:t>Предположения и зависимости</w:t>
+      </w:r>
+    </w:p>
+    <w:p>
+      <w:pPr>
+        <w:spacing w:after="0"/>
+        <w:ind w:firstLine="142"/>
+        <w:rPr>
+          <w:rFonts w:ascii="Times New Roman" w:hAnsi="Times New Roman" w:cs="Times New Roman"/>
+          <w:sz w:val="28"/>
+          <w:szCs w:val="28"/>
+        </w:rPr>
+      </w:pPr>
+      <w:r>
+        <w:rPr>
+          <w:rFonts w:ascii="Times New Roman" w:hAnsi="Times New Roman" w:cs="Times New Roman"/>
+          <w:b/>
+          <w:bCs/>
+          <w:sz w:val="28"/>
+          <w:szCs w:val="28"/>
+        </w:rPr>
+        <w:t>Предположение-1:</w:t>
+      </w:r>
+      <w:r>
+        <w:rPr>
+          <w:rFonts w:ascii="Times New Roman" w:hAnsi="Times New Roman" w:cs="Times New Roman"/>
+          <w:sz w:val="28"/>
+          <w:szCs w:val="28"/>
+        </w:rPr>
+        <w:t xml:space="preserve"> Основные сайты вакансий сохранят открытый доступ к данным (API или HTML).</w:t>
+      </w:r>
+    </w:p>
+    <w:p>
+      <w:pPr>
+        <w:spacing w:after="0"/>
+        <w:ind w:firstLine="142"/>
+        <w:rPr>
+          <w:rFonts w:ascii="Times New Roman" w:hAnsi="Times New Roman" w:cs="Times New Roman"/>
+          <w:sz w:val="28"/>
+          <w:szCs w:val="28"/>
+        </w:rPr>
+      </w:pPr>
+      <w:r>
+        <w:rPr>
+          <w:rFonts w:ascii="Times New Roman" w:hAnsi="Times New Roman" w:cs="Times New Roman"/>
+          <w:b/>
+          <w:bCs/>
+          <w:sz w:val="28"/>
+          <w:szCs w:val="28"/>
+        </w:rPr>
+        <w:t>Предположение-2:</w:t>
+      </w:r>
+      <w:r>
+        <w:rPr>
+          <w:rFonts w:ascii="Times New Roman" w:hAnsi="Times New Roman" w:cs="Times New Roman"/>
+          <w:sz w:val="28"/>
+          <w:szCs w:val="28"/>
+        </w:rPr>
+        <w:t xml:space="preserve"> Telegram останется стабильным и доступным инструментом уведомлений.</w:t>
+      </w:r>
+    </w:p>
+    <w:p>
+      <w:pPr>
+        <w:spacing w:after="0"/>
+        <w:ind w:firstLine="142"/>
+        <w:rPr>
+          <w:rFonts w:ascii="Times New Roman" w:hAnsi="Times New Roman" w:cs="Times New Roman"/>
+          <w:sz w:val="28"/>
+          <w:szCs w:val="28"/>
+        </w:rPr>
+      </w:pPr>
+      <w:r>
+        <w:rPr>
+          <w:rFonts w:ascii="Times New Roman" w:hAnsi="Times New Roman" w:cs="Times New Roman"/>
+          <w:b/>
+          <w:bCs/>
+          <w:sz w:val="28"/>
+          <w:szCs w:val="28"/>
+        </w:rPr>
+        <w:t xml:space="preserve">Предположение-3: </w:t>
+      </w:r>
+      <w:r>
+        <w:rPr>
+          <w:rFonts w:ascii="Times New Roman" w:hAnsi="Times New Roman" w:cs="Times New Roman"/>
+          <w:sz w:val="28"/>
+          <w:szCs w:val="28"/>
+        </w:rPr>
+        <w:t>Пользователи будут заинтересованы в автоматизации поиска работы.</w:t>
+      </w:r>
+    </w:p>
+    <w:p>
+      <w:pPr>
+        <w:spacing w:after="0"/>
+        <w:ind w:firstLine="142"/>
+        <w:rPr>
+          <w:rFonts w:ascii="Times New Roman" w:hAnsi="Times New Roman" w:cs="Times New Roman"/>
+          <w:sz w:val="28"/>
+          <w:szCs w:val="28"/>
+        </w:rPr>
+      </w:pPr>
+      <w:r>
+        <w:rPr>
+          <w:rFonts w:ascii="Times New Roman" w:hAnsi="Times New Roman" w:cs="Times New Roman"/>
+          <w:b/>
+          <w:bCs/>
+          <w:sz w:val="28"/>
+          <w:szCs w:val="28"/>
+        </w:rPr>
+        <w:t>Зависимость-1:</w:t>
+      </w:r>
+      <w:r>
+        <w:rPr>
+          <w:rFonts w:ascii="Times New Roman" w:hAnsi="Times New Roman" w:cs="Times New Roman"/>
+          <w:sz w:val="28"/>
+          <w:szCs w:val="28"/>
+        </w:rPr>
+        <w:t xml:space="preserve"> Система зависит от скорости обновления данных сайтами-источниками.</w:t>
+      </w:r>
+    </w:p>
+    <w:p>
+      <w:pPr>
+        <w:spacing w:after="0"/>
+        <w:ind w:firstLine="142"/>
+        <w:rPr>
+          <w:rFonts w:ascii="Times New Roman" w:hAnsi="Times New Roman" w:cs="Times New Roman"/>
+          <w:sz w:val="28"/>
+          <w:szCs w:val="28"/>
+        </w:rPr>
+      </w:pPr>
+      <w:r>
+        <w:rPr>
+          <w:rFonts w:ascii="Times New Roman" w:hAnsi="Times New Roman" w:cs="Times New Roman"/>
+          <w:b/>
+          <w:bCs/>
+          <w:sz w:val="28"/>
+          <w:szCs w:val="28"/>
+        </w:rPr>
+        <w:t>Зависимость-2:</w:t>
+      </w:r>
+      <w:r>
+        <w:rPr>
+          <w:rFonts w:ascii="Times New Roman" w:hAnsi="Times New Roman" w:cs="Times New Roman"/>
+          <w:sz w:val="28"/>
+          <w:szCs w:val="28"/>
+        </w:rPr>
+        <w:t xml:space="preserve"> Производительность сервера должна обеспечивать загрузку данных в течение </w:t>
+      </w:r>
+      <w:r>
+        <w:rPr>
+          <w:rFonts w:ascii="Times New Roman" w:hAnsi="Times New Roman" w:cs="Times New Roman"/>
+          <w:sz w:val="28"/>
+          <w:szCs w:val="28"/>
+        </w:rPr>
+        <w:t>3</w:t>
+      </w:r>
+      <w:r>
+        <w:rPr>
+          <w:rFonts w:ascii="Times New Roman" w:hAnsi="Times New Roman" w:cs="Times New Roman"/>
+          <w:sz w:val="28"/>
+          <w:szCs w:val="28"/>
+        </w:rPr>
+        <w:t xml:space="preserve"> минут.</w:t>
+      </w:r>
     </w:p>
     <w:sectPr>
       <w:pgSz w:w="11906" w:h="16838"/>
@@ -485,6 +1700,155 @@
 <file path=word/numbering.xml><?xml version="1.0" encoding="utf-8"?>
 <w:numbering xmlns:wpc="http://schemas.microsoft.com/office/word/2010/wordprocessingCanvas" xmlns:cx="http://schemas.microsoft.com/office/drawing/2014/chartex" xmlns:cx1="http://schemas.microsoft.com/office/drawing/2015/9/8/chartex" xmlns:cx2="http://schemas.microsoft.com/office/drawing/2015/10/21/chartex" xmlns:cx3="http://schemas.microsoft.com/office/drawing/2016/5/9/chartex" xmlns:cx4="http://schemas.microsoft.com/office/drawing/2016/5/10/chartex" xmlns:cx5="http://schemas.microsoft.com/office/drawing/2016/5/11/chartex" xmlns:cx6="http://schemas.microsoft.com/office/drawing/2016/5/12/chartex" xmlns:cx7="http://schemas.microsoft.com/office/drawing/2016/5/13/chartex" xmlns:cx8="http://schemas.microsoft.com/office/drawing/2016/5/14/chartex" xmlns:mc="http://schemas.openxmlformats.org/markup-compatibility/2006" xmlns:aink="http://schemas.microsoft.com/office/drawing/2016/ink" xmlns:am3d="http://schemas.microsoft.com/office/drawing/2017/model3d" xmlns:o="urn:schemas-microsoft-com:office:office" xmlns:r="http://schemas.openxmlformats.org/officeDocument/2006/relationships" xmlns:m="http://schemas.openxmlformats.org/officeDocument/2006/math" xmlns:v="urn:schemas-microsoft-com:vml" xmlns:wp14="http://schemas.microsoft.com/office/word/2010/wordprocessingDrawing" xmlns:wp="http://schemas.openxmlformats.org/drawingml/2006/wordprocessingDrawing" xmlns:w10="urn:schemas-microsoft-com:office:word" xmlns:w="http://schemas.openxmlformats.org/wordprocessingml/2006/main" xmlns:w14="http://schemas.microsoft.com/office/word/2010/wordml" xmlns:w15="http://schemas.microsoft.com/office/word/2012/wordml" xmlns:w16cex="http://schemas.microsoft.com/office/word/2018/wordml/cex" xmlns:w16cid="http://schemas.microsoft.com/office/word/2016/wordml/cid" xmlns:w16="http://schemas.microsoft.com/office/word/2018/wordml" xmlns:w16sdtdh="http://schemas.microsoft.com/office/word/2020/wordml/sdtdatahash" xmlns:w16se="http://schemas.microsoft.com/office/word/2015/wordml/symex" xmlns:wpg="http://schemas.microsoft.com/office/word/2010/wordprocessingGroup" xmlns:wpi="http://schemas.microsoft.com/office/word/2010/wordprocessingInk" xmlns:wne="http://schemas.microsoft.com/office/word/2006/wordml" xmlns:wps="http://schemas.microsoft.com/office/word/2010/wordprocessingShape" mc:Ignorable="w14 w15 w16se w16cid w16 w16cex w16sdtdh wp14">
   <w:abstractNum w:abstractNumId="0" w15:restartNumberingAfterBreak="0">
+    <w:nsid w:val="36615F06"/>
+    <w:multiLevelType w:val="multilevel"/>
+    <w:tmpl w:val="6C5A4A68"/>
+    <w:lvl w:ilvl="0">
+      <w:start w:val="1"/>
+      <w:numFmt w:val="bullet"/>
+      <w:lvlText w:val=""/>
+      <w:lvlJc w:val="left"/>
+      <w:pPr>
+        <w:tabs>
+          <w:tab w:val="num" w:pos="720"/>
+        </w:tabs>
+        <w:ind w:left="720" w:hanging="360"/>
+      </w:pPr>
+      <w:rPr>
+        <w:rFonts w:ascii="Symbol" w:hAnsi="Symbol" w:hint="default"/>
+        <w:sz w:val="20"/>
+      </w:rPr>
+    </w:lvl>
+    <w:lvl w:ilvl="1" w:tentative="1">
+      <w:start w:val="1"/>
+      <w:numFmt w:val="bullet"/>
+      <w:lvlText w:val="o"/>
+      <w:lvlJc w:val="left"/>
+      <w:pPr>
+        <w:tabs>
+          <w:tab w:val="num" w:pos="1440"/>
+        </w:tabs>
+        <w:ind w:left="1440" w:hanging="360"/>
+      </w:pPr>
+      <w:rPr>
+        <w:rFonts w:ascii="Courier New" w:hAnsi="Courier New" w:hint="default"/>
+        <w:sz w:val="20"/>
+      </w:rPr>
+    </w:lvl>
+    <w:lvl w:ilvl="2" w:tentative="1">
+      <w:start w:val="1"/>
+      <w:numFmt w:val="bullet"/>
+      <w:lvlText w:val=""/>
+      <w:lvlJc w:val="left"/>
+      <w:pPr>
+        <w:tabs>
+          <w:tab w:val="num" w:pos="2160"/>
+        </w:tabs>
+        <w:ind w:left="2160" w:hanging="360"/>
+      </w:pPr>
+      <w:rPr>
+        <w:rFonts w:ascii="Wingdings" w:hAnsi="Wingdings" w:hint="default"/>
+        <w:sz w:val="20"/>
+      </w:rPr>
+    </w:lvl>
+    <w:lvl w:ilvl="3" w:tentative="1">
+      <w:start w:val="1"/>
+      <w:numFmt w:val="bullet"/>
+      <w:lvlText w:val=""/>
+      <w:lvlJc w:val="left"/>
+      <w:pPr>
+        <w:tabs>
+          <w:tab w:val="num" w:pos="2880"/>
+        </w:tabs>
+        <w:ind w:left="2880" w:hanging="360"/>
+      </w:pPr>
+      <w:rPr>
+        <w:rFonts w:ascii="Wingdings" w:hAnsi="Wingdings" w:hint="default"/>
+        <w:sz w:val="20"/>
+      </w:rPr>
+    </w:lvl>
+    <w:lvl w:ilvl="4" w:tentative="1">
+      <w:start w:val="1"/>
+      <w:numFmt w:val="bullet"/>
+      <w:lvlText w:val=""/>
+      <w:lvlJc w:val="left"/>
+      <w:pPr>
+        <w:tabs>
+          <w:tab w:val="num" w:pos="3600"/>
+        </w:tabs>
+        <w:ind w:left="3600" w:hanging="360"/>
+      </w:pPr>
+      <w:rPr>
+        <w:rFonts w:ascii="Wingdings" w:hAnsi="Wingdings" w:hint="default"/>
+        <w:sz w:val="20"/>
+      </w:rPr>
+    </w:lvl>
+    <w:lvl w:ilvl="5" w:tentative="1">
+      <w:start w:val="1"/>
+      <w:numFmt w:val="bullet"/>
+      <w:lvlText w:val=""/>
+      <w:lvlJc w:val="left"/>
+      <w:pPr>
+        <w:tabs>
+          <w:tab w:val="num" w:pos="4320"/>
+        </w:tabs>
+        <w:ind w:left="4320" w:hanging="360"/>
+      </w:pPr>
+      <w:rPr>
+        <w:rFonts w:ascii="Wingdings" w:hAnsi="Wingdings" w:hint="default"/>
+        <w:sz w:val="20"/>
+      </w:rPr>
+    </w:lvl>
+    <w:lvl w:ilvl="6" w:tentative="1">
+      <w:start w:val="1"/>
+      <w:numFmt w:val="bullet"/>
+      <w:lvlText w:val=""/>
+      <w:lvlJc w:val="left"/>
+      <w:pPr>
+        <w:tabs>
+          <w:tab w:val="num" w:pos="5040"/>
+        </w:tabs>
+        <w:ind w:left="5040" w:hanging="360"/>
+      </w:pPr>
+      <w:rPr>
+        <w:rFonts w:ascii="Wingdings" w:hAnsi="Wingdings" w:hint="default"/>
+        <w:sz w:val="20"/>
+      </w:rPr>
+    </w:lvl>
+    <w:lvl w:ilvl="7" w:tentative="1">
+      <w:start w:val="1"/>
+      <w:numFmt w:val="bullet"/>
+      <w:lvlText w:val=""/>
+      <w:lvlJc w:val="left"/>
+      <w:pPr>
+        <w:tabs>
+          <w:tab w:val="num" w:pos="5760"/>
+        </w:tabs>
+        <w:ind w:left="5760" w:hanging="360"/>
+      </w:pPr>
+      <w:rPr>
+        <w:rFonts w:ascii="Wingdings" w:hAnsi="Wingdings" w:hint="default"/>
+        <w:sz w:val="20"/>
+      </w:rPr>
+    </w:lvl>
+    <w:lvl w:ilvl="8" w:tentative="1">
+      <w:start w:val="1"/>
+      <w:numFmt w:val="bullet"/>
+      <w:lvlText w:val=""/>
+      <w:lvlJc w:val="left"/>
+      <w:pPr>
+        <w:tabs>
+          <w:tab w:val="num" w:pos="6480"/>
+        </w:tabs>
+        <w:ind w:left="6480" w:hanging="360"/>
+      </w:pPr>
+      <w:rPr>
+        <w:rFonts w:ascii="Wingdings" w:hAnsi="Wingdings" w:hint="default"/>
+        <w:sz w:val="20"/>
+      </w:rPr>
+    </w:lvl>
+  </w:abstractNum>
+  <w:abstractNum w:abstractNumId="1" w15:restartNumberingAfterBreak="0">
     <w:nsid w:val="3D2C03AF"/>
     <w:multiLevelType w:val="hybridMultilevel"/>
     <w:tmpl w:val="47863578"/>
@@ -573,7 +1937,7 @@
       </w:pPr>
     </w:lvl>
   </w:abstractNum>
-  <w:abstractNum w:abstractNumId="1" w15:restartNumberingAfterBreak="0">
+  <w:abstractNum w:abstractNumId="2" w15:restartNumberingAfterBreak="0">
     <w:nsid w:val="77DE50B8"/>
     <w:multiLevelType w:val="hybridMultilevel"/>
     <w:tmpl w:val="F00CAF60"/>
@@ -687,10 +2051,13 @@
     </w:lvl>
   </w:abstractNum>
   <w:num w:numId="1">
-    <w:abstractNumId w:val="0"/>
+    <w:abstractNumId w:val="1"/>
   </w:num>
   <w:num w:numId="2">
-    <w:abstractNumId w:val="1"/>
+    <w:abstractNumId w:val="2"/>
+  </w:num>
+  <w:num w:numId="3">
+    <w:abstractNumId w:val="0"/>
   </w:num>
 </w:numbering>
 </file>
@@ -1182,7 +2549,6 @@
     <w:name w:val="Normal (Web)"/>
     <w:basedOn w:val="a"/>
     <w:uiPriority w:val="99"/>
-    <w:semiHidden/>
     <w:unhideWhenUsed/>
     <w:rsid w:val="000E23E6"/>
     <w:pPr>
@@ -1205,6 +2571,17 @@
     <w:rPr>
       <w:color w:val="0000FF"/>
       <w:u w:val="single"/>
+    </w:rPr>
+  </w:style>
+  <w:style w:type="character" w:styleId="a7">
+    <w:name w:val="Emphasis"/>
+    <w:basedOn w:val="a0"/>
+    <w:uiPriority w:val="20"/>
+    <w:qFormat/>
+    <w:rsid w:val="007E3E64"/>
+    <w:rPr>
+      <w:i/>
+      <w:iCs/>
     </w:rPr>
   </w:style>
 </w:styles>

--- a/Разработка и анализ требований проектирования ПО/Документ о концепции и границах проекта.docx
+++ b/Разработка и анализ требований проектирования ПО/Документ о концепции и границах проекта.docx
@@ -574,7 +574,23 @@
           <w:sz w:val="28"/>
           <w:szCs w:val="28"/>
         </w:rPr>
-        <w:t>Сократить среднее время поиска подходящей вакансии пользователем минимум на 70% в течение 6 месяцев после первого выпуска системы.</w:t>
+        <w:t xml:space="preserve">Сократить среднее время поиска подходящей вакансии пользователем минимум на 70% в течение </w:t>
+      </w:r>
+      <w:r>
+        <w:rPr>
+          <w:rFonts w:ascii="Times New Roman" w:hAnsi="Times New Roman" w:cs="Times New Roman"/>
+          <w:sz w:val="28"/>
+          <w:szCs w:val="28"/>
+        </w:rPr>
+        <w:t>2-3</w:t>
+      </w:r>
+      <w:r>
+        <w:rPr>
+          <w:rFonts w:ascii="Times New Roman" w:hAnsi="Times New Roman" w:cs="Times New Roman"/>
+          <w:sz w:val="28"/>
+          <w:szCs w:val="28"/>
+        </w:rPr>
+        <w:t xml:space="preserve"> месяцев после первого выпуска системы.</w:t>
       </w:r>
       <w:r>
         <w:rPr>
@@ -862,17 +878,41 @@
           <w:rFonts w:ascii="Times New Roman" w:hAnsi="Times New Roman" w:cs="Times New Roman"/>
           <w:sz w:val="28"/>
           <w:szCs w:val="28"/>
-          <w:u w:val="single"/>
-        </w:rPr>
-      </w:pPr>
-      <w:r>
-        <w:rPr>
-          <w:rFonts w:ascii="Times New Roman" w:hAnsi="Times New Roman" w:cs="Times New Roman"/>
-          <w:sz w:val="28"/>
-          <w:szCs w:val="28"/>
-          <w:u w:val="single"/>
-        </w:rPr>
-        <w:t>Удовлетворённость пользователей — не менее 4,5 из 5 через 6 месяцев после запуска.</w:t>
+        </w:rPr>
+      </w:pPr>
+      <w:r>
+        <w:rPr>
+          <w:rFonts w:ascii="Times New Roman" w:hAnsi="Times New Roman" w:cs="Times New Roman"/>
+          <w:sz w:val="28"/>
+          <w:szCs w:val="28"/>
+        </w:rPr>
+        <w:t xml:space="preserve">По результатам опроса </w:t>
+      </w:r>
+      <w:proofErr w:type="gramStart"/>
+      <w:r>
+        <w:rPr>
+          <w:rFonts w:ascii="Times New Roman" w:hAnsi="Times New Roman" w:cs="Times New Roman"/>
+          <w:sz w:val="28"/>
+          <w:szCs w:val="28"/>
+        </w:rPr>
+        <w:t>в телеграмм</w:t>
+      </w:r>
+      <w:proofErr w:type="gramEnd"/>
+      <w:r>
+        <w:rPr>
+          <w:rFonts w:ascii="Times New Roman" w:hAnsi="Times New Roman" w:cs="Times New Roman"/>
+          <w:sz w:val="28"/>
+          <w:szCs w:val="28"/>
+        </w:rPr>
+        <w:t xml:space="preserve"> канале бота - у</w:t>
+      </w:r>
+      <w:r>
+        <w:rPr>
+          <w:rFonts w:ascii="Times New Roman" w:hAnsi="Times New Roman" w:cs="Times New Roman"/>
+          <w:sz w:val="28"/>
+          <w:szCs w:val="28"/>
+        </w:rPr>
+        <w:t>довлетворённость пользователей — не менее 4,5 из 5 через 6 месяцев после запуска.</w:t>
       </w:r>
     </w:p>
     <w:p>
@@ -1000,7 +1040,33 @@
           <w:sz w:val="28"/>
           <w:szCs w:val="28"/>
         </w:rPr>
-        <w:t xml:space="preserve">Минимум </w:t>
+        <w:t xml:space="preserve">По результатам опроса </w:t>
+      </w:r>
+      <w:proofErr w:type="gramStart"/>
+      <w:r>
+        <w:rPr>
+          <w:rFonts w:ascii="Times New Roman" w:hAnsi="Times New Roman" w:cs="Times New Roman"/>
+          <w:sz w:val="28"/>
+          <w:szCs w:val="28"/>
+        </w:rPr>
+        <w:t>в телеграмм</w:t>
+      </w:r>
+      <w:proofErr w:type="gramEnd"/>
+      <w:r>
+        <w:rPr>
+          <w:rFonts w:ascii="Times New Roman" w:hAnsi="Times New Roman" w:cs="Times New Roman"/>
+          <w:sz w:val="28"/>
+          <w:szCs w:val="28"/>
+        </w:rPr>
+        <w:t xml:space="preserve"> канале бота - м</w:t>
+      </w:r>
+      <w:r>
+        <w:rPr>
+          <w:rFonts w:ascii="Times New Roman" w:hAnsi="Times New Roman" w:cs="Times New Roman"/>
+          <w:sz w:val="28"/>
+          <w:szCs w:val="28"/>
+        </w:rPr>
+        <w:t xml:space="preserve">инимум </w:t>
       </w:r>
       <w:r>
         <w:rPr>
@@ -1226,26 +1292,8 @@
           <w:rFonts w:ascii="Times New Roman" w:hAnsi="Times New Roman" w:cs="Times New Roman"/>
           <w:sz w:val="28"/>
           <w:szCs w:val="28"/>
-          <w:u w:val="single"/>
-        </w:rPr>
-        <w:t>ограниченных агрегаторов вроде GorodRabot.</w:t>
-      </w:r>
-      <w:r>
-        <w:rPr>
-          <w:rFonts w:ascii="Times New Roman" w:hAnsi="Times New Roman" w:cs="Times New Roman"/>
-          <w:sz w:val="28"/>
-          <w:szCs w:val="28"/>
-        </w:rPr>
-        <w:t xml:space="preserve">ru </w:t>
-      </w:r>
-      <w:r>
-        <w:rPr>
-          <w:rFonts w:ascii="Times New Roman" w:hAnsi="Times New Roman" w:cs="Times New Roman"/>
-          <w:sz w:val="28"/>
-          <w:szCs w:val="28"/>
-          <w:u w:val="single"/>
-        </w:rPr>
-        <w:t>или отдельной подписки на hh.ru</w:t>
+        </w:rPr>
+        <w:t>других похожих агрегаторов</w:t>
       </w:r>
       <w:r>
         <w:rPr>
@@ -1685,6 +1733,2660 @@
           <w:szCs w:val="28"/>
         </w:rPr>
         <w:t xml:space="preserve"> минут.</w:t>
+      </w:r>
+    </w:p>
+    <w:p>
+      <w:pPr>
+        <w:spacing w:after="0"/>
+        <w:ind w:firstLine="142"/>
+        <w:rPr>
+          <w:rFonts w:ascii="Times New Roman" w:hAnsi="Times New Roman" w:cs="Times New Roman"/>
+          <w:sz w:val="28"/>
+          <w:szCs w:val="28"/>
+        </w:rPr>
+      </w:pPr>
+    </w:p>
+    <w:p>
+      <w:pPr>
+        <w:rPr>
+          <w:rFonts w:ascii="Times New Roman" w:hAnsi="Times New Roman" w:cs="Times New Roman"/>
+          <w:b/>
+          <w:bCs/>
+          <w:sz w:val="32"/>
+          <w:szCs w:val="32"/>
+        </w:rPr>
+      </w:pPr>
+      <w:r>
+        <w:rPr>
+          <w:rFonts w:ascii="Times New Roman" w:hAnsi="Times New Roman" w:cs="Times New Roman"/>
+          <w:b/>
+          <w:bCs/>
+          <w:sz w:val="32"/>
+          <w:szCs w:val="32"/>
+        </w:rPr>
+        <w:br w:type="page"/>
+      </w:r>
+    </w:p>
+    <w:p>
+      <w:pPr>
+        <w:spacing w:after="0"/>
+        <w:ind w:firstLine="142"/>
+        <w:rPr>
+          <w:rFonts w:ascii="Times New Roman" w:hAnsi="Times New Roman" w:cs="Times New Roman"/>
+          <w:b/>
+          <w:bCs/>
+          <w:sz w:val="32"/>
+          <w:szCs w:val="32"/>
+        </w:rPr>
+      </w:pPr>
+      <w:r>
+        <w:rPr>
+          <w:rFonts w:ascii="Times New Roman" w:hAnsi="Times New Roman" w:cs="Times New Roman"/>
+          <w:b/>
+          <w:bCs/>
+          <w:sz w:val="32"/>
+          <w:szCs w:val="32"/>
+        </w:rPr>
+        <w:lastRenderedPageBreak/>
+        <w:t>Рамки и ограничения проекта</w:t>
+      </w:r>
+    </w:p>
+    <w:p>
+      <w:pPr>
+        <w:spacing w:after="0"/>
+        <w:ind w:firstLine="142"/>
+        <w:rPr>
+          <w:rFonts w:ascii="Times New Roman" w:hAnsi="Times New Roman" w:cs="Times New Roman"/>
+          <w:bCs/>
+          <w:sz w:val="28"/>
+          <w:szCs w:val="28"/>
+        </w:rPr>
+      </w:pPr>
+      <w:r>
+        <w:rPr>
+          <w:rFonts w:ascii="Times New Roman" w:hAnsi="Times New Roman" w:cs="Times New Roman"/>
+          <w:b/>
+          <w:sz w:val="28"/>
+          <w:szCs w:val="28"/>
+        </w:rPr>
+        <w:t xml:space="preserve">Основные функции-1. </w:t>
+      </w:r>
+      <w:r>
+        <w:rPr>
+          <w:rFonts w:ascii="Times New Roman" w:hAnsi="Times New Roman" w:cs="Times New Roman"/>
+          <w:bCs/>
+          <w:sz w:val="28"/>
+          <w:szCs w:val="28"/>
+        </w:rPr>
+        <w:t>Агрегация вакансий со всех возможных ресурсов.</w:t>
+      </w:r>
+    </w:p>
+    <w:p>
+      <w:pPr>
+        <w:spacing w:after="0"/>
+        <w:ind w:firstLine="142"/>
+        <w:rPr>
+          <w:rFonts w:ascii="Times New Roman" w:hAnsi="Times New Roman" w:cs="Times New Roman"/>
+          <w:bCs/>
+          <w:sz w:val="28"/>
+          <w:szCs w:val="28"/>
+        </w:rPr>
+      </w:pPr>
+      <w:r>
+        <w:rPr>
+          <w:rFonts w:ascii="Times New Roman" w:hAnsi="Times New Roman" w:cs="Times New Roman"/>
+          <w:b/>
+          <w:sz w:val="28"/>
+          <w:szCs w:val="28"/>
+        </w:rPr>
+        <w:t xml:space="preserve">Основные функции-2. </w:t>
+      </w:r>
+      <w:r>
+        <w:rPr>
+          <w:rFonts w:ascii="Times New Roman" w:hAnsi="Times New Roman" w:cs="Times New Roman"/>
+          <w:bCs/>
+          <w:sz w:val="28"/>
+          <w:szCs w:val="28"/>
+        </w:rPr>
+        <w:t>Фильтрация по виду деятельности, требованиям, зарплате, типу занятости.</w:t>
+      </w:r>
+    </w:p>
+    <w:p>
+      <w:pPr>
+        <w:spacing w:after="0"/>
+        <w:ind w:firstLine="142"/>
+        <w:rPr>
+          <w:rFonts w:ascii="Times New Roman" w:hAnsi="Times New Roman" w:cs="Times New Roman"/>
+          <w:bCs/>
+          <w:sz w:val="28"/>
+          <w:szCs w:val="28"/>
+        </w:rPr>
+      </w:pPr>
+      <w:r>
+        <w:rPr>
+          <w:rFonts w:ascii="Times New Roman" w:hAnsi="Times New Roman" w:cs="Times New Roman"/>
+          <w:b/>
+          <w:sz w:val="28"/>
+          <w:szCs w:val="28"/>
+        </w:rPr>
+        <w:t xml:space="preserve">Основные функции-3. </w:t>
+      </w:r>
+      <w:r>
+        <w:rPr>
+          <w:rFonts w:ascii="Times New Roman" w:hAnsi="Times New Roman" w:cs="Times New Roman"/>
+          <w:bCs/>
+          <w:sz w:val="28"/>
+          <w:szCs w:val="28"/>
+        </w:rPr>
+        <w:t>Уведомления о появлении новых вакансий по заданным пользователем параметрам.</w:t>
+      </w:r>
+    </w:p>
+    <w:p>
+      <w:pPr>
+        <w:spacing w:after="0"/>
+        <w:ind w:firstLine="142"/>
+        <w:rPr>
+          <w:rFonts w:ascii="Times New Roman" w:hAnsi="Times New Roman" w:cs="Times New Roman"/>
+          <w:bCs/>
+          <w:sz w:val="28"/>
+          <w:szCs w:val="28"/>
+        </w:rPr>
+      </w:pPr>
+      <w:r>
+        <w:rPr>
+          <w:rFonts w:ascii="Times New Roman" w:hAnsi="Times New Roman" w:cs="Times New Roman"/>
+          <w:b/>
+          <w:sz w:val="28"/>
+          <w:szCs w:val="28"/>
+        </w:rPr>
+        <w:t xml:space="preserve">Основные функции-4. </w:t>
+      </w:r>
+      <w:r>
+        <w:rPr>
+          <w:rFonts w:ascii="Times New Roman" w:hAnsi="Times New Roman" w:cs="Times New Roman"/>
+          <w:bCs/>
+          <w:sz w:val="28"/>
+          <w:szCs w:val="28"/>
+        </w:rPr>
+        <w:t>Исключение дублирующих вакансий.</w:t>
+      </w:r>
+    </w:p>
+    <w:p>
+      <w:pPr>
+        <w:spacing w:after="0"/>
+        <w:ind w:firstLine="142"/>
+        <w:rPr>
+          <w:rFonts w:ascii="Times New Roman" w:hAnsi="Times New Roman" w:cs="Times New Roman"/>
+          <w:bCs/>
+          <w:sz w:val="28"/>
+          <w:szCs w:val="28"/>
+        </w:rPr>
+      </w:pPr>
+    </w:p>
+    <w:p>
+      <w:pPr>
+        <w:spacing w:after="0"/>
+        <w:ind w:firstLine="142"/>
+        <w:rPr>
+          <w:rFonts w:ascii="Times New Roman" w:hAnsi="Times New Roman" w:cs="Times New Roman"/>
+          <w:b/>
+          <w:sz w:val="28"/>
+          <w:szCs w:val="28"/>
+        </w:rPr>
+      </w:pPr>
+      <w:r>
+        <w:rPr>
+          <w:rFonts w:ascii="Times New Roman" w:hAnsi="Times New Roman" w:cs="Times New Roman"/>
+          <w:b/>
+          <w:sz w:val="28"/>
+          <w:szCs w:val="28"/>
+        </w:rPr>
+        <w:t>Состав первого и последующих выпусков</w:t>
+      </w:r>
+    </w:p>
+    <w:p>
+      <w:pPr>
+        <w:spacing w:after="0"/>
+        <w:ind w:firstLine="142"/>
+        <w:rPr>
+          <w:rFonts w:ascii="Times New Roman" w:hAnsi="Times New Roman" w:cs="Times New Roman"/>
+          <w:b/>
+          <w:sz w:val="28"/>
+          <w:szCs w:val="28"/>
+        </w:rPr>
+      </w:pPr>
+      <w:r>
+        <w:rPr>
+          <w:rFonts w:ascii="Times New Roman" w:hAnsi="Times New Roman" w:cs="Times New Roman"/>
+          <w:b/>
+          <w:sz w:val="28"/>
+          <w:szCs w:val="28"/>
+        </w:rPr>
+        <w:t xml:space="preserve">Первый выпуск: </w:t>
+      </w:r>
+    </w:p>
+    <w:p>
+      <w:pPr>
+        <w:pStyle w:val="a3"/>
+        <w:numPr>
+          <w:ilvl w:val="0"/>
+          <w:numId w:val="4"/>
+        </w:numPr>
+        <w:spacing w:after="0"/>
+        <w:ind w:hanging="436"/>
+        <w:rPr>
+          <w:rFonts w:ascii="Times New Roman" w:hAnsi="Times New Roman" w:cs="Times New Roman"/>
+          <w:bCs/>
+          <w:sz w:val="28"/>
+          <w:szCs w:val="28"/>
+        </w:rPr>
+      </w:pPr>
+      <w:r>
+        <w:rPr>
+          <w:rFonts w:ascii="Times New Roman" w:hAnsi="Times New Roman" w:cs="Times New Roman"/>
+          <w:bCs/>
+          <w:sz w:val="28"/>
+          <w:szCs w:val="28"/>
+        </w:rPr>
+        <w:t>Парсер с двух самых популярных сайтов</w:t>
+      </w:r>
+    </w:p>
+    <w:p>
+      <w:pPr>
+        <w:pStyle w:val="a3"/>
+        <w:numPr>
+          <w:ilvl w:val="0"/>
+          <w:numId w:val="4"/>
+        </w:numPr>
+        <w:spacing w:after="0"/>
+        <w:ind w:hanging="436"/>
+        <w:rPr>
+          <w:rFonts w:ascii="Times New Roman" w:hAnsi="Times New Roman" w:cs="Times New Roman"/>
+          <w:bCs/>
+          <w:sz w:val="28"/>
+          <w:szCs w:val="28"/>
+        </w:rPr>
+      </w:pPr>
+      <w:r>
+        <w:rPr>
+          <w:rFonts w:ascii="Times New Roman" w:hAnsi="Times New Roman" w:cs="Times New Roman"/>
+          <w:bCs/>
+          <w:sz w:val="28"/>
+          <w:szCs w:val="28"/>
+        </w:rPr>
+        <w:t>Простая фильтрация</w:t>
+      </w:r>
+      <w:r>
+        <w:rPr>
+          <w:rFonts w:ascii="Times New Roman" w:hAnsi="Times New Roman" w:cs="Times New Roman"/>
+          <w:bCs/>
+          <w:sz w:val="28"/>
+          <w:szCs w:val="28"/>
+        </w:rPr>
+        <w:t xml:space="preserve"> по двум-трём пунктам</w:t>
+      </w:r>
+    </w:p>
+    <w:p>
+      <w:pPr>
+        <w:spacing w:after="0"/>
+        <w:rPr>
+          <w:rFonts w:ascii="Times New Roman" w:hAnsi="Times New Roman" w:cs="Times New Roman"/>
+          <w:b/>
+          <w:sz w:val="28"/>
+          <w:szCs w:val="28"/>
+        </w:rPr>
+      </w:pPr>
+      <w:r>
+        <w:rPr>
+          <w:rFonts w:ascii="Times New Roman" w:hAnsi="Times New Roman" w:cs="Times New Roman"/>
+          <w:bCs/>
+          <w:sz w:val="28"/>
+          <w:szCs w:val="28"/>
+        </w:rPr>
+        <w:t xml:space="preserve">  </w:t>
+      </w:r>
+      <w:r>
+        <w:rPr>
+          <w:rFonts w:ascii="Times New Roman" w:hAnsi="Times New Roman" w:cs="Times New Roman"/>
+          <w:b/>
+          <w:sz w:val="28"/>
+          <w:szCs w:val="28"/>
+        </w:rPr>
+        <w:t>Второй выпуск:</w:t>
+      </w:r>
+    </w:p>
+    <w:p>
+      <w:pPr>
+        <w:pStyle w:val="a3"/>
+        <w:numPr>
+          <w:ilvl w:val="0"/>
+          <w:numId w:val="7"/>
+        </w:numPr>
+        <w:spacing w:after="0"/>
+        <w:ind w:hanging="294"/>
+        <w:rPr>
+          <w:rFonts w:ascii="Times New Roman" w:hAnsi="Times New Roman" w:cs="Times New Roman"/>
+          <w:bCs/>
+          <w:sz w:val="28"/>
+          <w:szCs w:val="28"/>
+        </w:rPr>
+      </w:pPr>
+      <w:r>
+        <w:rPr>
+          <w:rFonts w:ascii="Times New Roman" w:hAnsi="Times New Roman" w:cs="Times New Roman"/>
+          <w:bCs/>
+          <w:sz w:val="28"/>
+          <w:szCs w:val="28"/>
+        </w:rPr>
+        <w:t>Улучшение фильтрации</w:t>
+      </w:r>
+    </w:p>
+    <w:p>
+      <w:pPr>
+        <w:pStyle w:val="a3"/>
+        <w:numPr>
+          <w:ilvl w:val="0"/>
+          <w:numId w:val="7"/>
+        </w:numPr>
+        <w:spacing w:after="0"/>
+        <w:ind w:hanging="294"/>
+        <w:rPr>
+          <w:rFonts w:ascii="Times New Roman" w:hAnsi="Times New Roman" w:cs="Times New Roman"/>
+          <w:bCs/>
+          <w:sz w:val="28"/>
+          <w:szCs w:val="28"/>
+        </w:rPr>
+      </w:pPr>
+      <w:r>
+        <w:rPr>
+          <w:rFonts w:ascii="Times New Roman" w:hAnsi="Times New Roman" w:cs="Times New Roman"/>
+          <w:bCs/>
+          <w:sz w:val="28"/>
+          <w:szCs w:val="28"/>
+        </w:rPr>
+        <w:t>Реализация уведомлений</w:t>
+      </w:r>
+    </w:p>
+    <w:p>
+      <w:pPr>
+        <w:pStyle w:val="a3"/>
+        <w:numPr>
+          <w:ilvl w:val="0"/>
+          <w:numId w:val="7"/>
+        </w:numPr>
+        <w:spacing w:after="0"/>
+        <w:ind w:hanging="294"/>
+        <w:rPr>
+          <w:rFonts w:ascii="Times New Roman" w:hAnsi="Times New Roman" w:cs="Times New Roman"/>
+          <w:bCs/>
+          <w:sz w:val="28"/>
+          <w:szCs w:val="28"/>
+        </w:rPr>
+      </w:pPr>
+      <w:r>
+        <w:rPr>
+          <w:rFonts w:ascii="Times New Roman" w:hAnsi="Times New Roman" w:cs="Times New Roman"/>
+          <w:bCs/>
+          <w:sz w:val="28"/>
+          <w:szCs w:val="28"/>
+        </w:rPr>
+        <w:t>Создание канала бота</w:t>
+      </w:r>
+    </w:p>
+    <w:p>
+      <w:pPr>
+        <w:spacing w:after="0"/>
+        <w:rPr>
+          <w:rFonts w:ascii="Times New Roman" w:hAnsi="Times New Roman" w:cs="Times New Roman"/>
+          <w:b/>
+          <w:sz w:val="28"/>
+          <w:szCs w:val="28"/>
+        </w:rPr>
+      </w:pPr>
+      <w:r>
+        <w:rPr>
+          <w:rFonts w:ascii="Times New Roman" w:hAnsi="Times New Roman" w:cs="Times New Roman"/>
+          <w:bCs/>
+          <w:sz w:val="28"/>
+          <w:szCs w:val="28"/>
+        </w:rPr>
+        <w:t xml:space="preserve">  </w:t>
+      </w:r>
+      <w:r>
+        <w:rPr>
+          <w:rFonts w:ascii="Times New Roman" w:hAnsi="Times New Roman" w:cs="Times New Roman"/>
+          <w:b/>
+          <w:sz w:val="28"/>
+          <w:szCs w:val="28"/>
+        </w:rPr>
+        <w:t>Третий выпуск:</w:t>
+      </w:r>
+    </w:p>
+    <w:p>
+      <w:pPr>
+        <w:pStyle w:val="a3"/>
+        <w:numPr>
+          <w:ilvl w:val="0"/>
+          <w:numId w:val="8"/>
+        </w:numPr>
+        <w:spacing w:after="0"/>
+        <w:rPr>
+          <w:rFonts w:ascii="Times New Roman" w:hAnsi="Times New Roman" w:cs="Times New Roman"/>
+          <w:bCs/>
+          <w:sz w:val="28"/>
+          <w:szCs w:val="28"/>
+        </w:rPr>
+      </w:pPr>
+      <w:r>
+        <w:rPr>
+          <w:rFonts w:ascii="Times New Roman" w:hAnsi="Times New Roman" w:cs="Times New Roman"/>
+          <w:bCs/>
+          <w:sz w:val="28"/>
+          <w:szCs w:val="28"/>
+        </w:rPr>
+        <w:t>Исключение дублирующих вакансий</w:t>
+      </w:r>
+    </w:p>
+    <w:p>
+      <w:pPr>
+        <w:pStyle w:val="a3"/>
+        <w:numPr>
+          <w:ilvl w:val="0"/>
+          <w:numId w:val="8"/>
+        </w:numPr>
+        <w:spacing w:after="0"/>
+        <w:rPr>
+          <w:rFonts w:ascii="Times New Roman" w:hAnsi="Times New Roman" w:cs="Times New Roman"/>
+          <w:bCs/>
+          <w:sz w:val="28"/>
+          <w:szCs w:val="28"/>
+        </w:rPr>
+      </w:pPr>
+      <w:r>
+        <w:rPr>
+          <w:rFonts w:ascii="Times New Roman" w:hAnsi="Times New Roman" w:cs="Times New Roman"/>
+          <w:bCs/>
+          <w:sz w:val="28"/>
+          <w:szCs w:val="28"/>
+        </w:rPr>
+        <w:t>Добавление всех остальных ресурсов</w:t>
+      </w:r>
+    </w:p>
+    <w:p>
+      <w:pPr>
+        <w:spacing w:after="0"/>
+        <w:rPr>
+          <w:rFonts w:ascii="Times New Roman" w:hAnsi="Times New Roman" w:cs="Times New Roman"/>
+          <w:bCs/>
+          <w:sz w:val="28"/>
+          <w:szCs w:val="28"/>
+        </w:rPr>
+      </w:pPr>
+    </w:p>
+    <w:p>
+      <w:pPr>
+        <w:spacing w:after="0"/>
+        <w:ind w:firstLine="142"/>
+        <w:rPr>
+          <w:rFonts w:ascii="Times New Roman" w:hAnsi="Times New Roman" w:cs="Times New Roman"/>
+          <w:b/>
+          <w:sz w:val="28"/>
+          <w:szCs w:val="28"/>
+        </w:rPr>
+      </w:pPr>
+      <w:r>
+        <w:rPr>
+          <w:rFonts w:ascii="Times New Roman" w:hAnsi="Times New Roman" w:cs="Times New Roman"/>
+          <w:b/>
+          <w:sz w:val="28"/>
+          <w:szCs w:val="28"/>
+        </w:rPr>
+        <w:t>Ограничения и исключения</w:t>
+      </w:r>
+    </w:p>
+    <w:p>
+      <w:pPr>
+        <w:spacing w:after="0"/>
+        <w:ind w:firstLine="142"/>
+        <w:rPr>
+          <w:rFonts w:ascii="Times New Roman" w:hAnsi="Times New Roman" w:cs="Times New Roman"/>
+          <w:bCs/>
+          <w:sz w:val="28"/>
+          <w:szCs w:val="28"/>
+        </w:rPr>
+      </w:pPr>
+      <w:r>
+        <w:rPr>
+          <w:rFonts w:ascii="Times New Roman" w:hAnsi="Times New Roman" w:cs="Times New Roman"/>
+          <w:b/>
+          <w:sz w:val="28"/>
+          <w:szCs w:val="28"/>
+        </w:rPr>
+        <w:t>Ограничения и исключения-1</w:t>
+      </w:r>
+      <w:proofErr w:type="gramStart"/>
+      <w:r>
+        <w:rPr>
+          <w:rFonts w:ascii="Times New Roman" w:hAnsi="Times New Roman" w:cs="Times New Roman"/>
+          <w:b/>
+          <w:sz w:val="28"/>
+          <w:szCs w:val="28"/>
+        </w:rPr>
+        <w:t xml:space="preserve">: </w:t>
+      </w:r>
+      <w:r>
+        <w:rPr>
+          <w:rFonts w:ascii="Times New Roman" w:hAnsi="Times New Roman" w:cs="Times New Roman"/>
+          <w:bCs/>
+          <w:sz w:val="28"/>
+          <w:szCs w:val="28"/>
+        </w:rPr>
+        <w:t>Не</w:t>
+      </w:r>
+      <w:proofErr w:type="gramEnd"/>
+      <w:r>
+        <w:rPr>
+          <w:rFonts w:ascii="Times New Roman" w:hAnsi="Times New Roman" w:cs="Times New Roman"/>
+          <w:bCs/>
+          <w:sz w:val="28"/>
+          <w:szCs w:val="28"/>
+        </w:rPr>
+        <w:t xml:space="preserve"> будет возможности автоматического отклика на подходящую вакансию</w:t>
+      </w:r>
+      <w:r>
+        <w:rPr>
+          <w:rFonts w:ascii="Times New Roman" w:hAnsi="Times New Roman" w:cs="Times New Roman"/>
+          <w:bCs/>
+          <w:sz w:val="28"/>
+          <w:szCs w:val="28"/>
+        </w:rPr>
+        <w:t>. (то есть пользователю нужно будет автоматически переходить на исходный сайт и оставлять отклик либо же звонить и писать по оставленным контактам)</w:t>
+      </w:r>
+    </w:p>
+    <w:p>
+      <w:pPr>
+        <w:spacing w:after="0"/>
+        <w:ind w:firstLine="142"/>
+        <w:rPr>
+          <w:rFonts w:ascii="Times New Roman" w:hAnsi="Times New Roman" w:cs="Times New Roman"/>
+          <w:bCs/>
+          <w:sz w:val="28"/>
+          <w:szCs w:val="28"/>
+        </w:rPr>
+      </w:pPr>
+      <w:r>
+        <w:rPr>
+          <w:rFonts w:ascii="Times New Roman" w:hAnsi="Times New Roman" w:cs="Times New Roman"/>
+          <w:b/>
+          <w:sz w:val="28"/>
+          <w:szCs w:val="28"/>
+        </w:rPr>
+        <w:t>Ограничения и исключения-2</w:t>
+      </w:r>
+      <w:proofErr w:type="gramStart"/>
+      <w:r>
+        <w:rPr>
+          <w:rFonts w:ascii="Times New Roman" w:hAnsi="Times New Roman" w:cs="Times New Roman"/>
+          <w:b/>
+          <w:sz w:val="28"/>
+          <w:szCs w:val="28"/>
+        </w:rPr>
+        <w:t xml:space="preserve">: </w:t>
+      </w:r>
+      <w:r>
+        <w:rPr>
+          <w:rFonts w:ascii="Times New Roman" w:hAnsi="Times New Roman" w:cs="Times New Roman"/>
+          <w:bCs/>
+          <w:sz w:val="28"/>
+          <w:szCs w:val="28"/>
+        </w:rPr>
+        <w:t>Не</w:t>
+      </w:r>
+      <w:proofErr w:type="gramEnd"/>
+      <w:r>
+        <w:rPr>
+          <w:rFonts w:ascii="Times New Roman" w:hAnsi="Times New Roman" w:cs="Times New Roman"/>
+          <w:bCs/>
+          <w:sz w:val="28"/>
+          <w:szCs w:val="28"/>
+        </w:rPr>
+        <w:t xml:space="preserve"> планируется создание собственной базы вакансий.</w:t>
+      </w:r>
+    </w:p>
+    <w:p>
+      <w:pPr>
+        <w:spacing w:after="0"/>
+        <w:ind w:firstLine="142"/>
+        <w:rPr>
+          <w:rFonts w:ascii="Times New Roman" w:hAnsi="Times New Roman" w:cs="Times New Roman"/>
+          <w:bCs/>
+          <w:sz w:val="28"/>
+          <w:szCs w:val="28"/>
+        </w:rPr>
+      </w:pPr>
+    </w:p>
+    <w:p>
+      <w:pPr>
+        <w:rPr>
+          <w:rFonts w:ascii="Times New Roman" w:hAnsi="Times New Roman" w:cs="Times New Roman"/>
+          <w:b/>
+          <w:sz w:val="32"/>
+          <w:szCs w:val="32"/>
+        </w:rPr>
+      </w:pPr>
+      <w:r>
+        <w:rPr>
+          <w:rFonts w:ascii="Times New Roman" w:hAnsi="Times New Roman" w:cs="Times New Roman"/>
+          <w:b/>
+          <w:sz w:val="32"/>
+          <w:szCs w:val="32"/>
+        </w:rPr>
+        <w:br w:type="page"/>
+      </w:r>
+    </w:p>
+    <w:p>
+      <w:pPr>
+        <w:spacing w:after="0"/>
+        <w:ind w:firstLine="142"/>
+        <w:rPr>
+          <w:rFonts w:ascii="Times New Roman" w:hAnsi="Times New Roman" w:cs="Times New Roman"/>
+          <w:b/>
+          <w:sz w:val="32"/>
+          <w:szCs w:val="32"/>
+        </w:rPr>
+      </w:pPr>
+      <w:r>
+        <w:rPr>
+          <w:rFonts w:ascii="Times New Roman" w:hAnsi="Times New Roman" w:cs="Times New Roman"/>
+          <w:b/>
+          <w:sz w:val="32"/>
+          <w:szCs w:val="32"/>
+        </w:rPr>
+        <w:lastRenderedPageBreak/>
+        <w:t>Бизнес-контекст</w:t>
+      </w:r>
+    </w:p>
+    <w:p>
+      <w:pPr>
+        <w:spacing w:after="0"/>
+        <w:ind w:firstLine="142"/>
+        <w:rPr>
+          <w:rFonts w:ascii="Times New Roman" w:hAnsi="Times New Roman" w:cs="Times New Roman"/>
+          <w:b/>
+          <w:bCs/>
+          <w:sz w:val="28"/>
+          <w:szCs w:val="28"/>
+        </w:rPr>
+      </w:pPr>
+      <w:r>
+        <w:rPr>
+          <w:rFonts w:ascii="Times New Roman" w:hAnsi="Times New Roman" w:cs="Times New Roman"/>
+          <w:b/>
+          <w:bCs/>
+          <w:sz w:val="28"/>
+          <w:szCs w:val="28"/>
+        </w:rPr>
+        <w:t>Профили заинтересованных лиц</w:t>
+      </w:r>
+    </w:p>
+    <w:tbl>
+      <w:tblPr>
+        <w:tblW w:w="10490" w:type="dxa"/>
+        <w:tblInd w:w="-714" w:type="dxa"/>
+        <w:tblLayout w:type="fixed"/>
+        <w:tblLook w:val="04A0" w:firstRow="1" w:lastRow="0" w:firstColumn="1" w:lastColumn="0" w:noHBand="0" w:noVBand="1"/>
+      </w:tblPr>
+      <w:tblGrid>
+        <w:gridCol w:w="2127"/>
+        <w:gridCol w:w="2126"/>
+        <w:gridCol w:w="1985"/>
+        <w:gridCol w:w="1984"/>
+        <w:gridCol w:w="2268"/>
+      </w:tblGrid>
+      <w:tr>
+        <w:trPr>
+          <w:trHeight w:val="964"/>
+        </w:trPr>
+        <w:tc>
+          <w:tcPr>
+            <w:tcW w:w="2127" w:type="dxa"/>
+            <w:tcBorders>
+              <w:top w:val="single" w:sz="4" w:space="0" w:color="auto"/>
+              <w:left w:val="single" w:sz="4" w:space="0" w:color="auto"/>
+              <w:bottom w:val="single" w:sz="4" w:space="0" w:color="auto"/>
+              <w:right w:val="single" w:sz="4" w:space="0" w:color="auto"/>
+            </w:tcBorders>
+            <w:shd w:val="clear" w:color="auto" w:fill="auto"/>
+            <w:vAlign w:val="center"/>
+            <w:hideMark/>
+          </w:tcPr>
+          <w:p>
+            <w:pPr>
+              <w:spacing w:after="0" w:line="240" w:lineRule="auto"/>
+              <w:jc w:val="center"/>
+              <w:rPr>
+                <w:rFonts w:ascii="Times New Roman" w:eastAsia="Times New Roman" w:hAnsi="Times New Roman" w:cs="Times New Roman"/>
+                <w:b/>
+                <w:bCs/>
+                <w:color w:val="000000"/>
+                <w:sz w:val="24"/>
+                <w:szCs w:val="24"/>
+                <w:lang w:eastAsia="ru-RU"/>
+              </w:rPr>
+            </w:pPr>
+            <w:r>
+              <w:rPr>
+                <w:rFonts w:ascii="Times New Roman" w:eastAsia="Times New Roman" w:hAnsi="Times New Roman" w:cs="Times New Roman"/>
+                <w:b/>
+                <w:bCs/>
+                <w:color w:val="000000"/>
+                <w:sz w:val="24"/>
+                <w:szCs w:val="24"/>
+                <w:lang w:eastAsia="ru-RU"/>
+              </w:rPr>
+              <w:t>Заинтересованное лицо</w:t>
+            </w:r>
+          </w:p>
+        </w:tc>
+        <w:tc>
+          <w:tcPr>
+            <w:tcW w:w="2126" w:type="dxa"/>
+            <w:tcBorders>
+              <w:top w:val="single" w:sz="4" w:space="0" w:color="auto"/>
+              <w:left w:val="single" w:sz="4" w:space="0" w:color="auto"/>
+              <w:bottom w:val="single" w:sz="4" w:space="0" w:color="auto"/>
+              <w:right w:val="single" w:sz="4" w:space="0" w:color="auto"/>
+            </w:tcBorders>
+            <w:shd w:val="clear" w:color="auto" w:fill="auto"/>
+            <w:vAlign w:val="center"/>
+            <w:hideMark/>
+          </w:tcPr>
+          <w:p>
+            <w:pPr>
+              <w:spacing w:after="0" w:line="240" w:lineRule="auto"/>
+              <w:jc w:val="center"/>
+              <w:rPr>
+                <w:rFonts w:ascii="Times New Roman" w:eastAsia="Times New Roman" w:hAnsi="Times New Roman" w:cs="Times New Roman"/>
+                <w:b/>
+                <w:bCs/>
+                <w:color w:val="000000"/>
+                <w:sz w:val="24"/>
+                <w:szCs w:val="24"/>
+                <w:lang w:eastAsia="ru-RU"/>
+              </w:rPr>
+            </w:pPr>
+            <w:r>
+              <w:rPr>
+                <w:rFonts w:ascii="Times New Roman" w:eastAsia="Times New Roman" w:hAnsi="Times New Roman" w:cs="Times New Roman"/>
+                <w:b/>
+                <w:bCs/>
+                <w:color w:val="000000"/>
+                <w:sz w:val="24"/>
+                <w:szCs w:val="24"/>
+                <w:lang w:eastAsia="ru-RU"/>
+              </w:rPr>
+              <w:t>Основная ценность</w:t>
+            </w:r>
+          </w:p>
+        </w:tc>
+        <w:tc>
+          <w:tcPr>
+            <w:tcW w:w="1985" w:type="dxa"/>
+            <w:tcBorders>
+              <w:top w:val="single" w:sz="4" w:space="0" w:color="auto"/>
+              <w:left w:val="single" w:sz="4" w:space="0" w:color="auto"/>
+              <w:bottom w:val="single" w:sz="4" w:space="0" w:color="auto"/>
+              <w:right w:val="single" w:sz="4" w:space="0" w:color="auto"/>
+            </w:tcBorders>
+            <w:shd w:val="clear" w:color="auto" w:fill="auto"/>
+            <w:vAlign w:val="center"/>
+            <w:hideMark/>
+          </w:tcPr>
+          <w:p>
+            <w:pPr>
+              <w:spacing w:after="0" w:line="240" w:lineRule="auto"/>
+              <w:jc w:val="center"/>
+              <w:rPr>
+                <w:rFonts w:ascii="Times New Roman" w:eastAsia="Times New Roman" w:hAnsi="Times New Roman" w:cs="Times New Roman"/>
+                <w:b/>
+                <w:bCs/>
+                <w:color w:val="000000"/>
+                <w:sz w:val="24"/>
+                <w:szCs w:val="24"/>
+                <w:lang w:eastAsia="ru-RU"/>
+              </w:rPr>
+            </w:pPr>
+            <w:r>
+              <w:rPr>
+                <w:rFonts w:ascii="Times New Roman" w:eastAsia="Times New Roman" w:hAnsi="Times New Roman" w:cs="Times New Roman"/>
+                <w:b/>
+                <w:bCs/>
+                <w:color w:val="000000"/>
+                <w:sz w:val="24"/>
+                <w:szCs w:val="24"/>
+                <w:lang w:eastAsia="ru-RU"/>
+              </w:rPr>
+              <w:t>Отношение</w:t>
+            </w:r>
+          </w:p>
+        </w:tc>
+        <w:tc>
+          <w:tcPr>
+            <w:tcW w:w="1984" w:type="dxa"/>
+            <w:tcBorders>
+              <w:top w:val="single" w:sz="4" w:space="0" w:color="auto"/>
+              <w:left w:val="single" w:sz="4" w:space="0" w:color="auto"/>
+              <w:bottom w:val="single" w:sz="4" w:space="0" w:color="auto"/>
+              <w:right w:val="single" w:sz="4" w:space="0" w:color="auto"/>
+            </w:tcBorders>
+            <w:shd w:val="clear" w:color="auto" w:fill="auto"/>
+            <w:vAlign w:val="center"/>
+            <w:hideMark/>
+          </w:tcPr>
+          <w:p>
+            <w:pPr>
+              <w:spacing w:after="0" w:line="240" w:lineRule="auto"/>
+              <w:jc w:val="center"/>
+              <w:rPr>
+                <w:rFonts w:ascii="Times New Roman" w:eastAsia="Times New Roman" w:hAnsi="Times New Roman" w:cs="Times New Roman"/>
+                <w:b/>
+                <w:bCs/>
+                <w:color w:val="000000"/>
+                <w:sz w:val="24"/>
+                <w:szCs w:val="24"/>
+                <w:lang w:eastAsia="ru-RU"/>
+              </w:rPr>
+            </w:pPr>
+            <w:r>
+              <w:rPr>
+                <w:rFonts w:ascii="Times New Roman" w:eastAsia="Times New Roman" w:hAnsi="Times New Roman" w:cs="Times New Roman"/>
+                <w:b/>
+                <w:bCs/>
+                <w:color w:val="000000"/>
+                <w:sz w:val="24"/>
+                <w:szCs w:val="24"/>
+                <w:lang w:eastAsia="ru-RU"/>
+              </w:rPr>
+              <w:t>Основные интересы</w:t>
+            </w:r>
+          </w:p>
+        </w:tc>
+        <w:tc>
+          <w:tcPr>
+            <w:tcW w:w="2268" w:type="dxa"/>
+            <w:tcBorders>
+              <w:top w:val="single" w:sz="4" w:space="0" w:color="auto"/>
+              <w:left w:val="single" w:sz="4" w:space="0" w:color="auto"/>
+              <w:bottom w:val="single" w:sz="4" w:space="0" w:color="auto"/>
+              <w:right w:val="single" w:sz="4" w:space="0" w:color="auto"/>
+            </w:tcBorders>
+            <w:shd w:val="clear" w:color="auto" w:fill="auto"/>
+            <w:vAlign w:val="center"/>
+            <w:hideMark/>
+          </w:tcPr>
+          <w:p>
+            <w:pPr>
+              <w:spacing w:after="0" w:line="240" w:lineRule="auto"/>
+              <w:jc w:val="center"/>
+              <w:rPr>
+                <w:rFonts w:ascii="Times New Roman" w:eastAsia="Times New Roman" w:hAnsi="Times New Roman" w:cs="Times New Roman"/>
+                <w:b/>
+                <w:bCs/>
+                <w:color w:val="000000"/>
+                <w:sz w:val="24"/>
+                <w:szCs w:val="24"/>
+                <w:lang w:eastAsia="ru-RU"/>
+              </w:rPr>
+            </w:pPr>
+            <w:r>
+              <w:rPr>
+                <w:rFonts w:ascii="Times New Roman" w:eastAsia="Times New Roman" w:hAnsi="Times New Roman" w:cs="Times New Roman"/>
+                <w:b/>
+                <w:bCs/>
+                <w:color w:val="000000"/>
+                <w:sz w:val="24"/>
+                <w:szCs w:val="24"/>
+                <w:lang w:eastAsia="ru-RU"/>
+              </w:rPr>
+              <w:t>Ограничения</w:t>
+            </w:r>
+          </w:p>
+        </w:tc>
+      </w:tr>
+      <w:tr>
+        <w:trPr>
+          <w:trHeight w:val="964"/>
+        </w:trPr>
+        <w:tc>
+          <w:tcPr>
+            <w:tcW w:w="2127" w:type="dxa"/>
+            <w:tcBorders>
+              <w:top w:val="single" w:sz="4" w:space="0" w:color="auto"/>
+              <w:left w:val="single" w:sz="4" w:space="0" w:color="auto"/>
+              <w:bottom w:val="single" w:sz="4" w:space="0" w:color="auto"/>
+              <w:right w:val="single" w:sz="4" w:space="0" w:color="auto"/>
+            </w:tcBorders>
+            <w:shd w:val="clear" w:color="auto" w:fill="auto"/>
+            <w:vAlign w:val="center"/>
+            <w:hideMark/>
+          </w:tcPr>
+          <w:p>
+            <w:pPr>
+              <w:spacing w:after="0" w:line="240" w:lineRule="auto"/>
+              <w:rPr>
+                <w:rFonts w:ascii="Times New Roman" w:eastAsia="Times New Roman" w:hAnsi="Times New Roman" w:cs="Times New Roman"/>
+                <w:b/>
+                <w:bCs/>
+                <w:color w:val="000000"/>
+                <w:sz w:val="24"/>
+                <w:szCs w:val="24"/>
+                <w:lang w:eastAsia="ru-RU"/>
+              </w:rPr>
+            </w:pPr>
+            <w:r>
+              <w:rPr>
+                <w:rFonts w:ascii="Times New Roman" w:eastAsia="Times New Roman" w:hAnsi="Times New Roman" w:cs="Times New Roman"/>
+                <w:b/>
+                <w:bCs/>
+                <w:color w:val="000000"/>
+                <w:sz w:val="24"/>
+                <w:szCs w:val="24"/>
+                <w:lang w:eastAsia="ru-RU"/>
+              </w:rPr>
+              <w:t>Студенты и начинающие разработчики</w:t>
+            </w:r>
+          </w:p>
+        </w:tc>
+        <w:tc>
+          <w:tcPr>
+            <w:tcW w:w="2126" w:type="dxa"/>
+            <w:tcBorders>
+              <w:top w:val="single" w:sz="4" w:space="0" w:color="auto"/>
+              <w:left w:val="single" w:sz="4" w:space="0" w:color="auto"/>
+              <w:bottom w:val="single" w:sz="4" w:space="0" w:color="auto"/>
+              <w:right w:val="single" w:sz="4" w:space="0" w:color="auto"/>
+            </w:tcBorders>
+            <w:shd w:val="clear" w:color="auto" w:fill="auto"/>
+            <w:vAlign w:val="center"/>
+            <w:hideMark/>
+          </w:tcPr>
+          <w:p>
+            <w:pPr>
+              <w:spacing w:after="0" w:line="240" w:lineRule="auto"/>
+              <w:rPr>
+                <w:rFonts w:ascii="Times New Roman" w:eastAsia="Times New Roman" w:hAnsi="Times New Roman" w:cs="Times New Roman"/>
+                <w:color w:val="000000"/>
+                <w:sz w:val="24"/>
+                <w:szCs w:val="24"/>
+                <w:lang w:eastAsia="ru-RU"/>
+              </w:rPr>
+            </w:pPr>
+            <w:r>
+              <w:rPr>
+                <w:rFonts w:ascii="Times New Roman" w:eastAsia="Times New Roman" w:hAnsi="Times New Roman" w:cs="Times New Roman"/>
+                <w:color w:val="000000"/>
+                <w:sz w:val="24"/>
+                <w:szCs w:val="24"/>
+                <w:lang w:eastAsia="ru-RU"/>
+              </w:rPr>
+              <w:t>Получение быстрых и релевантных вакансий, экономия времени на поиске</w:t>
+            </w:r>
+          </w:p>
+        </w:tc>
+        <w:tc>
+          <w:tcPr>
+            <w:tcW w:w="1985" w:type="dxa"/>
+            <w:tcBorders>
+              <w:top w:val="single" w:sz="4" w:space="0" w:color="auto"/>
+              <w:left w:val="single" w:sz="4" w:space="0" w:color="auto"/>
+              <w:bottom w:val="single" w:sz="4" w:space="0" w:color="auto"/>
+              <w:right w:val="single" w:sz="4" w:space="0" w:color="auto"/>
+            </w:tcBorders>
+            <w:shd w:val="clear" w:color="auto" w:fill="auto"/>
+            <w:vAlign w:val="center"/>
+            <w:hideMark/>
+          </w:tcPr>
+          <w:p>
+            <w:pPr>
+              <w:spacing w:after="0" w:line="240" w:lineRule="auto"/>
+              <w:rPr>
+                <w:rFonts w:ascii="Times New Roman" w:eastAsia="Times New Roman" w:hAnsi="Times New Roman" w:cs="Times New Roman"/>
+                <w:color w:val="000000"/>
+                <w:sz w:val="24"/>
+                <w:szCs w:val="24"/>
+                <w:lang w:eastAsia="ru-RU"/>
+              </w:rPr>
+            </w:pPr>
+            <w:r>
+              <w:rPr>
+                <w:rFonts w:ascii="Times New Roman" w:eastAsia="Times New Roman" w:hAnsi="Times New Roman" w:cs="Times New Roman"/>
+                <w:color w:val="000000"/>
+                <w:sz w:val="24"/>
+                <w:szCs w:val="24"/>
+                <w:lang w:eastAsia="ru-RU"/>
+              </w:rPr>
+              <w:t>Сильная поддержка; высокая заинтересованность в использовании с первого дня</w:t>
+            </w:r>
+          </w:p>
+        </w:tc>
+        <w:tc>
+          <w:tcPr>
+            <w:tcW w:w="1984" w:type="dxa"/>
+            <w:tcBorders>
+              <w:top w:val="single" w:sz="4" w:space="0" w:color="auto"/>
+              <w:left w:val="single" w:sz="4" w:space="0" w:color="auto"/>
+              <w:bottom w:val="single" w:sz="4" w:space="0" w:color="auto"/>
+              <w:right w:val="single" w:sz="4" w:space="0" w:color="auto"/>
+            </w:tcBorders>
+            <w:shd w:val="clear" w:color="auto" w:fill="auto"/>
+            <w:vAlign w:val="center"/>
+            <w:hideMark/>
+          </w:tcPr>
+          <w:p>
+            <w:pPr>
+              <w:spacing w:after="0" w:line="240" w:lineRule="auto"/>
+              <w:rPr>
+                <w:rFonts w:ascii="Times New Roman" w:eastAsia="Times New Roman" w:hAnsi="Times New Roman" w:cs="Times New Roman"/>
+                <w:color w:val="000000"/>
+                <w:sz w:val="24"/>
+                <w:szCs w:val="24"/>
+                <w:lang w:eastAsia="ru-RU"/>
+              </w:rPr>
+            </w:pPr>
+            <w:r>
+              <w:rPr>
+                <w:rFonts w:ascii="Times New Roman" w:eastAsia="Times New Roman" w:hAnsi="Times New Roman" w:cs="Times New Roman"/>
+                <w:color w:val="000000"/>
+                <w:sz w:val="24"/>
+                <w:szCs w:val="24"/>
+                <w:lang w:eastAsia="ru-RU"/>
+              </w:rPr>
+              <w:t>Простота интерфейса; фильтры по стеку; возможность получать вакансии первыми</w:t>
+            </w:r>
+          </w:p>
+        </w:tc>
+        <w:tc>
+          <w:tcPr>
+            <w:tcW w:w="2268" w:type="dxa"/>
+            <w:tcBorders>
+              <w:top w:val="single" w:sz="4" w:space="0" w:color="auto"/>
+              <w:left w:val="single" w:sz="4" w:space="0" w:color="auto"/>
+              <w:bottom w:val="single" w:sz="4" w:space="0" w:color="auto"/>
+              <w:right w:val="single" w:sz="4" w:space="0" w:color="auto"/>
+            </w:tcBorders>
+            <w:shd w:val="clear" w:color="auto" w:fill="auto"/>
+            <w:vAlign w:val="center"/>
+            <w:hideMark/>
+          </w:tcPr>
+          <w:p>
+            <w:pPr>
+              <w:spacing w:after="0" w:line="240" w:lineRule="auto"/>
+              <w:rPr>
+                <w:rFonts w:ascii="Times New Roman" w:eastAsia="Times New Roman" w:hAnsi="Times New Roman" w:cs="Times New Roman"/>
+                <w:color w:val="000000"/>
+                <w:sz w:val="24"/>
+                <w:szCs w:val="24"/>
+                <w:lang w:eastAsia="ru-RU"/>
+              </w:rPr>
+            </w:pPr>
+            <w:r>
+              <w:rPr>
+                <w:rFonts w:ascii="Times New Roman" w:eastAsia="Times New Roman" w:hAnsi="Times New Roman" w:cs="Times New Roman"/>
+                <w:color w:val="000000"/>
+                <w:sz w:val="24"/>
+                <w:szCs w:val="24"/>
+                <w:lang w:eastAsia="ru-RU"/>
+              </w:rPr>
+              <w:t>Разный уровень технической подготовки; необходимость стабильного Telegram</w:t>
+            </w:r>
+          </w:p>
+        </w:tc>
+      </w:tr>
+      <w:tr>
+        <w:trPr>
+          <w:trHeight w:val="964"/>
+        </w:trPr>
+        <w:tc>
+          <w:tcPr>
+            <w:tcW w:w="2127" w:type="dxa"/>
+            <w:tcBorders>
+              <w:top w:val="single" w:sz="4" w:space="0" w:color="auto"/>
+              <w:left w:val="single" w:sz="4" w:space="0" w:color="auto"/>
+              <w:bottom w:val="single" w:sz="4" w:space="0" w:color="auto"/>
+              <w:right w:val="single" w:sz="4" w:space="0" w:color="auto"/>
+            </w:tcBorders>
+            <w:shd w:val="clear" w:color="auto" w:fill="auto"/>
+            <w:vAlign w:val="center"/>
+            <w:hideMark/>
+          </w:tcPr>
+          <w:p>
+            <w:pPr>
+              <w:spacing w:after="0" w:line="240" w:lineRule="auto"/>
+              <w:rPr>
+                <w:rFonts w:ascii="Times New Roman" w:eastAsia="Times New Roman" w:hAnsi="Times New Roman" w:cs="Times New Roman"/>
+                <w:b/>
+                <w:bCs/>
+                <w:color w:val="000000"/>
+                <w:sz w:val="24"/>
+                <w:szCs w:val="24"/>
+                <w:lang w:eastAsia="ru-RU"/>
+              </w:rPr>
+            </w:pPr>
+            <w:r>
+              <w:rPr>
+                <w:rFonts w:ascii="Times New Roman" w:eastAsia="Times New Roman" w:hAnsi="Times New Roman" w:cs="Times New Roman"/>
+                <w:b/>
+                <w:bCs/>
+                <w:color w:val="000000"/>
+                <w:sz w:val="24"/>
+                <w:szCs w:val="24"/>
+                <w:lang w:eastAsia="ru-RU"/>
+              </w:rPr>
+              <w:t>HR-специалисты и рекрутинговые агентства</w:t>
+            </w:r>
+          </w:p>
+        </w:tc>
+        <w:tc>
+          <w:tcPr>
+            <w:tcW w:w="2126" w:type="dxa"/>
+            <w:tcBorders>
+              <w:top w:val="single" w:sz="4" w:space="0" w:color="auto"/>
+              <w:left w:val="single" w:sz="4" w:space="0" w:color="auto"/>
+              <w:bottom w:val="single" w:sz="4" w:space="0" w:color="auto"/>
+              <w:right w:val="single" w:sz="4" w:space="0" w:color="auto"/>
+            </w:tcBorders>
+            <w:shd w:val="clear" w:color="auto" w:fill="auto"/>
+            <w:vAlign w:val="center"/>
+            <w:hideMark/>
+          </w:tcPr>
+          <w:p>
+            <w:pPr>
+              <w:spacing w:after="0" w:line="240" w:lineRule="auto"/>
+              <w:rPr>
+                <w:rFonts w:ascii="Times New Roman" w:eastAsia="Times New Roman" w:hAnsi="Times New Roman" w:cs="Times New Roman"/>
+                <w:color w:val="000000"/>
+                <w:sz w:val="24"/>
+                <w:szCs w:val="24"/>
+                <w:lang w:eastAsia="ru-RU"/>
+              </w:rPr>
+            </w:pPr>
+            <w:r>
+              <w:rPr>
+                <w:rFonts w:ascii="Times New Roman" w:eastAsia="Times New Roman" w:hAnsi="Times New Roman" w:cs="Times New Roman"/>
+                <w:color w:val="000000"/>
+                <w:sz w:val="24"/>
+                <w:szCs w:val="24"/>
+                <w:lang w:eastAsia="ru-RU"/>
+              </w:rPr>
+              <w:t>Аналитика рынка, сравнение предложений, мониторинг активности конкурентов</w:t>
+            </w:r>
+          </w:p>
+        </w:tc>
+        <w:tc>
+          <w:tcPr>
+            <w:tcW w:w="1985" w:type="dxa"/>
+            <w:tcBorders>
+              <w:top w:val="single" w:sz="4" w:space="0" w:color="auto"/>
+              <w:left w:val="single" w:sz="4" w:space="0" w:color="auto"/>
+              <w:bottom w:val="single" w:sz="4" w:space="0" w:color="auto"/>
+              <w:right w:val="single" w:sz="4" w:space="0" w:color="auto"/>
+            </w:tcBorders>
+            <w:shd w:val="clear" w:color="auto" w:fill="auto"/>
+            <w:vAlign w:val="center"/>
+            <w:hideMark/>
+          </w:tcPr>
+          <w:p>
+            <w:pPr>
+              <w:spacing w:after="0" w:line="240" w:lineRule="auto"/>
+              <w:rPr>
+                <w:rFonts w:ascii="Times New Roman" w:eastAsia="Times New Roman" w:hAnsi="Times New Roman" w:cs="Times New Roman"/>
+                <w:color w:val="000000"/>
+                <w:sz w:val="24"/>
+                <w:szCs w:val="24"/>
+                <w:lang w:eastAsia="ru-RU"/>
+              </w:rPr>
+            </w:pPr>
+            <w:r>
+              <w:rPr>
+                <w:rFonts w:ascii="Times New Roman" w:eastAsia="Times New Roman" w:hAnsi="Times New Roman" w:cs="Times New Roman"/>
+                <w:color w:val="000000"/>
+                <w:sz w:val="24"/>
+                <w:szCs w:val="24"/>
+                <w:lang w:eastAsia="ru-RU"/>
+              </w:rPr>
+              <w:t>Поддержка с осторожностью; зависит от полезности аналитики</w:t>
+            </w:r>
+          </w:p>
+        </w:tc>
+        <w:tc>
+          <w:tcPr>
+            <w:tcW w:w="1984" w:type="dxa"/>
+            <w:tcBorders>
+              <w:top w:val="single" w:sz="4" w:space="0" w:color="auto"/>
+              <w:left w:val="single" w:sz="4" w:space="0" w:color="auto"/>
+              <w:bottom w:val="single" w:sz="4" w:space="0" w:color="auto"/>
+              <w:right w:val="single" w:sz="4" w:space="0" w:color="auto"/>
+            </w:tcBorders>
+            <w:shd w:val="clear" w:color="auto" w:fill="auto"/>
+            <w:vAlign w:val="center"/>
+            <w:hideMark/>
+          </w:tcPr>
+          <w:p>
+            <w:pPr>
+              <w:spacing w:after="0" w:line="240" w:lineRule="auto"/>
+              <w:rPr>
+                <w:rFonts w:ascii="Times New Roman" w:eastAsia="Times New Roman" w:hAnsi="Times New Roman" w:cs="Times New Roman"/>
+                <w:color w:val="000000"/>
+                <w:sz w:val="24"/>
+                <w:szCs w:val="24"/>
+                <w:lang w:eastAsia="ru-RU"/>
+              </w:rPr>
+            </w:pPr>
+            <w:r>
+              <w:rPr>
+                <w:rFonts w:ascii="Times New Roman" w:eastAsia="Times New Roman" w:hAnsi="Times New Roman" w:cs="Times New Roman"/>
+                <w:color w:val="000000"/>
+                <w:sz w:val="24"/>
+                <w:szCs w:val="24"/>
+                <w:lang w:eastAsia="ru-RU"/>
+              </w:rPr>
+              <w:t>Точные данные; расширенные фильтры; возможность экспорта информации</w:t>
+            </w:r>
+          </w:p>
+        </w:tc>
+        <w:tc>
+          <w:tcPr>
+            <w:tcW w:w="2268" w:type="dxa"/>
+            <w:tcBorders>
+              <w:top w:val="single" w:sz="4" w:space="0" w:color="auto"/>
+              <w:left w:val="single" w:sz="4" w:space="0" w:color="auto"/>
+              <w:bottom w:val="single" w:sz="4" w:space="0" w:color="auto"/>
+              <w:right w:val="single" w:sz="4" w:space="0" w:color="auto"/>
+            </w:tcBorders>
+            <w:shd w:val="clear" w:color="auto" w:fill="auto"/>
+            <w:vAlign w:val="center"/>
+            <w:hideMark/>
+          </w:tcPr>
+          <w:p>
+            <w:pPr>
+              <w:spacing w:after="0" w:line="240" w:lineRule="auto"/>
+              <w:rPr>
+                <w:rFonts w:ascii="Times New Roman" w:eastAsia="Times New Roman" w:hAnsi="Times New Roman" w:cs="Times New Roman"/>
+                <w:color w:val="000000"/>
+                <w:sz w:val="24"/>
+                <w:szCs w:val="24"/>
+                <w:lang w:eastAsia="ru-RU"/>
+              </w:rPr>
+            </w:pPr>
+            <w:r>
+              <w:rPr>
+                <w:rFonts w:ascii="Times New Roman" w:eastAsia="Times New Roman" w:hAnsi="Times New Roman" w:cs="Times New Roman"/>
+                <w:color w:val="000000"/>
+                <w:sz w:val="24"/>
+                <w:szCs w:val="24"/>
+                <w:lang w:eastAsia="ru-RU"/>
+              </w:rPr>
+              <w:t>Требуется высокая достоверность данных; ограничения по интеграциям</w:t>
+            </w:r>
+          </w:p>
+        </w:tc>
+      </w:tr>
+      <w:tr>
+        <w:trPr>
+          <w:trHeight w:val="964"/>
+        </w:trPr>
+        <w:tc>
+          <w:tcPr>
+            <w:tcW w:w="2127" w:type="dxa"/>
+            <w:tcBorders>
+              <w:top w:val="single" w:sz="4" w:space="0" w:color="auto"/>
+              <w:left w:val="single" w:sz="4" w:space="0" w:color="auto"/>
+              <w:bottom w:val="single" w:sz="4" w:space="0" w:color="auto"/>
+              <w:right w:val="single" w:sz="4" w:space="0" w:color="auto"/>
+            </w:tcBorders>
+            <w:shd w:val="clear" w:color="auto" w:fill="auto"/>
+            <w:vAlign w:val="center"/>
+            <w:hideMark/>
+          </w:tcPr>
+          <w:p>
+            <w:pPr>
+              <w:spacing w:after="0" w:line="240" w:lineRule="auto"/>
+              <w:rPr>
+                <w:rFonts w:ascii="Times New Roman" w:eastAsia="Times New Roman" w:hAnsi="Times New Roman" w:cs="Times New Roman"/>
+                <w:b/>
+                <w:bCs/>
+                <w:color w:val="000000"/>
+                <w:sz w:val="24"/>
+                <w:szCs w:val="24"/>
+                <w:lang w:eastAsia="ru-RU"/>
+              </w:rPr>
+            </w:pPr>
+            <w:r>
+              <w:rPr>
+                <w:rFonts w:ascii="Times New Roman" w:eastAsia="Times New Roman" w:hAnsi="Times New Roman" w:cs="Times New Roman"/>
+                <w:b/>
+                <w:bCs/>
+                <w:color w:val="000000"/>
+                <w:sz w:val="24"/>
+                <w:szCs w:val="24"/>
+                <w:lang w:eastAsia="ru-RU"/>
+              </w:rPr>
+              <w:t>Образовательные платформы и карьерные центры</w:t>
+            </w:r>
+          </w:p>
+        </w:tc>
+        <w:tc>
+          <w:tcPr>
+            <w:tcW w:w="2126" w:type="dxa"/>
+            <w:tcBorders>
+              <w:top w:val="single" w:sz="4" w:space="0" w:color="auto"/>
+              <w:left w:val="single" w:sz="4" w:space="0" w:color="auto"/>
+              <w:bottom w:val="single" w:sz="4" w:space="0" w:color="auto"/>
+              <w:right w:val="single" w:sz="4" w:space="0" w:color="auto"/>
+            </w:tcBorders>
+            <w:shd w:val="clear" w:color="auto" w:fill="auto"/>
+            <w:vAlign w:val="center"/>
+            <w:hideMark/>
+          </w:tcPr>
+          <w:p>
+            <w:pPr>
+              <w:spacing w:after="0" w:line="240" w:lineRule="auto"/>
+              <w:rPr>
+                <w:rFonts w:ascii="Times New Roman" w:eastAsia="Times New Roman" w:hAnsi="Times New Roman" w:cs="Times New Roman"/>
+                <w:color w:val="000000"/>
+                <w:sz w:val="24"/>
+                <w:szCs w:val="24"/>
+                <w:lang w:eastAsia="ru-RU"/>
+              </w:rPr>
+            </w:pPr>
+            <w:r>
+              <w:rPr>
+                <w:rFonts w:ascii="Times New Roman" w:eastAsia="Times New Roman" w:hAnsi="Times New Roman" w:cs="Times New Roman"/>
+                <w:color w:val="000000"/>
+                <w:sz w:val="24"/>
+                <w:szCs w:val="24"/>
+                <w:lang w:eastAsia="ru-RU"/>
+              </w:rPr>
+              <w:t>Улучшение поддержки трудоустройства студентов</w:t>
+            </w:r>
+          </w:p>
+        </w:tc>
+        <w:tc>
+          <w:tcPr>
+            <w:tcW w:w="1985" w:type="dxa"/>
+            <w:tcBorders>
+              <w:top w:val="single" w:sz="4" w:space="0" w:color="auto"/>
+              <w:left w:val="single" w:sz="4" w:space="0" w:color="auto"/>
+              <w:bottom w:val="single" w:sz="4" w:space="0" w:color="auto"/>
+              <w:right w:val="single" w:sz="4" w:space="0" w:color="auto"/>
+            </w:tcBorders>
+            <w:shd w:val="clear" w:color="auto" w:fill="auto"/>
+            <w:vAlign w:val="center"/>
+            <w:hideMark/>
+          </w:tcPr>
+          <w:p>
+            <w:pPr>
+              <w:spacing w:after="0" w:line="240" w:lineRule="auto"/>
+              <w:rPr>
+                <w:rFonts w:ascii="Times New Roman" w:eastAsia="Times New Roman" w:hAnsi="Times New Roman" w:cs="Times New Roman"/>
+                <w:color w:val="000000"/>
+                <w:sz w:val="24"/>
+                <w:szCs w:val="24"/>
+                <w:lang w:eastAsia="ru-RU"/>
+              </w:rPr>
+            </w:pPr>
+            <w:r>
+              <w:rPr>
+                <w:rFonts w:ascii="Times New Roman" w:eastAsia="Times New Roman" w:hAnsi="Times New Roman" w:cs="Times New Roman"/>
+                <w:color w:val="000000"/>
+                <w:sz w:val="24"/>
+                <w:szCs w:val="24"/>
+                <w:lang w:eastAsia="ru-RU"/>
+              </w:rPr>
+              <w:t>Положительное отношение; заинтересованы в статистике</w:t>
+            </w:r>
+          </w:p>
+        </w:tc>
+        <w:tc>
+          <w:tcPr>
+            <w:tcW w:w="1984" w:type="dxa"/>
+            <w:tcBorders>
+              <w:top w:val="single" w:sz="4" w:space="0" w:color="auto"/>
+              <w:left w:val="single" w:sz="4" w:space="0" w:color="auto"/>
+              <w:bottom w:val="single" w:sz="4" w:space="0" w:color="auto"/>
+              <w:right w:val="single" w:sz="4" w:space="0" w:color="auto"/>
+            </w:tcBorders>
+            <w:shd w:val="clear" w:color="auto" w:fill="auto"/>
+            <w:vAlign w:val="center"/>
+            <w:hideMark/>
+          </w:tcPr>
+          <w:p>
+            <w:pPr>
+              <w:spacing w:after="0" w:line="240" w:lineRule="auto"/>
+              <w:rPr>
+                <w:rFonts w:ascii="Times New Roman" w:eastAsia="Times New Roman" w:hAnsi="Times New Roman" w:cs="Times New Roman"/>
+                <w:color w:val="000000"/>
+                <w:sz w:val="24"/>
+                <w:szCs w:val="24"/>
+                <w:lang w:eastAsia="ru-RU"/>
+              </w:rPr>
+            </w:pPr>
+            <w:r>
+              <w:rPr>
+                <w:rFonts w:ascii="Times New Roman" w:eastAsia="Times New Roman" w:hAnsi="Times New Roman" w:cs="Times New Roman"/>
+                <w:color w:val="000000"/>
+                <w:sz w:val="24"/>
+                <w:szCs w:val="24"/>
+                <w:lang w:eastAsia="ru-RU"/>
+              </w:rPr>
+              <w:t>Доступ к агрегированным данным; статистика по востребованным технологиям</w:t>
+            </w:r>
+          </w:p>
+        </w:tc>
+        <w:tc>
+          <w:tcPr>
+            <w:tcW w:w="2268" w:type="dxa"/>
+            <w:tcBorders>
+              <w:top w:val="single" w:sz="4" w:space="0" w:color="auto"/>
+              <w:left w:val="single" w:sz="4" w:space="0" w:color="auto"/>
+              <w:bottom w:val="single" w:sz="4" w:space="0" w:color="auto"/>
+              <w:right w:val="single" w:sz="4" w:space="0" w:color="auto"/>
+            </w:tcBorders>
+            <w:shd w:val="clear" w:color="auto" w:fill="auto"/>
+            <w:vAlign w:val="center"/>
+            <w:hideMark/>
+          </w:tcPr>
+          <w:p>
+            <w:pPr>
+              <w:spacing w:after="0" w:line="240" w:lineRule="auto"/>
+              <w:rPr>
+                <w:rFonts w:ascii="Times New Roman" w:eastAsia="Times New Roman" w:hAnsi="Times New Roman" w:cs="Times New Roman"/>
+                <w:color w:val="000000"/>
+                <w:sz w:val="24"/>
+                <w:szCs w:val="24"/>
+                <w:lang w:eastAsia="ru-RU"/>
+              </w:rPr>
+            </w:pPr>
+            <w:r>
+              <w:rPr>
+                <w:rFonts w:ascii="Times New Roman" w:eastAsia="Times New Roman" w:hAnsi="Times New Roman" w:cs="Times New Roman"/>
+                <w:color w:val="000000"/>
+                <w:sz w:val="24"/>
+                <w:szCs w:val="24"/>
+                <w:lang w:eastAsia="ru-RU"/>
+              </w:rPr>
+              <w:t>Необходимость официальных интеграций; бюрократические процедуры</w:t>
+            </w:r>
+          </w:p>
+        </w:tc>
+      </w:tr>
+      <w:tr>
+        <w:trPr>
+          <w:trHeight w:val="964"/>
+        </w:trPr>
+        <w:tc>
+          <w:tcPr>
+            <w:tcW w:w="2127" w:type="dxa"/>
+            <w:tcBorders>
+              <w:top w:val="single" w:sz="4" w:space="0" w:color="auto"/>
+              <w:left w:val="single" w:sz="4" w:space="0" w:color="auto"/>
+              <w:bottom w:val="single" w:sz="4" w:space="0" w:color="auto"/>
+              <w:right w:val="single" w:sz="4" w:space="0" w:color="auto"/>
+            </w:tcBorders>
+            <w:shd w:val="clear" w:color="auto" w:fill="auto"/>
+            <w:vAlign w:val="center"/>
+            <w:hideMark/>
+          </w:tcPr>
+          <w:p>
+            <w:pPr>
+              <w:spacing w:after="0" w:line="240" w:lineRule="auto"/>
+              <w:rPr>
+                <w:rFonts w:ascii="Times New Roman" w:eastAsia="Times New Roman" w:hAnsi="Times New Roman" w:cs="Times New Roman"/>
+                <w:b/>
+                <w:bCs/>
+                <w:color w:val="000000"/>
+                <w:sz w:val="24"/>
+                <w:szCs w:val="24"/>
+                <w:lang w:eastAsia="ru-RU"/>
+              </w:rPr>
+            </w:pPr>
+            <w:r>
+              <w:rPr>
+                <w:rFonts w:ascii="Times New Roman" w:eastAsia="Times New Roman" w:hAnsi="Times New Roman" w:cs="Times New Roman"/>
+                <w:b/>
+                <w:bCs/>
+                <w:color w:val="000000"/>
+                <w:sz w:val="24"/>
+                <w:szCs w:val="24"/>
+                <w:lang w:eastAsia="ru-RU"/>
+              </w:rPr>
+              <w:t xml:space="preserve">Сайты-источники вакансий (hh.ru, </w:t>
+            </w:r>
+            <w:proofErr w:type="spellStart"/>
+            <w:r>
+              <w:rPr>
+                <w:rFonts w:ascii="Times New Roman" w:eastAsia="Times New Roman" w:hAnsi="Times New Roman" w:cs="Times New Roman"/>
+                <w:b/>
+                <w:bCs/>
+                <w:color w:val="000000"/>
+                <w:sz w:val="24"/>
+                <w:szCs w:val="24"/>
+                <w:lang w:eastAsia="ru-RU"/>
+              </w:rPr>
+              <w:t>RemoteOK</w:t>
+            </w:r>
+            <w:proofErr w:type="spellEnd"/>
+            <w:r>
+              <w:rPr>
+                <w:rFonts w:ascii="Times New Roman" w:eastAsia="Times New Roman" w:hAnsi="Times New Roman" w:cs="Times New Roman"/>
+                <w:b/>
+                <w:bCs/>
+                <w:color w:val="000000"/>
+                <w:sz w:val="24"/>
+                <w:szCs w:val="24"/>
+                <w:lang w:eastAsia="ru-RU"/>
+              </w:rPr>
+              <w:t xml:space="preserve">, </w:t>
+            </w:r>
+            <w:proofErr w:type="spellStart"/>
+            <w:r>
+              <w:rPr>
+                <w:rFonts w:ascii="Times New Roman" w:eastAsia="Times New Roman" w:hAnsi="Times New Roman" w:cs="Times New Roman"/>
+                <w:b/>
+                <w:bCs/>
+                <w:color w:val="000000"/>
+                <w:sz w:val="24"/>
+                <w:szCs w:val="24"/>
+                <w:lang w:eastAsia="ru-RU"/>
+              </w:rPr>
+              <w:t>Indeed</w:t>
+            </w:r>
+            <w:proofErr w:type="spellEnd"/>
+            <w:r>
+              <w:rPr>
+                <w:rFonts w:ascii="Times New Roman" w:eastAsia="Times New Roman" w:hAnsi="Times New Roman" w:cs="Times New Roman"/>
+                <w:b/>
+                <w:bCs/>
+                <w:color w:val="000000"/>
+                <w:sz w:val="24"/>
+                <w:szCs w:val="24"/>
+                <w:lang w:eastAsia="ru-RU"/>
+              </w:rPr>
+              <w:t xml:space="preserve"> и др.)</w:t>
+            </w:r>
+          </w:p>
+        </w:tc>
+        <w:tc>
+          <w:tcPr>
+            <w:tcW w:w="2126" w:type="dxa"/>
+            <w:tcBorders>
+              <w:top w:val="single" w:sz="4" w:space="0" w:color="auto"/>
+              <w:left w:val="single" w:sz="4" w:space="0" w:color="auto"/>
+              <w:bottom w:val="single" w:sz="4" w:space="0" w:color="auto"/>
+              <w:right w:val="single" w:sz="4" w:space="0" w:color="auto"/>
+            </w:tcBorders>
+            <w:shd w:val="clear" w:color="auto" w:fill="auto"/>
+            <w:vAlign w:val="center"/>
+            <w:hideMark/>
+          </w:tcPr>
+          <w:p>
+            <w:pPr>
+              <w:spacing w:after="0" w:line="240" w:lineRule="auto"/>
+              <w:rPr>
+                <w:rFonts w:ascii="Times New Roman" w:eastAsia="Times New Roman" w:hAnsi="Times New Roman" w:cs="Times New Roman"/>
+                <w:color w:val="000000"/>
+                <w:sz w:val="24"/>
+                <w:szCs w:val="24"/>
+                <w:lang w:eastAsia="ru-RU"/>
+              </w:rPr>
+            </w:pPr>
+            <w:r>
+              <w:rPr>
+                <w:rFonts w:ascii="Times New Roman" w:eastAsia="Times New Roman" w:hAnsi="Times New Roman" w:cs="Times New Roman"/>
+                <w:color w:val="000000"/>
+                <w:sz w:val="24"/>
+                <w:szCs w:val="24"/>
+                <w:lang w:eastAsia="ru-RU"/>
+              </w:rPr>
+              <w:t>Привлечение трафика, повышение числа откликов</w:t>
+            </w:r>
+          </w:p>
+        </w:tc>
+        <w:tc>
+          <w:tcPr>
+            <w:tcW w:w="1985" w:type="dxa"/>
+            <w:tcBorders>
+              <w:top w:val="single" w:sz="4" w:space="0" w:color="auto"/>
+              <w:left w:val="single" w:sz="4" w:space="0" w:color="auto"/>
+              <w:bottom w:val="single" w:sz="4" w:space="0" w:color="auto"/>
+              <w:right w:val="single" w:sz="4" w:space="0" w:color="auto"/>
+            </w:tcBorders>
+            <w:shd w:val="clear" w:color="auto" w:fill="auto"/>
+            <w:vAlign w:val="center"/>
+            <w:hideMark/>
+          </w:tcPr>
+          <w:p>
+            <w:pPr>
+              <w:spacing w:after="0" w:line="240" w:lineRule="auto"/>
+              <w:rPr>
+                <w:rFonts w:ascii="Times New Roman" w:eastAsia="Times New Roman" w:hAnsi="Times New Roman" w:cs="Times New Roman"/>
+                <w:color w:val="000000"/>
+                <w:sz w:val="24"/>
+                <w:szCs w:val="24"/>
+                <w:lang w:eastAsia="ru-RU"/>
+              </w:rPr>
+            </w:pPr>
+            <w:r>
+              <w:rPr>
+                <w:rFonts w:ascii="Times New Roman" w:eastAsia="Times New Roman" w:hAnsi="Times New Roman" w:cs="Times New Roman"/>
+                <w:color w:val="000000"/>
+                <w:sz w:val="24"/>
+                <w:szCs w:val="24"/>
+                <w:lang w:eastAsia="ru-RU"/>
+              </w:rPr>
+              <w:t>Нейтральное/настороженное, зависит от способа получения данных</w:t>
+            </w:r>
+          </w:p>
+        </w:tc>
+        <w:tc>
+          <w:tcPr>
+            <w:tcW w:w="1984" w:type="dxa"/>
+            <w:tcBorders>
+              <w:top w:val="single" w:sz="4" w:space="0" w:color="auto"/>
+              <w:left w:val="single" w:sz="4" w:space="0" w:color="auto"/>
+              <w:bottom w:val="single" w:sz="4" w:space="0" w:color="auto"/>
+              <w:right w:val="single" w:sz="4" w:space="0" w:color="auto"/>
+            </w:tcBorders>
+            <w:shd w:val="clear" w:color="auto" w:fill="auto"/>
+            <w:vAlign w:val="center"/>
+            <w:hideMark/>
+          </w:tcPr>
+          <w:p>
+            <w:pPr>
+              <w:spacing w:after="0" w:line="240" w:lineRule="auto"/>
+              <w:rPr>
+                <w:rFonts w:ascii="Times New Roman" w:eastAsia="Times New Roman" w:hAnsi="Times New Roman" w:cs="Times New Roman"/>
+                <w:color w:val="000000"/>
+                <w:sz w:val="24"/>
+                <w:szCs w:val="24"/>
+                <w:lang w:eastAsia="ru-RU"/>
+              </w:rPr>
+            </w:pPr>
+            <w:r>
+              <w:rPr>
+                <w:rFonts w:ascii="Times New Roman" w:eastAsia="Times New Roman" w:hAnsi="Times New Roman" w:cs="Times New Roman"/>
+                <w:color w:val="000000"/>
+                <w:sz w:val="24"/>
+                <w:szCs w:val="24"/>
+                <w:lang w:eastAsia="ru-RU"/>
+              </w:rPr>
+              <w:t>Соблюдение условий API; корректное использование данных</w:t>
+            </w:r>
+          </w:p>
+        </w:tc>
+        <w:tc>
+          <w:tcPr>
+            <w:tcW w:w="2268" w:type="dxa"/>
+            <w:tcBorders>
+              <w:top w:val="single" w:sz="4" w:space="0" w:color="auto"/>
+              <w:left w:val="single" w:sz="4" w:space="0" w:color="auto"/>
+              <w:bottom w:val="single" w:sz="4" w:space="0" w:color="auto"/>
+              <w:right w:val="single" w:sz="4" w:space="0" w:color="auto"/>
+            </w:tcBorders>
+            <w:shd w:val="clear" w:color="auto" w:fill="auto"/>
+            <w:vAlign w:val="center"/>
+            <w:hideMark/>
+          </w:tcPr>
+          <w:p>
+            <w:pPr>
+              <w:spacing w:after="0" w:line="240" w:lineRule="auto"/>
+              <w:rPr>
+                <w:rFonts w:ascii="Times New Roman" w:eastAsia="Times New Roman" w:hAnsi="Times New Roman" w:cs="Times New Roman"/>
+                <w:color w:val="000000"/>
+                <w:sz w:val="24"/>
+                <w:szCs w:val="24"/>
+                <w:lang w:eastAsia="ru-RU"/>
+              </w:rPr>
+            </w:pPr>
+            <w:r>
+              <w:rPr>
+                <w:rFonts w:ascii="Times New Roman" w:eastAsia="Times New Roman" w:hAnsi="Times New Roman" w:cs="Times New Roman"/>
+                <w:color w:val="000000"/>
+                <w:sz w:val="24"/>
+                <w:szCs w:val="24"/>
+                <w:lang w:eastAsia="ru-RU"/>
+              </w:rPr>
+              <w:t>Лимиты API; юридические ограничения; возможные блокировки</w:t>
+            </w:r>
+          </w:p>
+        </w:tc>
+      </w:tr>
+    </w:tbl>
+    <w:p>
+      <w:pPr>
+        <w:spacing w:after="0"/>
+        <w:rPr>
+          <w:rFonts w:ascii="Times New Roman" w:hAnsi="Times New Roman" w:cs="Times New Roman"/>
+          <w:sz w:val="28"/>
+          <w:szCs w:val="28"/>
+        </w:rPr>
+      </w:pPr>
+    </w:p>
+    <w:p>
+      <w:pPr>
+        <w:rPr>
+          <w:rFonts w:ascii="Times New Roman" w:hAnsi="Times New Roman" w:cs="Times New Roman"/>
+          <w:b/>
+          <w:bCs/>
+          <w:sz w:val="28"/>
+          <w:szCs w:val="28"/>
+        </w:rPr>
+      </w:pPr>
+      <w:r>
+        <w:rPr>
+          <w:rFonts w:ascii="Times New Roman" w:hAnsi="Times New Roman" w:cs="Times New Roman"/>
+          <w:b/>
+          <w:bCs/>
+          <w:sz w:val="28"/>
+          <w:szCs w:val="28"/>
+        </w:rPr>
+        <w:br w:type="page"/>
+      </w:r>
+    </w:p>
+    <w:p>
+      <w:pPr>
+        <w:spacing w:after="0"/>
+        <w:rPr>
+          <w:rFonts w:ascii="Times New Roman" w:hAnsi="Times New Roman" w:cs="Times New Roman"/>
+          <w:b/>
+          <w:bCs/>
+          <w:sz w:val="28"/>
+          <w:szCs w:val="28"/>
+        </w:rPr>
+      </w:pPr>
+      <w:r>
+        <w:rPr>
+          <w:rFonts w:ascii="Times New Roman" w:hAnsi="Times New Roman" w:cs="Times New Roman"/>
+          <w:b/>
+          <w:bCs/>
+          <w:sz w:val="28"/>
+          <w:szCs w:val="28"/>
+        </w:rPr>
+        <w:lastRenderedPageBreak/>
+        <w:t>Приоритеты проекта</w:t>
+      </w:r>
+    </w:p>
+    <w:tbl>
+      <w:tblPr>
+        <w:tblW w:w="10207" w:type="dxa"/>
+        <w:tblInd w:w="-714" w:type="dxa"/>
+        <w:tblBorders>
+          <w:top w:val="single" w:sz="4" w:space="0" w:color="auto"/>
+          <w:left w:val="single" w:sz="4" w:space="0" w:color="auto"/>
+          <w:bottom w:val="single" w:sz="4" w:space="0" w:color="auto"/>
+          <w:right w:val="single" w:sz="4" w:space="0" w:color="auto"/>
+          <w:insideH w:val="single" w:sz="4" w:space="0" w:color="auto"/>
+          <w:insideV w:val="single" w:sz="4" w:space="0" w:color="auto"/>
+        </w:tblBorders>
+        <w:tblLook w:val="04A0" w:firstRow="1" w:lastRow="0" w:firstColumn="1" w:lastColumn="0" w:noHBand="0" w:noVBand="1"/>
+      </w:tblPr>
+      <w:tblGrid>
+        <w:gridCol w:w="1276"/>
+        <w:gridCol w:w="3261"/>
+        <w:gridCol w:w="3260"/>
+        <w:gridCol w:w="2410"/>
+      </w:tblGrid>
+      <w:tr>
+        <w:trPr>
+          <w:trHeight w:val="835"/>
+        </w:trPr>
+        <w:tc>
+          <w:tcPr>
+            <w:tcW w:w="1276" w:type="dxa"/>
+            <w:shd w:val="clear" w:color="auto" w:fill="auto"/>
+            <w:vAlign w:val="center"/>
+            <w:hideMark/>
+          </w:tcPr>
+          <w:p>
+            <w:pPr>
+              <w:spacing w:after="0" w:line="240" w:lineRule="auto"/>
+              <w:jc w:val="center"/>
+              <w:rPr>
+                <w:rFonts w:ascii="Times New Roman" w:eastAsia="Times New Roman" w:hAnsi="Times New Roman" w:cs="Times New Roman"/>
+                <w:b/>
+                <w:bCs/>
+                <w:color w:val="000000"/>
+                <w:sz w:val="24"/>
+                <w:szCs w:val="24"/>
+                <w:lang w:eastAsia="ru-RU"/>
+              </w:rPr>
+            </w:pPr>
+            <w:r>
+              <w:rPr>
+                <w:rFonts w:ascii="Times New Roman" w:eastAsia="Times New Roman" w:hAnsi="Times New Roman" w:cs="Times New Roman"/>
+                <w:b/>
+                <w:bCs/>
+                <w:color w:val="000000"/>
+                <w:sz w:val="24"/>
+                <w:szCs w:val="24"/>
+                <w:lang w:eastAsia="ru-RU"/>
+              </w:rPr>
+              <w:t>Область</w:t>
+            </w:r>
+          </w:p>
+        </w:tc>
+        <w:tc>
+          <w:tcPr>
+            <w:tcW w:w="3261" w:type="dxa"/>
+            <w:shd w:val="clear" w:color="auto" w:fill="auto"/>
+            <w:vAlign w:val="center"/>
+            <w:hideMark/>
+          </w:tcPr>
+          <w:p>
+            <w:pPr>
+              <w:spacing w:after="0" w:line="240" w:lineRule="auto"/>
+              <w:jc w:val="center"/>
+              <w:rPr>
+                <w:rFonts w:ascii="Times New Roman" w:eastAsia="Times New Roman" w:hAnsi="Times New Roman" w:cs="Times New Roman"/>
+                <w:b/>
+                <w:bCs/>
+                <w:color w:val="000000"/>
+                <w:sz w:val="24"/>
+                <w:szCs w:val="24"/>
+                <w:lang w:eastAsia="ru-RU"/>
+              </w:rPr>
+            </w:pPr>
+            <w:r>
+              <w:rPr>
+                <w:rFonts w:ascii="Times New Roman" w:eastAsia="Times New Roman" w:hAnsi="Times New Roman" w:cs="Times New Roman"/>
+                <w:b/>
+                <w:bCs/>
+                <w:color w:val="000000"/>
+                <w:sz w:val="24"/>
+                <w:szCs w:val="24"/>
+                <w:lang w:eastAsia="ru-RU"/>
+              </w:rPr>
+              <w:t>Ограничения</w:t>
+            </w:r>
+          </w:p>
+        </w:tc>
+        <w:tc>
+          <w:tcPr>
+            <w:tcW w:w="3260" w:type="dxa"/>
+            <w:shd w:val="clear" w:color="auto" w:fill="auto"/>
+            <w:vAlign w:val="center"/>
+            <w:hideMark/>
+          </w:tcPr>
+          <w:p>
+            <w:pPr>
+              <w:spacing w:after="0" w:line="240" w:lineRule="auto"/>
+              <w:jc w:val="center"/>
+              <w:rPr>
+                <w:rFonts w:ascii="Times New Roman" w:eastAsia="Times New Roman" w:hAnsi="Times New Roman" w:cs="Times New Roman"/>
+                <w:b/>
+                <w:bCs/>
+                <w:color w:val="000000"/>
+                <w:sz w:val="24"/>
+                <w:szCs w:val="24"/>
+                <w:lang w:eastAsia="ru-RU"/>
+              </w:rPr>
+            </w:pPr>
+            <w:r>
+              <w:rPr>
+                <w:rFonts w:ascii="Times New Roman" w:eastAsia="Times New Roman" w:hAnsi="Times New Roman" w:cs="Times New Roman"/>
+                <w:b/>
+                <w:bCs/>
+                <w:color w:val="000000"/>
+                <w:sz w:val="24"/>
+                <w:szCs w:val="24"/>
+                <w:lang w:eastAsia="ru-RU"/>
+              </w:rPr>
+              <w:t>Движущая сила</w:t>
+            </w:r>
+          </w:p>
+        </w:tc>
+        <w:tc>
+          <w:tcPr>
+            <w:tcW w:w="2410" w:type="dxa"/>
+            <w:shd w:val="clear" w:color="auto" w:fill="auto"/>
+            <w:vAlign w:val="center"/>
+            <w:hideMark/>
+          </w:tcPr>
+          <w:p>
+            <w:pPr>
+              <w:spacing w:after="0" w:line="240" w:lineRule="auto"/>
+              <w:jc w:val="center"/>
+              <w:rPr>
+                <w:rFonts w:ascii="Times New Roman" w:eastAsia="Times New Roman" w:hAnsi="Times New Roman" w:cs="Times New Roman"/>
+                <w:b/>
+                <w:bCs/>
+                <w:color w:val="000000"/>
+                <w:sz w:val="24"/>
+                <w:szCs w:val="24"/>
+                <w:lang w:eastAsia="ru-RU"/>
+              </w:rPr>
+            </w:pPr>
+            <w:r>
+              <w:rPr>
+                <w:rFonts w:ascii="Times New Roman" w:eastAsia="Times New Roman" w:hAnsi="Times New Roman" w:cs="Times New Roman"/>
+                <w:b/>
+                <w:bCs/>
+                <w:color w:val="000000"/>
+                <w:sz w:val="24"/>
+                <w:szCs w:val="24"/>
+                <w:lang w:eastAsia="ru-RU"/>
+              </w:rPr>
+              <w:t>Степень свободы</w:t>
+            </w:r>
+          </w:p>
+        </w:tc>
+      </w:tr>
+      <w:tr>
+        <w:trPr>
+          <w:trHeight w:val="144"/>
+        </w:trPr>
+        <w:tc>
+          <w:tcPr>
+            <w:tcW w:w="1276" w:type="dxa"/>
+            <w:shd w:val="clear" w:color="auto" w:fill="auto"/>
+            <w:vAlign w:val="center"/>
+            <w:hideMark/>
+          </w:tcPr>
+          <w:p>
+            <w:pPr>
+              <w:spacing w:after="0" w:line="240" w:lineRule="auto"/>
+              <w:rPr>
+                <w:rFonts w:ascii="Times New Roman" w:eastAsia="Times New Roman" w:hAnsi="Times New Roman" w:cs="Times New Roman"/>
+                <w:b/>
+                <w:bCs/>
+                <w:color w:val="000000"/>
+                <w:sz w:val="24"/>
+                <w:szCs w:val="24"/>
+                <w:lang w:eastAsia="ru-RU"/>
+              </w:rPr>
+            </w:pPr>
+            <w:r>
+              <w:rPr>
+                <w:rFonts w:ascii="Times New Roman" w:eastAsia="Times New Roman" w:hAnsi="Times New Roman" w:cs="Times New Roman"/>
+                <w:b/>
+                <w:bCs/>
+                <w:color w:val="000000"/>
+                <w:sz w:val="24"/>
+                <w:szCs w:val="24"/>
+                <w:lang w:eastAsia="ru-RU"/>
+              </w:rPr>
+              <w:t>Функции</w:t>
+            </w:r>
+          </w:p>
+        </w:tc>
+        <w:tc>
+          <w:tcPr>
+            <w:tcW w:w="3261" w:type="dxa"/>
+            <w:shd w:val="clear" w:color="auto" w:fill="auto"/>
+            <w:vAlign w:val="center"/>
+            <w:hideMark/>
+          </w:tcPr>
+          <w:p>
+            <w:pPr>
+              <w:spacing w:after="0" w:line="240" w:lineRule="auto"/>
+              <w:rPr>
+                <w:rFonts w:ascii="Times New Roman" w:eastAsia="Times New Roman" w:hAnsi="Times New Roman" w:cs="Times New Roman"/>
+                <w:color w:val="000000"/>
+                <w:sz w:val="24"/>
+                <w:szCs w:val="24"/>
+                <w:lang w:eastAsia="ru-RU"/>
+              </w:rPr>
+            </w:pPr>
+            <w:r>
+              <w:rPr>
+                <w:rFonts w:ascii="Times New Roman" w:eastAsia="Times New Roman" w:hAnsi="Times New Roman" w:cs="Times New Roman"/>
+                <w:color w:val="000000"/>
+                <w:sz w:val="24"/>
+                <w:szCs w:val="24"/>
+                <w:lang w:eastAsia="ru-RU"/>
+              </w:rPr>
+              <w:t xml:space="preserve">Все функции, запланированные к выпуску </w:t>
+            </w:r>
+            <w:r>
+              <w:rPr>
+                <w:rFonts w:ascii="Times New Roman" w:eastAsia="Times New Roman" w:hAnsi="Times New Roman" w:cs="Times New Roman"/>
+                <w:color w:val="000000"/>
+                <w:sz w:val="24"/>
+                <w:szCs w:val="24"/>
+                <w:lang w:eastAsia="ru-RU"/>
+              </w:rPr>
+              <w:t>2</w:t>
+            </w:r>
+            <w:r>
+              <w:rPr>
+                <w:rFonts w:ascii="Times New Roman" w:eastAsia="Times New Roman" w:hAnsi="Times New Roman" w:cs="Times New Roman"/>
+                <w:color w:val="000000"/>
+                <w:sz w:val="24"/>
+                <w:szCs w:val="24"/>
+                <w:lang w:eastAsia="ru-RU"/>
+              </w:rPr>
+              <w:t>.0, должны быть реализованы</w:t>
+            </w:r>
+            <w:r>
+              <w:rPr>
+                <w:rFonts w:ascii="Times New Roman" w:eastAsia="Times New Roman" w:hAnsi="Times New Roman" w:cs="Times New Roman"/>
+                <w:color w:val="000000"/>
+                <w:sz w:val="24"/>
+                <w:szCs w:val="24"/>
+                <w:lang w:eastAsia="ru-RU"/>
+              </w:rPr>
+              <w:t>.</w:t>
+            </w:r>
+          </w:p>
+        </w:tc>
+        <w:tc>
+          <w:tcPr>
+            <w:tcW w:w="3260" w:type="dxa"/>
+            <w:shd w:val="clear" w:color="auto" w:fill="auto"/>
+            <w:vAlign w:val="center"/>
+            <w:hideMark/>
+          </w:tcPr>
+          <w:p>
+            <w:pPr>
+              <w:spacing w:after="0" w:line="240" w:lineRule="auto"/>
+              <w:rPr>
+                <w:rFonts w:ascii="Times New Roman" w:eastAsia="Times New Roman" w:hAnsi="Times New Roman" w:cs="Times New Roman"/>
+                <w:color w:val="000000"/>
+                <w:sz w:val="24"/>
+                <w:szCs w:val="24"/>
+                <w:lang w:eastAsia="ru-RU"/>
+              </w:rPr>
+            </w:pPr>
+          </w:p>
+        </w:tc>
+        <w:tc>
+          <w:tcPr>
+            <w:tcW w:w="2410" w:type="dxa"/>
+            <w:shd w:val="clear" w:color="auto" w:fill="auto"/>
+            <w:vAlign w:val="center"/>
+            <w:hideMark/>
+          </w:tcPr>
+          <w:p>
+            <w:pPr>
+              <w:spacing w:after="0" w:line="240" w:lineRule="auto"/>
+              <w:rPr>
+                <w:rFonts w:ascii="Times New Roman" w:eastAsia="Times New Roman" w:hAnsi="Times New Roman" w:cs="Times New Roman"/>
+                <w:color w:val="000000"/>
+                <w:sz w:val="24"/>
+                <w:szCs w:val="24"/>
+                <w:lang w:eastAsia="ru-RU"/>
+              </w:rPr>
+            </w:pPr>
+          </w:p>
+        </w:tc>
+      </w:tr>
+      <w:tr>
+        <w:trPr>
+          <w:trHeight w:val="1845"/>
+        </w:trPr>
+        <w:tc>
+          <w:tcPr>
+            <w:tcW w:w="1276" w:type="dxa"/>
+            <w:shd w:val="clear" w:color="auto" w:fill="auto"/>
+            <w:vAlign w:val="center"/>
+            <w:hideMark/>
+          </w:tcPr>
+          <w:p>
+            <w:pPr>
+              <w:spacing w:after="0" w:line="240" w:lineRule="auto"/>
+              <w:rPr>
+                <w:rFonts w:ascii="Times New Roman" w:eastAsia="Times New Roman" w:hAnsi="Times New Roman" w:cs="Times New Roman"/>
+                <w:b/>
+                <w:bCs/>
+                <w:color w:val="000000"/>
+                <w:sz w:val="24"/>
+                <w:szCs w:val="24"/>
+                <w:lang w:eastAsia="ru-RU"/>
+              </w:rPr>
+            </w:pPr>
+            <w:r>
+              <w:rPr>
+                <w:rFonts w:ascii="Times New Roman" w:eastAsia="Times New Roman" w:hAnsi="Times New Roman" w:cs="Times New Roman"/>
+                <w:b/>
+                <w:bCs/>
+                <w:color w:val="000000"/>
+                <w:sz w:val="24"/>
+                <w:szCs w:val="24"/>
+                <w:lang w:eastAsia="ru-RU"/>
+              </w:rPr>
+              <w:t>Качество</w:t>
+            </w:r>
+          </w:p>
+        </w:tc>
+        <w:tc>
+          <w:tcPr>
+            <w:tcW w:w="3261" w:type="dxa"/>
+            <w:shd w:val="clear" w:color="auto" w:fill="auto"/>
+            <w:vAlign w:val="center"/>
+            <w:hideMark/>
+          </w:tcPr>
+          <w:p>
+            <w:pPr>
+              <w:spacing w:after="0" w:line="240" w:lineRule="auto"/>
+              <w:rPr>
+                <w:rFonts w:ascii="Times New Roman" w:eastAsia="Times New Roman" w:hAnsi="Times New Roman" w:cs="Times New Roman"/>
+                <w:color w:val="000000"/>
+                <w:sz w:val="24"/>
+                <w:szCs w:val="24"/>
+                <w:lang w:eastAsia="ru-RU"/>
+              </w:rPr>
+            </w:pPr>
+            <w:r>
+              <w:rPr>
+                <w:rFonts w:ascii="Times New Roman" w:eastAsia="Times New Roman" w:hAnsi="Times New Roman" w:cs="Times New Roman"/>
+                <w:color w:val="000000"/>
+                <w:sz w:val="24"/>
+                <w:szCs w:val="24"/>
+                <w:lang w:eastAsia="ru-RU"/>
+              </w:rPr>
+              <w:t>Система должна обеспечивать корректность фильтрации и отсутствие дуб</w:t>
+            </w:r>
+            <w:r>
+              <w:rPr>
+                <w:rFonts w:ascii="Times New Roman" w:eastAsia="Times New Roman" w:hAnsi="Times New Roman" w:cs="Times New Roman"/>
+                <w:color w:val="000000"/>
+                <w:sz w:val="24"/>
+                <w:szCs w:val="24"/>
+                <w:lang w:eastAsia="ru-RU"/>
+              </w:rPr>
+              <w:t>лирующих вакансий</w:t>
+            </w:r>
+            <w:r>
+              <w:rPr>
+                <w:rFonts w:ascii="Times New Roman" w:eastAsia="Times New Roman" w:hAnsi="Times New Roman" w:cs="Times New Roman"/>
+                <w:color w:val="000000"/>
+                <w:sz w:val="24"/>
+                <w:szCs w:val="24"/>
+                <w:lang w:eastAsia="ru-RU"/>
+              </w:rPr>
+              <w:t xml:space="preserve">; </w:t>
+            </w:r>
+            <w:r>
+              <w:rPr>
+                <w:rFonts w:ascii="Times New Roman" w:eastAsia="Times New Roman" w:hAnsi="Times New Roman" w:cs="Times New Roman"/>
+                <w:color w:val="000000"/>
+                <w:sz w:val="24"/>
+                <w:szCs w:val="24"/>
+                <w:lang w:eastAsia="ru-RU"/>
+              </w:rPr>
+              <w:t>все</w:t>
+            </w:r>
+            <w:r>
+              <w:rPr>
+                <w:rFonts w:ascii="Times New Roman" w:eastAsia="Times New Roman" w:hAnsi="Times New Roman" w:cs="Times New Roman"/>
+                <w:color w:val="000000"/>
+                <w:sz w:val="24"/>
+                <w:szCs w:val="24"/>
+                <w:lang w:eastAsia="ru-RU"/>
+              </w:rPr>
+              <w:t xml:space="preserve"> тест</w:t>
+            </w:r>
+            <w:r>
+              <w:rPr>
+                <w:rFonts w:ascii="Times New Roman" w:eastAsia="Times New Roman" w:hAnsi="Times New Roman" w:cs="Times New Roman"/>
+                <w:color w:val="000000"/>
+                <w:sz w:val="24"/>
+                <w:szCs w:val="24"/>
+                <w:lang w:eastAsia="ru-RU"/>
+              </w:rPr>
+              <w:t>ы на поиск вакансии</w:t>
+            </w:r>
+            <w:r>
+              <w:rPr>
+                <w:rFonts w:ascii="Times New Roman" w:eastAsia="Times New Roman" w:hAnsi="Times New Roman" w:cs="Times New Roman"/>
+                <w:color w:val="000000"/>
+                <w:sz w:val="24"/>
+                <w:szCs w:val="24"/>
+                <w:lang w:eastAsia="ru-RU"/>
+              </w:rPr>
+              <w:t xml:space="preserve"> должны быть успешными</w:t>
+            </w:r>
+          </w:p>
+        </w:tc>
+        <w:tc>
+          <w:tcPr>
+            <w:tcW w:w="3260" w:type="dxa"/>
+            <w:shd w:val="clear" w:color="auto" w:fill="auto"/>
+            <w:vAlign w:val="center"/>
+            <w:hideMark/>
+          </w:tcPr>
+          <w:p>
+            <w:pPr>
+              <w:spacing w:after="0" w:line="240" w:lineRule="auto"/>
+              <w:rPr>
+                <w:rFonts w:ascii="Times New Roman" w:eastAsia="Times New Roman" w:hAnsi="Times New Roman" w:cs="Times New Roman"/>
+                <w:color w:val="000000"/>
+                <w:sz w:val="24"/>
+                <w:szCs w:val="24"/>
+                <w:lang w:eastAsia="ru-RU"/>
+              </w:rPr>
+            </w:pPr>
+          </w:p>
+        </w:tc>
+        <w:tc>
+          <w:tcPr>
+            <w:tcW w:w="2410" w:type="dxa"/>
+            <w:shd w:val="clear" w:color="auto" w:fill="auto"/>
+            <w:vAlign w:val="center"/>
+            <w:hideMark/>
+          </w:tcPr>
+          <w:p>
+            <w:pPr>
+              <w:spacing w:after="0" w:line="240" w:lineRule="auto"/>
+              <w:rPr>
+                <w:rFonts w:ascii="Times New Roman" w:eastAsia="Times New Roman" w:hAnsi="Times New Roman" w:cs="Times New Roman"/>
+                <w:color w:val="000000"/>
+                <w:sz w:val="24"/>
+                <w:szCs w:val="24"/>
+                <w:lang w:eastAsia="ru-RU"/>
+              </w:rPr>
+            </w:pPr>
+          </w:p>
+        </w:tc>
+      </w:tr>
+      <w:tr>
+        <w:trPr>
+          <w:trHeight w:val="1186"/>
+        </w:trPr>
+        <w:tc>
+          <w:tcPr>
+            <w:tcW w:w="1276" w:type="dxa"/>
+            <w:shd w:val="clear" w:color="auto" w:fill="auto"/>
+            <w:vAlign w:val="center"/>
+            <w:hideMark/>
+          </w:tcPr>
+          <w:p>
+            <w:pPr>
+              <w:spacing w:after="0" w:line="240" w:lineRule="auto"/>
+              <w:rPr>
+                <w:rFonts w:ascii="Times New Roman" w:eastAsia="Times New Roman" w:hAnsi="Times New Roman" w:cs="Times New Roman"/>
+                <w:b/>
+                <w:bCs/>
+                <w:color w:val="000000"/>
+                <w:sz w:val="24"/>
+                <w:szCs w:val="24"/>
+                <w:lang w:eastAsia="ru-RU"/>
+              </w:rPr>
+            </w:pPr>
+            <w:r>
+              <w:rPr>
+                <w:rFonts w:ascii="Times New Roman" w:eastAsia="Times New Roman" w:hAnsi="Times New Roman" w:cs="Times New Roman"/>
+                <w:b/>
+                <w:bCs/>
+                <w:color w:val="000000"/>
+                <w:sz w:val="24"/>
+                <w:szCs w:val="24"/>
+                <w:lang w:eastAsia="ru-RU"/>
+              </w:rPr>
+              <w:t>Сроки</w:t>
+            </w:r>
+          </w:p>
+        </w:tc>
+        <w:tc>
+          <w:tcPr>
+            <w:tcW w:w="3261" w:type="dxa"/>
+            <w:shd w:val="clear" w:color="auto" w:fill="auto"/>
+            <w:vAlign w:val="center"/>
+            <w:hideMark/>
+          </w:tcPr>
+          <w:p>
+            <w:pPr>
+              <w:spacing w:after="0" w:line="240" w:lineRule="auto"/>
+              <w:rPr>
+                <w:rFonts w:ascii="Times New Roman" w:eastAsia="Times New Roman" w:hAnsi="Times New Roman" w:cs="Times New Roman"/>
+                <w:color w:val="000000"/>
+                <w:sz w:val="24"/>
+                <w:szCs w:val="24"/>
+                <w:lang w:eastAsia="ru-RU"/>
+              </w:rPr>
+            </w:pPr>
+          </w:p>
+        </w:tc>
+        <w:tc>
+          <w:tcPr>
+            <w:tcW w:w="3260" w:type="dxa"/>
+            <w:shd w:val="clear" w:color="auto" w:fill="auto"/>
+            <w:vAlign w:val="center"/>
+            <w:hideMark/>
+          </w:tcPr>
+          <w:p>
+            <w:pPr>
+              <w:spacing w:after="0" w:line="240" w:lineRule="auto"/>
+              <w:rPr>
+                <w:rFonts w:ascii="Times New Roman" w:eastAsia="Times New Roman" w:hAnsi="Times New Roman" w:cs="Times New Roman"/>
+                <w:color w:val="000000"/>
+                <w:sz w:val="24"/>
+                <w:szCs w:val="24"/>
+                <w:lang w:eastAsia="ru-RU"/>
+              </w:rPr>
+            </w:pPr>
+          </w:p>
+        </w:tc>
+        <w:tc>
+          <w:tcPr>
+            <w:tcW w:w="2410" w:type="dxa"/>
+            <w:shd w:val="clear" w:color="auto" w:fill="auto"/>
+            <w:vAlign w:val="center"/>
+            <w:hideMark/>
+          </w:tcPr>
+          <w:p>
+            <w:pPr>
+              <w:spacing w:after="0" w:line="240" w:lineRule="auto"/>
+              <w:rPr>
+                <w:rFonts w:ascii="Times New Roman" w:eastAsia="Times New Roman" w:hAnsi="Times New Roman" w:cs="Times New Roman"/>
+                <w:color w:val="000000"/>
+                <w:sz w:val="24"/>
+                <w:szCs w:val="24"/>
+                <w:lang w:eastAsia="ru-RU"/>
+              </w:rPr>
+            </w:pPr>
+            <w:r>
+              <w:rPr>
+                <w:rFonts w:ascii="Times New Roman" w:eastAsia="Times New Roman" w:hAnsi="Times New Roman" w:cs="Times New Roman"/>
+                <w:color w:val="000000"/>
+                <w:sz w:val="24"/>
+                <w:szCs w:val="24"/>
+                <w:lang w:eastAsia="ru-RU"/>
+              </w:rPr>
+              <w:t>Первый выпуск должен быть реализован в течении двух недель. Второй выпуск в течении следующих двух недель.</w:t>
+            </w:r>
+          </w:p>
+          <w:p>
+            <w:pPr>
+              <w:spacing w:after="0" w:line="240" w:lineRule="auto"/>
+              <w:rPr>
+                <w:rFonts w:ascii="Times New Roman" w:eastAsia="Times New Roman" w:hAnsi="Times New Roman" w:cs="Times New Roman"/>
+                <w:color w:val="000000"/>
+                <w:sz w:val="24"/>
+                <w:szCs w:val="24"/>
+                <w:lang w:eastAsia="ru-RU"/>
+              </w:rPr>
+            </w:pPr>
+            <w:r>
+              <w:rPr>
+                <w:rFonts w:ascii="Times New Roman" w:eastAsia="Times New Roman" w:hAnsi="Times New Roman" w:cs="Times New Roman"/>
+                <w:color w:val="000000"/>
+                <w:sz w:val="24"/>
+                <w:szCs w:val="24"/>
+                <w:lang w:eastAsia="ru-RU"/>
+              </w:rPr>
+              <w:t>Третий выпуск должен быть реализован в течении следующих трёх недель после выпуска второй версии</w:t>
+            </w:r>
+          </w:p>
+        </w:tc>
+      </w:tr>
+      <w:tr>
+        <w:trPr>
+          <w:trHeight w:val="1082"/>
+        </w:trPr>
+        <w:tc>
+          <w:tcPr>
+            <w:tcW w:w="1276" w:type="dxa"/>
+            <w:shd w:val="clear" w:color="auto" w:fill="auto"/>
+            <w:vAlign w:val="center"/>
+            <w:hideMark/>
+          </w:tcPr>
+          <w:p>
+            <w:pPr>
+              <w:spacing w:after="0" w:line="240" w:lineRule="auto"/>
+              <w:rPr>
+                <w:rFonts w:ascii="Times New Roman" w:eastAsia="Times New Roman" w:hAnsi="Times New Roman" w:cs="Times New Roman"/>
+                <w:b/>
+                <w:bCs/>
+                <w:color w:val="000000"/>
+                <w:sz w:val="24"/>
+                <w:szCs w:val="24"/>
+                <w:lang w:eastAsia="ru-RU"/>
+              </w:rPr>
+            </w:pPr>
+            <w:r>
+              <w:rPr>
+                <w:rFonts w:ascii="Times New Roman" w:eastAsia="Times New Roman" w:hAnsi="Times New Roman" w:cs="Times New Roman"/>
+                <w:b/>
+                <w:bCs/>
+                <w:color w:val="000000"/>
+                <w:sz w:val="24"/>
+                <w:szCs w:val="24"/>
+                <w:lang w:eastAsia="ru-RU"/>
+              </w:rPr>
+              <w:t>Затраты</w:t>
+            </w:r>
+          </w:p>
+        </w:tc>
+        <w:tc>
+          <w:tcPr>
+            <w:tcW w:w="3261" w:type="dxa"/>
+            <w:shd w:val="clear" w:color="auto" w:fill="auto"/>
+            <w:vAlign w:val="center"/>
+            <w:hideMark/>
+          </w:tcPr>
+          <w:p>
+            <w:pPr>
+              <w:spacing w:after="0" w:line="240" w:lineRule="auto"/>
+              <w:rPr>
+                <w:rFonts w:ascii="Times New Roman" w:eastAsia="Times New Roman" w:hAnsi="Times New Roman" w:cs="Times New Roman"/>
+                <w:color w:val="000000"/>
+                <w:sz w:val="24"/>
+                <w:szCs w:val="24"/>
+                <w:lang w:eastAsia="ru-RU"/>
+              </w:rPr>
+            </w:pPr>
+          </w:p>
+        </w:tc>
+        <w:tc>
+          <w:tcPr>
+            <w:tcW w:w="3260" w:type="dxa"/>
+            <w:shd w:val="clear" w:color="auto" w:fill="auto"/>
+            <w:vAlign w:val="center"/>
+            <w:hideMark/>
+          </w:tcPr>
+          <w:p>
+            <w:pPr>
+              <w:spacing w:after="0" w:line="240" w:lineRule="auto"/>
+              <w:rPr>
+                <w:rFonts w:ascii="Times New Roman" w:eastAsia="Times New Roman" w:hAnsi="Times New Roman" w:cs="Times New Roman"/>
+                <w:color w:val="000000"/>
+                <w:sz w:val="24"/>
+                <w:szCs w:val="24"/>
+                <w:lang w:eastAsia="ru-RU"/>
+              </w:rPr>
+            </w:pPr>
+            <w:r>
+              <w:rPr>
+                <w:rFonts w:ascii="Times New Roman" w:eastAsia="Times New Roman" w:hAnsi="Times New Roman" w:cs="Times New Roman"/>
+                <w:color w:val="000000"/>
+                <w:sz w:val="24"/>
+                <w:szCs w:val="24"/>
+                <w:lang w:eastAsia="ru-RU"/>
+              </w:rPr>
+              <w:t>Минимизация расходов на серверную инфраструктуру</w:t>
+            </w:r>
+          </w:p>
+        </w:tc>
+        <w:tc>
+          <w:tcPr>
+            <w:tcW w:w="2410" w:type="dxa"/>
+            <w:shd w:val="clear" w:color="auto" w:fill="auto"/>
+            <w:vAlign w:val="center"/>
+            <w:hideMark/>
+          </w:tcPr>
+          <w:p>
+            <w:pPr>
+              <w:spacing w:after="0" w:line="240" w:lineRule="auto"/>
+              <w:rPr>
+                <w:rFonts w:ascii="Times New Roman" w:eastAsia="Times New Roman" w:hAnsi="Times New Roman" w:cs="Times New Roman"/>
+                <w:color w:val="000000"/>
+                <w:sz w:val="24"/>
+                <w:szCs w:val="24"/>
+                <w:lang w:eastAsia="ru-RU"/>
+              </w:rPr>
+            </w:pPr>
+          </w:p>
+        </w:tc>
+      </w:tr>
+      <w:tr>
+        <w:trPr>
+          <w:trHeight w:val="837"/>
+        </w:trPr>
+        <w:tc>
+          <w:tcPr>
+            <w:tcW w:w="1276" w:type="dxa"/>
+            <w:shd w:val="clear" w:color="auto" w:fill="auto"/>
+            <w:vAlign w:val="center"/>
+            <w:hideMark/>
+          </w:tcPr>
+          <w:p>
+            <w:pPr>
+              <w:spacing w:after="0" w:line="240" w:lineRule="auto"/>
+              <w:rPr>
+                <w:rFonts w:ascii="Times New Roman" w:eastAsia="Times New Roman" w:hAnsi="Times New Roman" w:cs="Times New Roman"/>
+                <w:b/>
+                <w:bCs/>
+                <w:color w:val="000000"/>
+                <w:sz w:val="24"/>
+                <w:szCs w:val="24"/>
+                <w:lang w:eastAsia="ru-RU"/>
+              </w:rPr>
+            </w:pPr>
+            <w:r>
+              <w:rPr>
+                <w:rFonts w:ascii="Times New Roman" w:eastAsia="Times New Roman" w:hAnsi="Times New Roman" w:cs="Times New Roman"/>
+                <w:b/>
+                <w:bCs/>
+                <w:color w:val="000000"/>
+                <w:sz w:val="24"/>
+                <w:szCs w:val="24"/>
+                <w:lang w:eastAsia="ru-RU"/>
+              </w:rPr>
+              <w:t>Персонал</w:t>
+            </w:r>
+          </w:p>
+        </w:tc>
+        <w:tc>
+          <w:tcPr>
+            <w:tcW w:w="3261" w:type="dxa"/>
+            <w:shd w:val="clear" w:color="auto" w:fill="auto"/>
+            <w:vAlign w:val="center"/>
+            <w:hideMark/>
+          </w:tcPr>
+          <w:p>
+            <w:pPr>
+              <w:spacing w:after="0" w:line="240" w:lineRule="auto"/>
+              <w:rPr>
+                <w:rFonts w:ascii="Times New Roman" w:eastAsia="Times New Roman" w:hAnsi="Times New Roman" w:cs="Times New Roman"/>
+                <w:color w:val="000000"/>
+                <w:sz w:val="24"/>
+                <w:szCs w:val="24"/>
+                <w:lang w:eastAsia="ru-RU"/>
+              </w:rPr>
+            </w:pPr>
+          </w:p>
+        </w:tc>
+        <w:tc>
+          <w:tcPr>
+            <w:tcW w:w="3260" w:type="dxa"/>
+            <w:shd w:val="clear" w:color="auto" w:fill="auto"/>
+            <w:vAlign w:val="center"/>
+            <w:hideMark/>
+          </w:tcPr>
+          <w:p>
+            <w:pPr>
+              <w:spacing w:after="0" w:line="240" w:lineRule="auto"/>
+              <w:rPr>
+                <w:rFonts w:ascii="Times New Roman" w:eastAsia="Times New Roman" w:hAnsi="Times New Roman" w:cs="Times New Roman"/>
+                <w:color w:val="000000"/>
+                <w:sz w:val="24"/>
+                <w:szCs w:val="24"/>
+                <w:lang w:eastAsia="ru-RU"/>
+              </w:rPr>
+            </w:pPr>
+          </w:p>
+        </w:tc>
+        <w:tc>
+          <w:tcPr>
+            <w:tcW w:w="2410" w:type="dxa"/>
+            <w:shd w:val="clear" w:color="auto" w:fill="auto"/>
+            <w:vAlign w:val="center"/>
+            <w:hideMark/>
+          </w:tcPr>
+          <w:p>
+            <w:pPr>
+              <w:spacing w:after="0" w:line="240" w:lineRule="auto"/>
+              <w:rPr>
+                <w:rFonts w:ascii="Times New Roman" w:eastAsia="Times New Roman" w:hAnsi="Times New Roman" w:cs="Times New Roman"/>
+                <w:color w:val="000000"/>
+                <w:sz w:val="24"/>
+                <w:szCs w:val="24"/>
+                <w:lang w:eastAsia="ru-RU"/>
+              </w:rPr>
+            </w:pPr>
+            <w:r>
+              <w:rPr>
+                <w:rFonts w:ascii="Times New Roman" w:eastAsia="Times New Roman" w:hAnsi="Times New Roman" w:cs="Times New Roman"/>
+                <w:color w:val="000000"/>
+                <w:sz w:val="24"/>
+                <w:szCs w:val="24"/>
+                <w:lang w:eastAsia="ru-RU"/>
+              </w:rPr>
+              <w:t>Возможность привлечения фрилансеров при росте нагрузки</w:t>
+            </w:r>
+          </w:p>
+        </w:tc>
+      </w:tr>
+    </w:tbl>
+    <w:p>
+      <w:pPr>
+        <w:spacing w:after="0"/>
+        <w:rPr>
+          <w:rFonts w:ascii="Times New Roman" w:hAnsi="Times New Roman" w:cs="Times New Roman"/>
+          <w:sz w:val="28"/>
+          <w:szCs w:val="28"/>
+        </w:rPr>
+      </w:pPr>
+    </w:p>
+    <w:p>
+      <w:pPr>
+        <w:spacing w:after="0"/>
+        <w:rPr>
+          <w:rFonts w:ascii="Times New Roman" w:hAnsi="Times New Roman" w:cs="Times New Roman"/>
+          <w:b/>
+          <w:bCs/>
+          <w:sz w:val="28"/>
+          <w:szCs w:val="28"/>
+        </w:rPr>
+      </w:pPr>
+      <w:r>
+        <w:rPr>
+          <w:rFonts w:ascii="Times New Roman" w:hAnsi="Times New Roman" w:cs="Times New Roman"/>
+          <w:b/>
+          <w:bCs/>
+          <w:sz w:val="28"/>
+          <w:szCs w:val="28"/>
+        </w:rPr>
+        <w:t>Особенности развёртывания</w:t>
+      </w:r>
+    </w:p>
+    <w:p>
+      <w:pPr>
+        <w:spacing w:after="0"/>
+        <w:rPr>
+          <w:rFonts w:ascii="Times New Roman" w:hAnsi="Times New Roman" w:cs="Times New Roman"/>
+          <w:sz w:val="36"/>
+          <w:szCs w:val="36"/>
+        </w:rPr>
+      </w:pPr>
+      <w:r>
+        <w:rPr>
+          <w:rFonts w:ascii="Times New Roman" w:hAnsi="Times New Roman" w:cs="Times New Roman"/>
+          <w:sz w:val="28"/>
+          <w:szCs w:val="28"/>
+        </w:rPr>
+        <w:t>Так как клиенты взаимодействуют с системой исключительно через Telegram-бота, развертывание на рабочих местах пользователей не требуется. Доступ осуществляется с любых устройств: смартфонов, ПК, планшетов.</w:t>
       </w:r>
     </w:p>
     <w:sectPr>
@@ -1700,6 +4402,232 @@
 <file path=word/numbering.xml><?xml version="1.0" encoding="utf-8"?>
 <w:numbering xmlns:wpc="http://schemas.microsoft.com/office/word/2010/wordprocessingCanvas" xmlns:cx="http://schemas.microsoft.com/office/drawing/2014/chartex" xmlns:cx1="http://schemas.microsoft.com/office/drawing/2015/9/8/chartex" xmlns:cx2="http://schemas.microsoft.com/office/drawing/2015/10/21/chartex" xmlns:cx3="http://schemas.microsoft.com/office/drawing/2016/5/9/chartex" xmlns:cx4="http://schemas.microsoft.com/office/drawing/2016/5/10/chartex" xmlns:cx5="http://schemas.microsoft.com/office/drawing/2016/5/11/chartex" xmlns:cx6="http://schemas.microsoft.com/office/drawing/2016/5/12/chartex" xmlns:cx7="http://schemas.microsoft.com/office/drawing/2016/5/13/chartex" xmlns:cx8="http://schemas.microsoft.com/office/drawing/2016/5/14/chartex" xmlns:mc="http://schemas.openxmlformats.org/markup-compatibility/2006" xmlns:aink="http://schemas.microsoft.com/office/drawing/2016/ink" xmlns:am3d="http://schemas.microsoft.com/office/drawing/2017/model3d" xmlns:o="urn:schemas-microsoft-com:office:office" xmlns:r="http://schemas.openxmlformats.org/officeDocument/2006/relationships" xmlns:m="http://schemas.openxmlformats.org/officeDocument/2006/math" xmlns:v="urn:schemas-microsoft-com:vml" xmlns:wp14="http://schemas.microsoft.com/office/word/2010/wordprocessingDrawing" xmlns:wp="http://schemas.openxmlformats.org/drawingml/2006/wordprocessingDrawing" xmlns:w10="urn:schemas-microsoft-com:office:word" xmlns:w="http://schemas.openxmlformats.org/wordprocessingml/2006/main" xmlns:w14="http://schemas.microsoft.com/office/word/2010/wordml" xmlns:w15="http://schemas.microsoft.com/office/word/2012/wordml" xmlns:w16cex="http://schemas.microsoft.com/office/word/2018/wordml/cex" xmlns:w16cid="http://schemas.microsoft.com/office/word/2016/wordml/cid" xmlns:w16="http://schemas.microsoft.com/office/word/2018/wordml" xmlns:w16sdtdh="http://schemas.microsoft.com/office/word/2020/wordml/sdtdatahash" xmlns:w16se="http://schemas.microsoft.com/office/word/2015/wordml/symex" xmlns:wpg="http://schemas.microsoft.com/office/word/2010/wordprocessingGroup" xmlns:wpi="http://schemas.microsoft.com/office/word/2010/wordprocessingInk" xmlns:wne="http://schemas.microsoft.com/office/word/2006/wordml" xmlns:wps="http://schemas.microsoft.com/office/word/2010/wordprocessingShape" mc:Ignorable="w14 w15 w16se w16cid w16 w16cex w16sdtdh wp14">
   <w:abstractNum w:abstractNumId="0" w15:restartNumberingAfterBreak="0">
+    <w:nsid w:val="034B0C17"/>
+    <w:multiLevelType w:val="hybridMultilevel"/>
+    <w:tmpl w:val="E86405BC"/>
+    <w:lvl w:ilvl="0" w:tplc="04190001">
+      <w:start w:val="1"/>
+      <w:numFmt w:val="bullet"/>
+      <w:lvlText w:val=""/>
+      <w:lvlJc w:val="left"/>
+      <w:pPr>
+        <w:ind w:left="720" w:hanging="360"/>
+      </w:pPr>
+      <w:rPr>
+        <w:rFonts w:ascii="Symbol" w:hAnsi="Symbol" w:hint="default"/>
+      </w:rPr>
+    </w:lvl>
+    <w:lvl w:ilvl="1" w:tplc="04190003" w:tentative="1">
+      <w:start w:val="1"/>
+      <w:numFmt w:val="bullet"/>
+      <w:lvlText w:val="o"/>
+      <w:lvlJc w:val="left"/>
+      <w:pPr>
+        <w:ind w:left="1440" w:hanging="360"/>
+      </w:pPr>
+      <w:rPr>
+        <w:rFonts w:ascii="Courier New" w:hAnsi="Courier New" w:cs="Courier New" w:hint="default"/>
+      </w:rPr>
+    </w:lvl>
+    <w:lvl w:ilvl="2" w:tplc="04190005" w:tentative="1">
+      <w:start w:val="1"/>
+      <w:numFmt w:val="bullet"/>
+      <w:lvlText w:val=""/>
+      <w:lvlJc w:val="left"/>
+      <w:pPr>
+        <w:ind w:left="2160" w:hanging="360"/>
+      </w:pPr>
+      <w:rPr>
+        <w:rFonts w:ascii="Wingdings" w:hAnsi="Wingdings" w:hint="default"/>
+      </w:rPr>
+    </w:lvl>
+    <w:lvl w:ilvl="3" w:tplc="04190001" w:tentative="1">
+      <w:start w:val="1"/>
+      <w:numFmt w:val="bullet"/>
+      <w:lvlText w:val=""/>
+      <w:lvlJc w:val="left"/>
+      <w:pPr>
+        <w:ind w:left="2880" w:hanging="360"/>
+      </w:pPr>
+      <w:rPr>
+        <w:rFonts w:ascii="Symbol" w:hAnsi="Symbol" w:hint="default"/>
+      </w:rPr>
+    </w:lvl>
+    <w:lvl w:ilvl="4" w:tplc="04190003" w:tentative="1">
+      <w:start w:val="1"/>
+      <w:numFmt w:val="bullet"/>
+      <w:lvlText w:val="o"/>
+      <w:lvlJc w:val="left"/>
+      <w:pPr>
+        <w:ind w:left="3600" w:hanging="360"/>
+      </w:pPr>
+      <w:rPr>
+        <w:rFonts w:ascii="Courier New" w:hAnsi="Courier New" w:cs="Courier New" w:hint="default"/>
+      </w:rPr>
+    </w:lvl>
+    <w:lvl w:ilvl="5" w:tplc="04190005" w:tentative="1">
+      <w:start w:val="1"/>
+      <w:numFmt w:val="bullet"/>
+      <w:lvlText w:val=""/>
+      <w:lvlJc w:val="left"/>
+      <w:pPr>
+        <w:ind w:left="4320" w:hanging="360"/>
+      </w:pPr>
+      <w:rPr>
+        <w:rFonts w:ascii="Wingdings" w:hAnsi="Wingdings" w:hint="default"/>
+      </w:rPr>
+    </w:lvl>
+    <w:lvl w:ilvl="6" w:tplc="04190001" w:tentative="1">
+      <w:start w:val="1"/>
+      <w:numFmt w:val="bullet"/>
+      <w:lvlText w:val=""/>
+      <w:lvlJc w:val="left"/>
+      <w:pPr>
+        <w:ind w:left="5040" w:hanging="360"/>
+      </w:pPr>
+      <w:rPr>
+        <w:rFonts w:ascii="Symbol" w:hAnsi="Symbol" w:hint="default"/>
+      </w:rPr>
+    </w:lvl>
+    <w:lvl w:ilvl="7" w:tplc="04190003" w:tentative="1">
+      <w:start w:val="1"/>
+      <w:numFmt w:val="bullet"/>
+      <w:lvlText w:val="o"/>
+      <w:lvlJc w:val="left"/>
+      <w:pPr>
+        <w:ind w:left="5760" w:hanging="360"/>
+      </w:pPr>
+      <w:rPr>
+        <w:rFonts w:ascii="Courier New" w:hAnsi="Courier New" w:cs="Courier New" w:hint="default"/>
+      </w:rPr>
+    </w:lvl>
+    <w:lvl w:ilvl="8" w:tplc="04190005" w:tentative="1">
+      <w:start w:val="1"/>
+      <w:numFmt w:val="bullet"/>
+      <w:lvlText w:val=""/>
+      <w:lvlJc w:val="left"/>
+      <w:pPr>
+        <w:ind w:left="6480" w:hanging="360"/>
+      </w:pPr>
+      <w:rPr>
+        <w:rFonts w:ascii="Wingdings" w:hAnsi="Wingdings" w:hint="default"/>
+      </w:rPr>
+    </w:lvl>
+  </w:abstractNum>
+  <w:abstractNum w:abstractNumId="1" w15:restartNumberingAfterBreak="0">
+    <w:nsid w:val="35A413AB"/>
+    <w:multiLevelType w:val="hybridMultilevel"/>
+    <w:tmpl w:val="9BB62A52"/>
+    <w:lvl w:ilvl="0" w:tplc="04190001">
+      <w:start w:val="1"/>
+      <w:numFmt w:val="bullet"/>
+      <w:lvlText w:val=""/>
+      <w:lvlJc w:val="left"/>
+      <w:pPr>
+        <w:ind w:left="862" w:hanging="360"/>
+      </w:pPr>
+      <w:rPr>
+        <w:rFonts w:ascii="Symbol" w:hAnsi="Symbol" w:hint="default"/>
+      </w:rPr>
+    </w:lvl>
+    <w:lvl w:ilvl="1" w:tplc="04190003" w:tentative="1">
+      <w:start w:val="1"/>
+      <w:numFmt w:val="bullet"/>
+      <w:lvlText w:val="o"/>
+      <w:lvlJc w:val="left"/>
+      <w:pPr>
+        <w:ind w:left="1582" w:hanging="360"/>
+      </w:pPr>
+      <w:rPr>
+        <w:rFonts w:ascii="Courier New" w:hAnsi="Courier New" w:cs="Courier New" w:hint="default"/>
+      </w:rPr>
+    </w:lvl>
+    <w:lvl w:ilvl="2" w:tplc="04190005" w:tentative="1">
+      <w:start w:val="1"/>
+      <w:numFmt w:val="bullet"/>
+      <w:lvlText w:val=""/>
+      <w:lvlJc w:val="left"/>
+      <w:pPr>
+        <w:ind w:left="2302" w:hanging="360"/>
+      </w:pPr>
+      <w:rPr>
+        <w:rFonts w:ascii="Wingdings" w:hAnsi="Wingdings" w:hint="default"/>
+      </w:rPr>
+    </w:lvl>
+    <w:lvl w:ilvl="3" w:tplc="04190001" w:tentative="1">
+      <w:start w:val="1"/>
+      <w:numFmt w:val="bullet"/>
+      <w:lvlText w:val=""/>
+      <w:lvlJc w:val="left"/>
+      <w:pPr>
+        <w:ind w:left="3022" w:hanging="360"/>
+      </w:pPr>
+      <w:rPr>
+        <w:rFonts w:ascii="Symbol" w:hAnsi="Symbol" w:hint="default"/>
+      </w:rPr>
+    </w:lvl>
+    <w:lvl w:ilvl="4" w:tplc="04190003" w:tentative="1">
+      <w:start w:val="1"/>
+      <w:numFmt w:val="bullet"/>
+      <w:lvlText w:val="o"/>
+      <w:lvlJc w:val="left"/>
+      <w:pPr>
+        <w:ind w:left="3742" w:hanging="360"/>
+      </w:pPr>
+      <w:rPr>
+        <w:rFonts w:ascii="Courier New" w:hAnsi="Courier New" w:cs="Courier New" w:hint="default"/>
+      </w:rPr>
+    </w:lvl>
+    <w:lvl w:ilvl="5" w:tplc="04190005" w:tentative="1">
+      <w:start w:val="1"/>
+      <w:numFmt w:val="bullet"/>
+      <w:lvlText w:val=""/>
+      <w:lvlJc w:val="left"/>
+      <w:pPr>
+        <w:ind w:left="4462" w:hanging="360"/>
+      </w:pPr>
+      <w:rPr>
+        <w:rFonts w:ascii="Wingdings" w:hAnsi="Wingdings" w:hint="default"/>
+      </w:rPr>
+    </w:lvl>
+    <w:lvl w:ilvl="6" w:tplc="04190001" w:tentative="1">
+      <w:start w:val="1"/>
+      <w:numFmt w:val="bullet"/>
+      <w:lvlText w:val=""/>
+      <w:lvlJc w:val="left"/>
+      <w:pPr>
+        <w:ind w:left="5182" w:hanging="360"/>
+      </w:pPr>
+      <w:rPr>
+        <w:rFonts w:ascii="Symbol" w:hAnsi="Symbol" w:hint="default"/>
+      </w:rPr>
+    </w:lvl>
+    <w:lvl w:ilvl="7" w:tplc="04190003" w:tentative="1">
+      <w:start w:val="1"/>
+      <w:numFmt w:val="bullet"/>
+      <w:lvlText w:val="o"/>
+      <w:lvlJc w:val="left"/>
+      <w:pPr>
+        <w:ind w:left="5902" w:hanging="360"/>
+      </w:pPr>
+      <w:rPr>
+        <w:rFonts w:ascii="Courier New" w:hAnsi="Courier New" w:cs="Courier New" w:hint="default"/>
+      </w:rPr>
+    </w:lvl>
+    <w:lvl w:ilvl="8" w:tplc="04190005" w:tentative="1">
+      <w:start w:val="1"/>
+      <w:numFmt w:val="bullet"/>
+      <w:lvlText w:val=""/>
+      <w:lvlJc w:val="left"/>
+      <w:pPr>
+        <w:ind w:left="6622" w:hanging="360"/>
+      </w:pPr>
+      <w:rPr>
+        <w:rFonts w:ascii="Wingdings" w:hAnsi="Wingdings" w:hint="default"/>
+      </w:rPr>
+    </w:lvl>
+  </w:abstractNum>
+  <w:abstractNum w:abstractNumId="2" w15:restartNumberingAfterBreak="0">
     <w:nsid w:val="36615F06"/>
     <w:multiLevelType w:val="multilevel"/>
     <w:tmpl w:val="6C5A4A68"/>
@@ -1848,7 +4776,120 @@
       </w:rPr>
     </w:lvl>
   </w:abstractNum>
-  <w:abstractNum w:abstractNumId="1" w15:restartNumberingAfterBreak="0">
+  <w:abstractNum w:abstractNumId="3" w15:restartNumberingAfterBreak="0">
+    <w:nsid w:val="3AF203EC"/>
+    <w:multiLevelType w:val="hybridMultilevel"/>
+    <w:tmpl w:val="5DAE78C0"/>
+    <w:lvl w:ilvl="0" w:tplc="04190001">
+      <w:start w:val="1"/>
+      <w:numFmt w:val="bullet"/>
+      <w:lvlText w:val=""/>
+      <w:lvlJc w:val="left"/>
+      <w:pPr>
+        <w:ind w:left="720" w:hanging="360"/>
+      </w:pPr>
+      <w:rPr>
+        <w:rFonts w:ascii="Symbol" w:hAnsi="Symbol" w:hint="default"/>
+      </w:rPr>
+    </w:lvl>
+    <w:lvl w:ilvl="1" w:tplc="04190003" w:tentative="1">
+      <w:start w:val="1"/>
+      <w:numFmt w:val="bullet"/>
+      <w:lvlText w:val="o"/>
+      <w:lvlJc w:val="left"/>
+      <w:pPr>
+        <w:ind w:left="1440" w:hanging="360"/>
+      </w:pPr>
+      <w:rPr>
+        <w:rFonts w:ascii="Courier New" w:hAnsi="Courier New" w:cs="Courier New" w:hint="default"/>
+      </w:rPr>
+    </w:lvl>
+    <w:lvl w:ilvl="2" w:tplc="04190005" w:tentative="1">
+      <w:start w:val="1"/>
+      <w:numFmt w:val="bullet"/>
+      <w:lvlText w:val=""/>
+      <w:lvlJc w:val="left"/>
+      <w:pPr>
+        <w:ind w:left="2160" w:hanging="360"/>
+      </w:pPr>
+      <w:rPr>
+        <w:rFonts w:ascii="Wingdings" w:hAnsi="Wingdings" w:hint="default"/>
+      </w:rPr>
+    </w:lvl>
+    <w:lvl w:ilvl="3" w:tplc="04190001" w:tentative="1">
+      <w:start w:val="1"/>
+      <w:numFmt w:val="bullet"/>
+      <w:lvlText w:val=""/>
+      <w:lvlJc w:val="left"/>
+      <w:pPr>
+        <w:ind w:left="2880" w:hanging="360"/>
+      </w:pPr>
+      <w:rPr>
+        <w:rFonts w:ascii="Symbol" w:hAnsi="Symbol" w:hint="default"/>
+      </w:rPr>
+    </w:lvl>
+    <w:lvl w:ilvl="4" w:tplc="04190003" w:tentative="1">
+      <w:start w:val="1"/>
+      <w:numFmt w:val="bullet"/>
+      <w:lvlText w:val="o"/>
+      <w:lvlJc w:val="left"/>
+      <w:pPr>
+        <w:ind w:left="3600" w:hanging="360"/>
+      </w:pPr>
+      <w:rPr>
+        <w:rFonts w:ascii="Courier New" w:hAnsi="Courier New" w:cs="Courier New" w:hint="default"/>
+      </w:rPr>
+    </w:lvl>
+    <w:lvl w:ilvl="5" w:tplc="04190005" w:tentative="1">
+      <w:start w:val="1"/>
+      <w:numFmt w:val="bullet"/>
+      <w:lvlText w:val=""/>
+      <w:lvlJc w:val="left"/>
+      <w:pPr>
+        <w:ind w:left="4320" w:hanging="360"/>
+      </w:pPr>
+      <w:rPr>
+        <w:rFonts w:ascii="Wingdings" w:hAnsi="Wingdings" w:hint="default"/>
+      </w:rPr>
+    </w:lvl>
+    <w:lvl w:ilvl="6" w:tplc="04190001" w:tentative="1">
+      <w:start w:val="1"/>
+      <w:numFmt w:val="bullet"/>
+      <w:lvlText w:val=""/>
+      <w:lvlJc w:val="left"/>
+      <w:pPr>
+        <w:ind w:left="5040" w:hanging="360"/>
+      </w:pPr>
+      <w:rPr>
+        <w:rFonts w:ascii="Symbol" w:hAnsi="Symbol" w:hint="default"/>
+      </w:rPr>
+    </w:lvl>
+    <w:lvl w:ilvl="7" w:tplc="04190003" w:tentative="1">
+      <w:start w:val="1"/>
+      <w:numFmt w:val="bullet"/>
+      <w:lvlText w:val="o"/>
+      <w:lvlJc w:val="left"/>
+      <w:pPr>
+        <w:ind w:left="5760" w:hanging="360"/>
+      </w:pPr>
+      <w:rPr>
+        <w:rFonts w:ascii="Courier New" w:hAnsi="Courier New" w:cs="Courier New" w:hint="default"/>
+      </w:rPr>
+    </w:lvl>
+    <w:lvl w:ilvl="8" w:tplc="04190005" w:tentative="1">
+      <w:start w:val="1"/>
+      <w:numFmt w:val="bullet"/>
+      <w:lvlText w:val=""/>
+      <w:lvlJc w:val="left"/>
+      <w:pPr>
+        <w:ind w:left="6480" w:hanging="360"/>
+      </w:pPr>
+      <w:rPr>
+        <w:rFonts w:ascii="Wingdings" w:hAnsi="Wingdings" w:hint="default"/>
+      </w:rPr>
+    </w:lvl>
+  </w:abstractNum>
+  <w:abstractNum w:abstractNumId="4" w15:restartNumberingAfterBreak="0">
     <w:nsid w:val="3D2C03AF"/>
     <w:multiLevelType w:val="hybridMultilevel"/>
     <w:tmpl w:val="47863578"/>
@@ -1937,7 +4978,233 @@
       </w:pPr>
     </w:lvl>
   </w:abstractNum>
-  <w:abstractNum w:abstractNumId="2" w15:restartNumberingAfterBreak="0">
+  <w:abstractNum w:abstractNumId="5" w15:restartNumberingAfterBreak="0">
+    <w:nsid w:val="4D770233"/>
+    <w:multiLevelType w:val="hybridMultilevel"/>
+    <w:tmpl w:val="16029A1E"/>
+    <w:lvl w:ilvl="0" w:tplc="04190001">
+      <w:start w:val="1"/>
+      <w:numFmt w:val="bullet"/>
+      <w:lvlText w:val=""/>
+      <w:lvlJc w:val="left"/>
+      <w:pPr>
+        <w:ind w:left="720" w:hanging="360"/>
+      </w:pPr>
+      <w:rPr>
+        <w:rFonts w:ascii="Symbol" w:hAnsi="Symbol" w:hint="default"/>
+      </w:rPr>
+    </w:lvl>
+    <w:lvl w:ilvl="1" w:tplc="04190003" w:tentative="1">
+      <w:start w:val="1"/>
+      <w:numFmt w:val="bullet"/>
+      <w:lvlText w:val="o"/>
+      <w:lvlJc w:val="left"/>
+      <w:pPr>
+        <w:ind w:left="1440" w:hanging="360"/>
+      </w:pPr>
+      <w:rPr>
+        <w:rFonts w:ascii="Courier New" w:hAnsi="Courier New" w:cs="Courier New" w:hint="default"/>
+      </w:rPr>
+    </w:lvl>
+    <w:lvl w:ilvl="2" w:tplc="04190005" w:tentative="1">
+      <w:start w:val="1"/>
+      <w:numFmt w:val="bullet"/>
+      <w:lvlText w:val=""/>
+      <w:lvlJc w:val="left"/>
+      <w:pPr>
+        <w:ind w:left="2160" w:hanging="360"/>
+      </w:pPr>
+      <w:rPr>
+        <w:rFonts w:ascii="Wingdings" w:hAnsi="Wingdings" w:hint="default"/>
+      </w:rPr>
+    </w:lvl>
+    <w:lvl w:ilvl="3" w:tplc="04190001" w:tentative="1">
+      <w:start w:val="1"/>
+      <w:numFmt w:val="bullet"/>
+      <w:lvlText w:val=""/>
+      <w:lvlJc w:val="left"/>
+      <w:pPr>
+        <w:ind w:left="2880" w:hanging="360"/>
+      </w:pPr>
+      <w:rPr>
+        <w:rFonts w:ascii="Symbol" w:hAnsi="Symbol" w:hint="default"/>
+      </w:rPr>
+    </w:lvl>
+    <w:lvl w:ilvl="4" w:tplc="04190003" w:tentative="1">
+      <w:start w:val="1"/>
+      <w:numFmt w:val="bullet"/>
+      <w:lvlText w:val="o"/>
+      <w:lvlJc w:val="left"/>
+      <w:pPr>
+        <w:ind w:left="3600" w:hanging="360"/>
+      </w:pPr>
+      <w:rPr>
+        <w:rFonts w:ascii="Courier New" w:hAnsi="Courier New" w:cs="Courier New" w:hint="default"/>
+      </w:rPr>
+    </w:lvl>
+    <w:lvl w:ilvl="5" w:tplc="04190005" w:tentative="1">
+      <w:start w:val="1"/>
+      <w:numFmt w:val="bullet"/>
+      <w:lvlText w:val=""/>
+      <w:lvlJc w:val="left"/>
+      <w:pPr>
+        <w:ind w:left="4320" w:hanging="360"/>
+      </w:pPr>
+      <w:rPr>
+        <w:rFonts w:ascii="Wingdings" w:hAnsi="Wingdings" w:hint="default"/>
+      </w:rPr>
+    </w:lvl>
+    <w:lvl w:ilvl="6" w:tplc="04190001" w:tentative="1">
+      <w:start w:val="1"/>
+      <w:numFmt w:val="bullet"/>
+      <w:lvlText w:val=""/>
+      <w:lvlJc w:val="left"/>
+      <w:pPr>
+        <w:ind w:left="5040" w:hanging="360"/>
+      </w:pPr>
+      <w:rPr>
+        <w:rFonts w:ascii="Symbol" w:hAnsi="Symbol" w:hint="default"/>
+      </w:rPr>
+    </w:lvl>
+    <w:lvl w:ilvl="7" w:tplc="04190003" w:tentative="1">
+      <w:start w:val="1"/>
+      <w:numFmt w:val="bullet"/>
+      <w:lvlText w:val="o"/>
+      <w:lvlJc w:val="left"/>
+      <w:pPr>
+        <w:ind w:left="5760" w:hanging="360"/>
+      </w:pPr>
+      <w:rPr>
+        <w:rFonts w:ascii="Courier New" w:hAnsi="Courier New" w:cs="Courier New" w:hint="default"/>
+      </w:rPr>
+    </w:lvl>
+    <w:lvl w:ilvl="8" w:tplc="04190005" w:tentative="1">
+      <w:start w:val="1"/>
+      <w:numFmt w:val="bullet"/>
+      <w:lvlText w:val=""/>
+      <w:lvlJc w:val="left"/>
+      <w:pPr>
+        <w:ind w:left="6480" w:hanging="360"/>
+      </w:pPr>
+      <w:rPr>
+        <w:rFonts w:ascii="Wingdings" w:hAnsi="Wingdings" w:hint="default"/>
+      </w:rPr>
+    </w:lvl>
+  </w:abstractNum>
+  <w:abstractNum w:abstractNumId="6" w15:restartNumberingAfterBreak="0">
+    <w:nsid w:val="599620FD"/>
+    <w:multiLevelType w:val="hybridMultilevel"/>
+    <w:tmpl w:val="6C463F7E"/>
+    <w:lvl w:ilvl="0" w:tplc="04190001">
+      <w:start w:val="1"/>
+      <w:numFmt w:val="bullet"/>
+      <w:lvlText w:val=""/>
+      <w:lvlJc w:val="left"/>
+      <w:pPr>
+        <w:ind w:left="1428" w:hanging="360"/>
+      </w:pPr>
+      <w:rPr>
+        <w:rFonts w:ascii="Symbol" w:hAnsi="Symbol" w:hint="default"/>
+      </w:rPr>
+    </w:lvl>
+    <w:lvl w:ilvl="1" w:tplc="04190003" w:tentative="1">
+      <w:start w:val="1"/>
+      <w:numFmt w:val="bullet"/>
+      <w:lvlText w:val="o"/>
+      <w:lvlJc w:val="left"/>
+      <w:pPr>
+        <w:ind w:left="2148" w:hanging="360"/>
+      </w:pPr>
+      <w:rPr>
+        <w:rFonts w:ascii="Courier New" w:hAnsi="Courier New" w:cs="Courier New" w:hint="default"/>
+      </w:rPr>
+    </w:lvl>
+    <w:lvl w:ilvl="2" w:tplc="04190005" w:tentative="1">
+      <w:start w:val="1"/>
+      <w:numFmt w:val="bullet"/>
+      <w:lvlText w:val=""/>
+      <w:lvlJc w:val="left"/>
+      <w:pPr>
+        <w:ind w:left="2868" w:hanging="360"/>
+      </w:pPr>
+      <w:rPr>
+        <w:rFonts w:ascii="Wingdings" w:hAnsi="Wingdings" w:hint="default"/>
+      </w:rPr>
+    </w:lvl>
+    <w:lvl w:ilvl="3" w:tplc="04190001" w:tentative="1">
+      <w:start w:val="1"/>
+      <w:numFmt w:val="bullet"/>
+      <w:lvlText w:val=""/>
+      <w:lvlJc w:val="left"/>
+      <w:pPr>
+        <w:ind w:left="3588" w:hanging="360"/>
+      </w:pPr>
+      <w:rPr>
+        <w:rFonts w:ascii="Symbol" w:hAnsi="Symbol" w:hint="default"/>
+      </w:rPr>
+    </w:lvl>
+    <w:lvl w:ilvl="4" w:tplc="04190003" w:tentative="1">
+      <w:start w:val="1"/>
+      <w:numFmt w:val="bullet"/>
+      <w:lvlText w:val="o"/>
+      <w:lvlJc w:val="left"/>
+      <w:pPr>
+        <w:ind w:left="4308" w:hanging="360"/>
+      </w:pPr>
+      <w:rPr>
+        <w:rFonts w:ascii="Courier New" w:hAnsi="Courier New" w:cs="Courier New" w:hint="default"/>
+      </w:rPr>
+    </w:lvl>
+    <w:lvl w:ilvl="5" w:tplc="04190005" w:tentative="1">
+      <w:start w:val="1"/>
+      <w:numFmt w:val="bullet"/>
+      <w:lvlText w:val=""/>
+      <w:lvlJc w:val="left"/>
+      <w:pPr>
+        <w:ind w:left="5028" w:hanging="360"/>
+      </w:pPr>
+      <w:rPr>
+        <w:rFonts w:ascii="Wingdings" w:hAnsi="Wingdings" w:hint="default"/>
+      </w:rPr>
+    </w:lvl>
+    <w:lvl w:ilvl="6" w:tplc="04190001" w:tentative="1">
+      <w:start w:val="1"/>
+      <w:numFmt w:val="bullet"/>
+      <w:lvlText w:val=""/>
+      <w:lvlJc w:val="left"/>
+      <w:pPr>
+        <w:ind w:left="5748" w:hanging="360"/>
+      </w:pPr>
+      <w:rPr>
+        <w:rFonts w:ascii="Symbol" w:hAnsi="Symbol" w:hint="default"/>
+      </w:rPr>
+    </w:lvl>
+    <w:lvl w:ilvl="7" w:tplc="04190003" w:tentative="1">
+      <w:start w:val="1"/>
+      <w:numFmt w:val="bullet"/>
+      <w:lvlText w:val="o"/>
+      <w:lvlJc w:val="left"/>
+      <w:pPr>
+        <w:ind w:left="6468" w:hanging="360"/>
+      </w:pPr>
+      <w:rPr>
+        <w:rFonts w:ascii="Courier New" w:hAnsi="Courier New" w:cs="Courier New" w:hint="default"/>
+      </w:rPr>
+    </w:lvl>
+    <w:lvl w:ilvl="8" w:tplc="04190005" w:tentative="1">
+      <w:start w:val="1"/>
+      <w:numFmt w:val="bullet"/>
+      <w:lvlText w:val=""/>
+      <w:lvlJc w:val="left"/>
+      <w:pPr>
+        <w:ind w:left="7188" w:hanging="360"/>
+      </w:pPr>
+      <w:rPr>
+        <w:rFonts w:ascii="Wingdings" w:hAnsi="Wingdings" w:hint="default"/>
+      </w:rPr>
+    </w:lvl>
+  </w:abstractNum>
+  <w:abstractNum w:abstractNumId="7" w15:restartNumberingAfterBreak="0">
     <w:nsid w:val="77DE50B8"/>
     <w:multiLevelType w:val="hybridMultilevel"/>
     <w:tmpl w:val="F00CAF60"/>
@@ -2051,12 +5318,27 @@
     </w:lvl>
   </w:abstractNum>
   <w:num w:numId="1">
+    <w:abstractNumId w:val="4"/>
+  </w:num>
+  <w:num w:numId="2">
+    <w:abstractNumId w:val="7"/>
+  </w:num>
+  <w:num w:numId="3">
+    <w:abstractNumId w:val="2"/>
+  </w:num>
+  <w:num w:numId="4">
     <w:abstractNumId w:val="1"/>
   </w:num>
-  <w:num w:numId="2">
-    <w:abstractNumId w:val="2"/>
+  <w:num w:numId="5">
+    <w:abstractNumId w:val="5"/>
   </w:num>
-  <w:num w:numId="3">
+  <w:num w:numId="6">
+    <w:abstractNumId w:val="6"/>
+  </w:num>
+  <w:num w:numId="7">
+    <w:abstractNumId w:val="3"/>
+  </w:num>
+  <w:num w:numId="8">
     <w:abstractNumId w:val="0"/>
   </w:num>
 </w:numbering>
